--- a/대본/6부/05화_Follow-Up.docx
+++ b/대본/6부/05화_Follow-Up.docx
@@ -3043,13 +3043,13 @@
         </w:numPr>
       </w:pPr>
       <w:r>
-        <w:t xml:space="preserve">MARCUS: Voicemail?</w:t>
-      </w:r>
-      <w:r>
-        <w:t xml:space="preserve"> </w:t>
-      </w:r>
-      <w:r>
-        <w:t xml:space="preserve">마커스: 음성 사서함?</w:t>
+        <w:t xml:space="preserve">NOAH: Voicemail. …Claire, it’s me. A strike. I land at two p.m. on the third. I’m so sorry.</w:t>
+      </w:r>
+      <w:r>
+        <w:t xml:space="preserve"> </w:t>
+      </w:r>
+      <w:r>
+        <w:t xml:space="preserve">노아: 음성 사서함. …클레어, 나야. 파업이야. 3일 오후 2시에 도착해. 정말 미안해.</w:t>
       </w:r>
     </w:p>
     <w:p>
@@ -3060,13 +3060,13 @@
         </w:numPr>
       </w:pPr>
       <w:r>
-        <w:t xml:space="preserve">NOAH: Claire, it’s me. There’s a strike. I’ll land at two p.m. on the third. I’m so sorry.</w:t>
-      </w:r>
-      <w:r>
-        <w:t xml:space="preserve"> </w:t>
-      </w:r>
-      <w:r>
-        <w:t xml:space="preserve">노아: 클레어, 나야. 파업이 났어. 3일 오후 2시에 도착해. 정말 미안해.</w:t>
+        <w:t xml:space="preserve">MARCUS: She’ll call back. Give her time.</w:t>
+      </w:r>
+      <w:r>
+        <w:t xml:space="preserve"> </w:t>
+      </w:r>
+      <w:r>
+        <w:t xml:space="preserve">마커스: 다시 전화할 거야. 시간을 줘.</w:t>
       </w:r>
     </w:p>
     <w:p>
@@ -3077,13 +3077,37 @@
         </w:numPr>
       </w:pPr>
       <w:r>
-        <w:t xml:space="preserve">MARCUS: She’ll call back.</w:t>
-      </w:r>
-      <w:r>
-        <w:t xml:space="preserve"> </w:t>
-      </w:r>
-      <w:r>
-        <w:t xml:space="preserve">마커스: 다시 전화할 거야.</w:t>
+        <w:t xml:space="preserve">NOAH: She texted. Two words.</w:t>
+      </w:r>
+      <w:r>
+        <w:t xml:space="preserve"> </w:t>
+      </w:r>
+      <w:r>
+        <w:t xml:space="preserve">“</w:t>
+      </w:r>
+      <w:r>
+        <w:t xml:space="preserve">It’s okay.</w:t>
+      </w:r>
+      <w:r>
+        <w:t xml:space="preserve">”</w:t>
+      </w:r>
+      <w:r>
+        <w:t xml:space="preserve"> </w:t>
+      </w:r>
+      <w:r>
+        <w:t xml:space="preserve">노아: 문자 왔어. 두 단어.</w:t>
+      </w:r>
+      <w:r>
+        <w:t xml:space="preserve"> </w:t>
+      </w:r>
+      <w:r>
+        <w:t xml:space="preserve">“</w:t>
+      </w:r>
+      <w:r>
+        <w:t xml:space="preserve">괜찮아.</w:t>
+      </w:r>
+      <w:r>
+        <w:t xml:space="preserve">”</w:t>
       </w:r>
     </w:p>
     <w:p>
@@ -3094,7 +3118,7 @@
         </w:numPr>
       </w:pPr>
       <w:r>
-        <w:t xml:space="preserve">NOAH: She texted. Two words.</w:t>
+        <w:t xml:space="preserve">MARCUS: Noah. Denise taught me something. When an engineer says</w:t>
       </w:r>
       <w:r>
         <w:t xml:space="preserve"> </w:t>
@@ -3103,7 +3127,7 @@
         <w:t xml:space="preserve">“</w:t>
       </w:r>
       <w:r>
-        <w:t xml:space="preserve">It’s okay.</w:t>
+        <w:t xml:space="preserve">it’s okay,</w:t>
       </w:r>
       <w:r>
         <w:t xml:space="preserve">”</w:t>
@@ -3112,7 +3136,13 @@
         <w:t xml:space="preserve"> </w:t>
       </w:r>
       <w:r>
-        <w:t xml:space="preserve">노아: 문자 왔어. 두 단어.</w:t>
+        <w:t xml:space="preserve">check the load.</w:t>
+      </w:r>
+      <w:r>
+        <w:t xml:space="preserve"> </w:t>
+      </w:r>
+      <w:r>
+        <w:t xml:space="preserve">마커스: 노아. 데니스가 가르쳐 준 게 있어. 엔지니어가</w:t>
       </w:r>
       <w:r>
         <w:t xml:space="preserve"> </w:t>
@@ -3121,11 +3151,14 @@
         <w:t xml:space="preserve">“</w:t>
       </w:r>
       <w:r>
-        <w:t xml:space="preserve">괜찮아.</w:t>
+        <w:t xml:space="preserve">괜찮아</w:t>
       </w:r>
       <w:r>
         <w:t xml:space="preserve">”</w:t>
       </w:r>
+      <w:r>
+        <w:t xml:space="preserve">라고 하면, 하중을 확인해.</w:t>
+      </w:r>
     </w:p>
     <w:p>
       <w:pPr>
@@ -3135,46 +3168,13 @@
         </w:numPr>
       </w:pPr>
       <w:r>
-        <w:t xml:space="preserve">MARCUS: Noah. Denise taught me something. When an engineer says</w:t>
-      </w:r>
-      <w:r>
-        <w:t xml:space="preserve"> </w:t>
-      </w:r>
-      <w:r>
-        <w:t xml:space="preserve">“</w:t>
-      </w:r>
-      <w:r>
-        <w:t xml:space="preserve">it’s okay,</w:t>
-      </w:r>
-      <w:r>
-        <w:t xml:space="preserve">”</w:t>
-      </w:r>
-      <w:r>
-        <w:t xml:space="preserve"> </w:t>
-      </w:r>
-      <w:r>
-        <w:t xml:space="preserve">check the load.</w:t>
-      </w:r>
-      <w:r>
-        <w:t xml:space="preserve"> </w:t>
-      </w:r>
-      <w:r>
-        <w:t xml:space="preserve">마커스: 노아. 데니스가 가르쳐 준 게 있어. 엔지니어가</w:t>
-      </w:r>
-      <w:r>
-        <w:t xml:space="preserve"> </w:t>
-      </w:r>
-      <w:r>
-        <w:t xml:space="preserve">“</w:t>
-      </w:r>
-      <w:r>
-        <w:t xml:space="preserve">괜찮아</w:t>
-      </w:r>
-      <w:r>
-        <w:t xml:space="preserve">”</w:t>
-      </w:r>
-      <w:r>
-        <w:t xml:space="preserve">라고 하면, 하중을 확인해.</w:t>
+        <w:t xml:space="preserve">NOAH: Check the load?</w:t>
+      </w:r>
+      <w:r>
+        <w:t xml:space="preserve"> </w:t>
+      </w:r>
+      <w:r>
+        <w:t xml:space="preserve">노아: 하중을 확인하라고?</w:t>
       </w:r>
     </w:p>
     <w:p>
@@ -3185,13 +3185,13 @@
         </w:numPr>
       </w:pPr>
       <w:r>
-        <w:t xml:space="preserve">NOAH: What does that mean?</w:t>
-      </w:r>
-      <w:r>
-        <w:t xml:space="preserve"> </w:t>
-      </w:r>
-      <w:r>
-        <w:t xml:space="preserve">노아: 그게 무슨 뜻이야?</w:t>
+        <w:t xml:space="preserve">MARCUS: Something’s carrying more than it should. And you won’t see the crack until later.</w:t>
+      </w:r>
+      <w:r>
+        <w:t xml:space="preserve"> </w:t>
+      </w:r>
+      <w:r>
+        <w:t xml:space="preserve">마커스: 뭔가가 감당할 수 있는 것보다 많이 지고 있다는 거야. 그리고 금은 나중에야 보이지.</w:t>
       </w:r>
     </w:p>
     <w:p>
@@ -3202,13 +3202,13 @@
         </w:numPr>
       </w:pPr>
       <w:r>
-        <w:t xml:space="preserve">MARCUS: It means something’s carrying more than it should. And you won’t see the crack until later.</w:t>
-      </w:r>
-      <w:r>
-        <w:t xml:space="preserve"> </w:t>
-      </w:r>
-      <w:r>
-        <w:t xml:space="preserve">마커스: 뭔가가 감당할 수 있는 것보다 많이 지고 있다는 뜻이야. 그리고 금은 나중에야 보이지.</w:t>
+        <w:t xml:space="preserve">NOAH: …Then I’ll go straight from the airport to her. Bridge or no bridge.</w:t>
+      </w:r>
+      <w:r>
+        <w:t xml:space="preserve"> </w:t>
+      </w:r>
+      <w:r>
+        <w:t xml:space="preserve">노아: …그럼 공항에서 바로 그 사람한테 갈게. 다리가 있든 없든.</w:t>
       </w:r>
     </w:p>
     <w:p>

--- a/대본/6부/05화_Follow-Up.docx
+++ b/대본/6부/05화_Follow-Up.docx
@@ -2,7 +2,7 @@
 <file path=word/document.xml><?xml version="1.0" encoding="utf-8"?>
 <w:document xmlns:w="http://schemas.openxmlformats.org/wordprocessingml/2006/main" xmlns:m="http://schemas.openxmlformats.org/officeDocument/2006/math" xmlns:r="http://schemas.openxmlformats.org/officeDocument/2006/relationships" xmlns:o="urn:schemas-microsoft-com:office:office" xmlns:v="urn:schemas-microsoft-com:vml" xmlns:w10="urn:schemas-microsoft-com:office:word" xmlns:a="http://schemas.openxmlformats.org/drawingml/2006/main" xmlns:pic="http://schemas.openxmlformats.org/drawingml/2006/picture" xmlns:wp="http://schemas.openxmlformats.org/drawingml/2006/wordprocessingDrawing">
   <w:body>
-    <w:bookmarkStart w:id="31" w:name="ship-it-6부-5화"/>
+    <w:bookmarkStart w:id="32" w:name="ship-it-6부-5화"/>
     <w:p>
       <w:pPr>
         <w:pStyle w:val="Heading1"/>
@@ -92,7 +92,7 @@
         <w:t xml:space="preserve"> </w:t>
       </w:r>
       <w:r>
-        <w:t xml:space="preserve">- 규칙: 지문 없음. 전 화 100% 「화자명: 대사」. 1턴 20단어 이내(이메일 인용 예외 2줄, 40단어 이내).</w:t>
+        <w:t xml:space="preserve">- 규칙: 지문 없음. 전 화 100% 「화자명: 대사」. 1턴 20단어 이내 + 긴 턴 10~15회(30~60단어)(이메일 인용 예외 2줄, 40단어 이내).</w:t>
       </w:r>
       <w:r>
         <w:t xml:space="preserve"> </w:t>
@@ -393,13 +393,13 @@
         </w:numPr>
       </w:pPr>
       <w:r>
-        <w:t xml:space="preserve">ZOE: Follow-ups go out within forty-eight hours. Or they forget us. Paris is full of booths.</w:t>
-      </w:r>
-      <w:r>
-        <w:t xml:space="preserve"> </w:t>
-      </w:r>
-      <w:r>
-        <w:t xml:space="preserve">조이: 후속 연락은 48시간 안에 나가야 해요. 아니면 우릴 잊어요. 파리는 부스로 가득하잖아요.</w:t>
+        <w:t xml:space="preserve">ZOE: Follow-ups go out within forty-eight hours, or they forget us. Paris is full of booths, and every doctor here met dozens of companies this week. By next week, we’re just one more card in a hotel drawer, unless our email arrives first.</w:t>
+      </w:r>
+      <w:r>
+        <w:t xml:space="preserve"> </w:t>
+      </w:r>
+      <w:r>
+        <w:t xml:space="preserve">조이: 후속 연락은 48시간 안에 나가야 해요. 아니면 우릴 잊어요. 파리는 부스로 가득하고, 여기 의사들은 이번 주에 수십 개 회사를 만났어요. 다음 주면 우린 호텔 서랍 속 명함 한 장일 뿐이에요. 우리 이메일이 먼저 도착하지 않는 한.</w:t>
       </w:r>
     </w:p>
     <w:p>
@@ -735,13 +735,13 @@
         </w:numPr>
       </w:pPr>
       <w:r>
-        <w:t xml:space="preserve">TASHA: Thirty-one. Most asked when training starts. Sarah Whitfield asked three times.</w:t>
-      </w:r>
-      <w:r>
-        <w:t xml:space="preserve"> </w:t>
-      </w:r>
-      <w:r>
-        <w:t xml:space="preserve">타샤: 서른하나. 대부분 교육이 언제 시작되냐고 물었어요. 세라 휫필드는 세 번 물었고요.</w:t>
+        <w:t xml:space="preserve">TASHA: Thirty-one. Most of them asked when the training starts, not when the product arrives, which tells you something about the UK. And Sarah Whitfield asked three times. By the third time, I wrote her name in capitals.</w:t>
+      </w:r>
+      <w:r>
+        <w:t xml:space="preserve"> </w:t>
+      </w:r>
+      <w:r>
+        <w:t xml:space="preserve">타샤: 서른하나. 대부분 제품이 언제 오냐가 아니라 교육이 언제 시작되냐고 물었어요. 그게 영국에 대해 뭔가를 말해 주죠. 그리고 세라 휫필드는 세 번 물었어요. 세 번째엔 이름을 대문자로 적어 뒀어요.</w:t>
       </w:r>
     </w:p>
     <w:p>
@@ -854,13 +854,13 @@
         </w:numPr>
       </w:pPr>
       <w:r>
-        <w:t xml:space="preserve">SOFIA: Fifty-two who will answer our email. That’s not small. That’s a real list.</w:t>
-      </w:r>
-      <w:r>
-        <w:t xml:space="preserve"> </w:t>
-      </w:r>
-      <w:r>
-        <w:t xml:space="preserve">소피아: 우리 이메일에 답할 52명이에요. 적은 게 아니에요. 진짜 명단이죠.</w:t>
+        <w:t xml:space="preserve">SOFIA: Fifty-two people who will actually answer our email. That’s not small, Noah. Hundreds of badge scans feel exciting, but most of those people just wanted a free card. Fifty-two doctors who can buy, follow our rule, and asked real questions is a real list.</w:t>
+      </w:r>
+      <w:r>
+        <w:t xml:space="preserve"> </w:t>
+      </w:r>
+      <w:r>
+        <w:t xml:space="preserve">소피아: 우리 이메일에 실제로 답할 52명이에요. 적은 게 아니에요, 노아. 배지 스캔 수백 건은 신나 보이지만, 대부분은 무료 카드를 원했을 뿐이에요. 살 수 있고, 우리 규칙을 따르고, 진짜 질문을 한 의사 52명. 그게 진짜 명단이에요.</w:t>
       </w:r>
     </w:p>
     <w:p>
@@ -1053,13 +1053,13 @@
         </w:numPr>
       </w:pPr>
       <w:r>
-        <w:t xml:space="preserve">ZOE: Then polite and careful. A short thank-you. No business. Not yet.</w:t>
-      </w:r>
-      <w:r>
-        <w:t xml:space="preserve"> </w:t>
-      </w:r>
-      <w:r>
-        <w:t xml:space="preserve">조이: 그럼 예의 바르고 조심스럽게. 짧은 감사 인사. 사업 얘기 없이. 아직은.</w:t>
+        <w:t xml:space="preserve">ZOE: Then polite and careful. A short thank-you, and no business, not yet. She works for the company Halvern chose over Seorin, so anything we write could end up on someone else’s desk. Three sentences, warm, and nothing we’d regret seeing forwarded.</w:t>
+      </w:r>
+      <w:r>
+        <w:t xml:space="preserve"> </w:t>
+      </w:r>
+      <w:r>
+        <w:t xml:space="preserve">조이: 그럼 예의 바르고 조심스럽게. 짧은 감사 인사, 사업 얘기는 없이, 아직은요. 할번이 서린 대신 고른 회사에서 일하는 사람이니까, 우리가 쓰는 건 뭐든 다른 사람 책상에 올라갈 수 있어요. 세 문장, 따뜻하게, 그리고 전달돼도 후회하지 않을 내용만.</w:t>
       </w:r>
     </w:p>
     <w:p>
@@ -1256,13 +1256,13 @@
         </w:numPr>
       </w:pPr>
       <w:r>
-        <w:t xml:space="preserve">SOFIA: A general newsletter. Opt-in only. GDPR. We can’t just email Europeans.</w:t>
-      </w:r>
-      <w:r>
-        <w:t xml:space="preserve"> </w:t>
-      </w:r>
-      <w:r>
-        <w:t xml:space="preserve">소피아: 일반 뉴스레터. 옵트인만. GDPR. 유럽인한텐 그냥 이메일을 보낼 수 없어요.</w:t>
+        <w:t xml:space="preserve">SOFIA: A general newsletter, and opt-in only, because of GDPR. In Europe, we can’t just email everyone whose badge we scanned. They have to agree first, and if we ignore that, the fine could cost more than the whole booth.</w:t>
+      </w:r>
+      <w:r>
+        <w:t xml:space="preserve"> </w:t>
+      </w:r>
+      <w:r>
+        <w:t xml:space="preserve">소피아: 일반 뉴스레터요. 옵트인만. GDPR 때문에요. 유럽에선 배지를 스캔한 사람 모두에게 그냥 이메일을 보낼 수 없어요. 먼저 동의를 받아야 하고, 그걸 무시하면 벌금이 부스 전체 비용보다 더 나올 수도 있어요.</w:t>
       </w:r>
     </w:p>
     <w:p>
@@ -1712,7 +1712,76 @@
         </w:numPr>
       </w:pPr>
       <w:r>
-        <w:t xml:space="preserve">ZOE:</w:t>
+        <w:t xml:space="preserve">ZOE: Exactly.</w:t>
+      </w:r>
+      <w:r>
+        <w:t xml:space="preserve"> </w:t>
+      </w:r>
+      <w:r>
+        <w:t xml:space="preserve">‘</w:t>
+      </w:r>
+      <w:r>
+        <w:t xml:space="preserve">As discussed</w:t>
+      </w:r>
+      <w:r>
+        <w:t xml:space="preserve">’</w:t>
+      </w:r>
+      <w:r>
+        <w:t xml:space="preserve"> </w:t>
+      </w:r>
+      <w:r>
+        <w:t xml:space="preserve">is polite British, and he’ll understand it perfectly. It’s not a question, and it’s not a new demand. It quietly reminds him that the rule was already on the table in Paris, which makes it a condition, not an opening offer.</w:t>
+      </w:r>
+      <w:r>
+        <w:t xml:space="preserve"> </w:t>
+      </w:r>
+      <w:r>
+        <w:t xml:space="preserve">조이: 바로 그거예요. ’논의한 대로’는 정중한 영국식이고, 그 사람은 완벽하게 알아들을 거예요. 질문도 아니고, 새로운 요구도 아니에요. 그 규칙이 이미 파리에서 테이블 위에 있었다는 걸 조용히 상기시키는 거죠. 그래서 그건 협상의 출발점이 아니라 조건이 돼요.</w:t>
+      </w:r>
+    </w:p>
+    <w:p>
+      <w:pPr>
+        <w:numPr>
+          <w:ilvl w:val="0"/>
+          <w:numId w:val="1003"/>
+        </w:numPr>
+      </w:pPr>
+      <w:r>
+        <w:t xml:space="preserve">TASHA: Can I write Sarah’s? She asked about training three times.</w:t>
+      </w:r>
+      <w:r>
+        <w:t xml:space="preserve"> </w:t>
+      </w:r>
+      <w:r>
+        <w:t xml:space="preserve">타샤: 세라 것 제가 써도 돼요? 교육에 대해 세 번 물었잖아요.</w:t>
+      </w:r>
+    </w:p>
+    <w:p>
+      <w:pPr>
+        <w:numPr>
+          <w:ilvl w:val="0"/>
+          <w:numId w:val="1003"/>
+        </w:numPr>
+      </w:pPr>
+      <w:r>
+        <w:t xml:space="preserve">ZOE: Go.</w:t>
+      </w:r>
+      <w:r>
+        <w:t xml:space="preserve"> </w:t>
+      </w:r>
+      <w:r>
+        <w:t xml:space="preserve">조이: 하세요.</w:t>
+      </w:r>
+    </w:p>
+    <w:p>
+      <w:pPr>
+        <w:numPr>
+          <w:ilvl w:val="0"/>
+          <w:numId w:val="1003"/>
+        </w:numPr>
+      </w:pPr>
+      <w:r>
+        <w:t xml:space="preserve">TASHA:</w:t>
       </w:r>
       <w:r>
         <w:t xml:space="preserve"> </w:t>
@@ -1721,7 +1790,7 @@
         <w:t xml:space="preserve">“</w:t>
       </w:r>
       <w:r>
-        <w:t xml:space="preserve">As discussed.</w:t>
+        <w:t xml:space="preserve">Dear Sarah, thank you for the kitchen story. It stayed with me. Our first UK training is planned for June.</w:t>
       </w:r>
       <w:r>
         <w:t xml:space="preserve">”</w:t>
@@ -1730,13 +1799,7 @@
         <w:t xml:space="preserve"> </w:t>
       </w:r>
       <w:r>
-        <w:t xml:space="preserve">That’s polite British. He’ll understand. It’s not a question. It’s a condition.</w:t>
-      </w:r>
-      <w:r>
-        <w:t xml:space="preserve"> </w:t>
-      </w:r>
-      <w:r>
-        <w:t xml:space="preserve">조이:</w:t>
+        <w:t xml:space="preserve">타샤:</w:t>
       </w:r>
       <w:r>
         <w:t xml:space="preserve"> </w:t>
@@ -1745,17 +1808,11 @@
         <w:t xml:space="preserve">“</w:t>
       </w:r>
       <w:r>
-        <w:t xml:space="preserve">논의한 대로.</w:t>
+        <w:t xml:space="preserve">세라 씨께, 부엌 이야기 감사합니다. 마음에 남았어요. 첫 영국 교육은 6월로 계획 중입니다.</w:t>
       </w:r>
       <w:r>
         <w:t xml:space="preserve">”</w:t>
       </w:r>
-      <w:r>
-        <w:t xml:space="preserve"> </w:t>
-      </w:r>
-      <w:r>
-        <w:t xml:space="preserve">그게 정중한 영국식이에요. 이해할 거예요. 질문이 아니라. 조건이죠.</w:t>
-      </w:r>
     </w:p>
     <w:p>
       <w:pPr>
@@ -1765,13 +1822,76 @@
         </w:numPr>
       </w:pPr>
       <w:r>
-        <w:t xml:space="preserve">TASHA: Can I write Sarah’s? She asked about training three times.</w:t>
-      </w:r>
-      <w:r>
-        <w:t xml:space="preserve"> </w:t>
-      </w:r>
-      <w:r>
-        <w:t xml:space="preserve">타샤: 세라 것 제가 써도 돼요? 교육에 대해 세 번 물었잖아요.</w:t>
+        <w:t xml:space="preserve">ELENA:</w:t>
+      </w:r>
+      <w:r>
+        <w:t xml:space="preserve"> </w:t>
+      </w:r>
+      <w:r>
+        <w:t xml:space="preserve">“</w:t>
+      </w:r>
+      <w:r>
+        <w:t xml:space="preserve">Planned.</w:t>
+      </w:r>
+      <w:r>
+        <w:t xml:space="preserve">”</w:t>
+      </w:r>
+      <w:r>
+        <w:t xml:space="preserve"> </w:t>
+      </w:r>
+      <w:r>
+        <w:t xml:space="preserve">Not</w:t>
+      </w:r>
+      <w:r>
+        <w:t xml:space="preserve"> </w:t>
+      </w:r>
+      <w:r>
+        <w:t xml:space="preserve">“</w:t>
+      </w:r>
+      <w:r>
+        <w:t xml:space="preserve">confirmed.</w:t>
+      </w:r>
+      <w:r>
+        <w:t xml:space="preserve">”</w:t>
+      </w:r>
+      <w:r>
+        <w:t xml:space="preserve"> </w:t>
+      </w:r>
+      <w:r>
+        <w:t xml:space="preserve">Good.</w:t>
+      </w:r>
+      <w:r>
+        <w:t xml:space="preserve"> </w:t>
+      </w:r>
+      <w:r>
+        <w:t xml:space="preserve">엘레나:</w:t>
+      </w:r>
+      <w:r>
+        <w:t xml:space="preserve"> </w:t>
+      </w:r>
+      <w:r>
+        <w:t xml:space="preserve">“</w:t>
+      </w:r>
+      <w:r>
+        <w:t xml:space="preserve">계획 중.</w:t>
+      </w:r>
+      <w:r>
+        <w:t xml:space="preserve">”</w:t>
+      </w:r>
+      <w:r>
+        <w:t xml:space="preserve"> </w:t>
+      </w:r>
+      <w:r>
+        <w:t xml:space="preserve">“</w:t>
+      </w:r>
+      <w:r>
+        <w:t xml:space="preserve">확정</w:t>
+      </w:r>
+      <w:r>
+        <w:t xml:space="preserve">”</w:t>
+      </w:r>
+      <w:r>
+        <w:t xml:space="preserve">이 아니라. 좋아요.</w:t>
       </w:r>
     </w:p>
     <w:p>
@@ -1782,13 +1902,37 @@
         </w:numPr>
       </w:pPr>
       <w:r>
-        <w:t xml:space="preserve">ZOE: Go.</w:t>
-      </w:r>
-      <w:r>
-        <w:t xml:space="preserve"> </w:t>
-      </w:r>
-      <w:r>
-        <w:t xml:space="preserve">조이: 하세요.</w:t>
+        <w:t xml:space="preserve">TASHA:</w:t>
+      </w:r>
+      <w:r>
+        <w:t xml:space="preserve"> </w:t>
+      </w:r>
+      <w:r>
+        <w:t xml:space="preserve">“</w:t>
+      </w:r>
+      <w:r>
+        <w:t xml:space="preserve">Would you like to help us design it? For UK nurses? We’d pay for your time.</w:t>
+      </w:r>
+      <w:r>
+        <w:t xml:space="preserve">”</w:t>
+      </w:r>
+      <w:r>
+        <w:t xml:space="preserve"> </w:t>
+      </w:r>
+      <w:r>
+        <w:t xml:space="preserve">타샤:</w:t>
+      </w:r>
+      <w:r>
+        <w:t xml:space="preserve"> </w:t>
+      </w:r>
+      <w:r>
+        <w:t xml:space="preserve">“</w:t>
+      </w:r>
+      <w:r>
+        <w:t xml:space="preserve">영국 간호사를 위한 교육 설계를 도와주시겠어요? 시간에 대한 보수를 드릴게요.</w:t>
+      </w:r>
+      <w:r>
+        <w:t xml:space="preserve">”</w:t>
       </w:r>
     </w:p>
     <w:p>
@@ -1799,7 +1943,24 @@
         </w:numPr>
       </w:pPr>
       <w:r>
-        <w:t xml:space="preserve">TASHA:</w:t>
+        <w:t xml:space="preserve">SOFIA: Good work deserves payment. Zoe’s rule.</w:t>
+      </w:r>
+      <w:r>
+        <w:t xml:space="preserve"> </w:t>
+      </w:r>
+      <w:r>
+        <w:t xml:space="preserve">소피아: 좋은 일엔 대가가. 조이의 규칙.</w:t>
+      </w:r>
+    </w:p>
+    <w:p>
+      <w:pPr>
+        <w:numPr>
+          <w:ilvl w:val="0"/>
+          <w:numId w:val="1003"/>
+        </w:numPr>
+      </w:pPr>
+      <w:r>
+        <w:t xml:space="preserve">ELENA:</w:t>
       </w:r>
       <w:r>
         <w:t xml:space="preserve"> </w:t>
@@ -1808,7 +1969,7 @@
         <w:t xml:space="preserve">“</w:t>
       </w:r>
       <w:r>
-        <w:t xml:space="preserve">Dear Sarah, thank you for the kitchen story. It stayed with me. Our first UK training is planned for June.</w:t>
+        <w:t xml:space="preserve">Dear Dr. Marchand. As promised, fifty French cards. For your residents. And for anyone who forgets step one.</w:t>
       </w:r>
       <w:r>
         <w:t xml:space="preserve">”</w:t>
@@ -1817,7 +1978,7 @@
         <w:t xml:space="preserve"> </w:t>
       </w:r>
       <w:r>
-        <w:t xml:space="preserve">타샤:</w:t>
+        <w:t xml:space="preserve">엘레나:</w:t>
       </w:r>
       <w:r>
         <w:t xml:space="preserve"> </w:t>
@@ -1826,7 +1987,7 @@
         <w:t xml:space="preserve">“</w:t>
       </w:r>
       <w:r>
-        <w:t xml:space="preserve">세라 씨께, 부엌 이야기 감사합니다. 마음에 남았어요. 첫 영국 교육은 6월로 계획 중입니다.</w:t>
+        <w:t xml:space="preserve">마르샹 선생님께. 약속드린 대로 프랑스어 카드 50장. 전공의들을 위해. 그리고 1단계를 잊는 모든 분을 위해.</w:t>
       </w:r>
       <w:r>
         <w:t xml:space="preserve">”</w:t>
@@ -1840,76 +2001,13 @@
         </w:numPr>
       </w:pPr>
       <w:r>
-        <w:t xml:space="preserve">ELENA:</w:t>
-      </w:r>
-      <w:r>
-        <w:t xml:space="preserve"> </w:t>
-      </w:r>
-      <w:r>
-        <w:t xml:space="preserve">“</w:t>
-      </w:r>
-      <w:r>
-        <w:t xml:space="preserve">Planned.</w:t>
-      </w:r>
-      <w:r>
-        <w:t xml:space="preserve">”</w:t>
-      </w:r>
-      <w:r>
-        <w:t xml:space="preserve"> </w:t>
-      </w:r>
-      <w:r>
-        <w:t xml:space="preserve">Not</w:t>
-      </w:r>
-      <w:r>
-        <w:t xml:space="preserve"> </w:t>
-      </w:r>
-      <w:r>
-        <w:t xml:space="preserve">“</w:t>
-      </w:r>
-      <w:r>
-        <w:t xml:space="preserve">confirmed.</w:t>
-      </w:r>
-      <w:r>
-        <w:t xml:space="preserve">”</w:t>
-      </w:r>
-      <w:r>
-        <w:t xml:space="preserve"> </w:t>
-      </w:r>
-      <w:r>
-        <w:t xml:space="preserve">Good.</w:t>
-      </w:r>
-      <w:r>
-        <w:t xml:space="preserve"> </w:t>
-      </w:r>
-      <w:r>
-        <w:t xml:space="preserve">엘레나:</w:t>
-      </w:r>
-      <w:r>
-        <w:t xml:space="preserve"> </w:t>
-      </w:r>
-      <w:r>
-        <w:t xml:space="preserve">“</w:t>
-      </w:r>
-      <w:r>
-        <w:t xml:space="preserve">계획 중.</w:t>
-      </w:r>
-      <w:r>
-        <w:t xml:space="preserve">”</w:t>
-      </w:r>
-      <w:r>
-        <w:t xml:space="preserve"> </w:t>
-      </w:r>
-      <w:r>
-        <w:t xml:space="preserve">“</w:t>
-      </w:r>
-      <w:r>
-        <w:t xml:space="preserve">확정</w:t>
-      </w:r>
-      <w:r>
-        <w:t xml:space="preserve">”</w:t>
-      </w:r>
-      <w:r>
-        <w:t xml:space="preserve">이 아니라. 좋아요.</w:t>
+        <w:t xml:space="preserve">ZOE: Fifty? You promised ten.</w:t>
+      </w:r>
+      <w:r>
+        <w:t xml:space="preserve"> </w:t>
+      </w:r>
+      <w:r>
+        <w:t xml:space="preserve">조이: 50장? 10장 약속했잖아요.</w:t>
       </w:r>
     </w:p>
     <w:p>
@@ -1920,129 +2018,13 @@
         </w:numPr>
       </w:pPr>
       <w:r>
-        <w:t xml:space="preserve">TASHA:</w:t>
-      </w:r>
-      <w:r>
-        <w:t xml:space="preserve"> </w:t>
-      </w:r>
-      <w:r>
-        <w:t xml:space="preserve">“</w:t>
-      </w:r>
-      <w:r>
-        <w:t xml:space="preserve">Would you like to help us design it? For UK nurses? We’d pay for your time.</w:t>
-      </w:r>
-      <w:r>
-        <w:t xml:space="preserve">”</w:t>
-      </w:r>
-      <w:r>
-        <w:t xml:space="preserve"> </w:t>
-      </w:r>
-      <w:r>
-        <w:t xml:space="preserve">타샤:</w:t>
-      </w:r>
-      <w:r>
-        <w:t xml:space="preserve"> </w:t>
-      </w:r>
-      <w:r>
-        <w:t xml:space="preserve">“</w:t>
-      </w:r>
-      <w:r>
-        <w:t xml:space="preserve">영국 간호사를 위한 교육 설계를 도와주시겠어요? 시간에 대한 보수를 드릴게요.</w:t>
-      </w:r>
-      <w:r>
-        <w:t xml:space="preserve">”</w:t>
-      </w:r>
-    </w:p>
-    <w:p>
-      <w:pPr>
-        <w:numPr>
-          <w:ilvl w:val="0"/>
-          <w:numId w:val="1003"/>
-        </w:numPr>
-      </w:pPr>
-      <w:r>
-        <w:t xml:space="preserve">SOFIA: Good work deserves payment. Zoe’s rule.</w:t>
-      </w:r>
-      <w:r>
-        <w:t xml:space="preserve"> </w:t>
-      </w:r>
-      <w:r>
-        <w:t xml:space="preserve">소피아: 좋은 일엔 대가가. 조이의 규칙.</w:t>
-      </w:r>
-    </w:p>
-    <w:p>
-      <w:pPr>
-        <w:numPr>
-          <w:ilvl w:val="0"/>
-          <w:numId w:val="1003"/>
-        </w:numPr>
-      </w:pPr>
-      <w:r>
-        <w:t xml:space="preserve">ELENA:</w:t>
-      </w:r>
-      <w:r>
-        <w:t xml:space="preserve"> </w:t>
-      </w:r>
-      <w:r>
-        <w:t xml:space="preserve">“</w:t>
-      </w:r>
-      <w:r>
-        <w:t xml:space="preserve">Dear Dr. Marchand. As promised, fifty French cards. For your residents. And for anyone who forgets step one.</w:t>
-      </w:r>
-      <w:r>
-        <w:t xml:space="preserve">”</w:t>
-      </w:r>
-      <w:r>
-        <w:t xml:space="preserve"> </w:t>
-      </w:r>
-      <w:r>
-        <w:t xml:space="preserve">엘레나:</w:t>
-      </w:r>
-      <w:r>
-        <w:t xml:space="preserve"> </w:t>
-      </w:r>
-      <w:r>
-        <w:t xml:space="preserve">“</w:t>
-      </w:r>
-      <w:r>
-        <w:t xml:space="preserve">마르샹 선생님께. 약속드린 대로 프랑스어 카드 50장. 전공의들을 위해. 그리고 1단계를 잊는 모든 분을 위해.</w:t>
-      </w:r>
-      <w:r>
-        <w:t xml:space="preserve">”</w:t>
-      </w:r>
-    </w:p>
-    <w:p>
-      <w:pPr>
-        <w:numPr>
-          <w:ilvl w:val="0"/>
-          <w:numId w:val="1003"/>
-        </w:numPr>
-      </w:pPr>
-      <w:r>
-        <w:t xml:space="preserve">ZOE: Fifty? You promised ten.</w:t>
-      </w:r>
-      <w:r>
-        <w:t xml:space="preserve"> </w:t>
-      </w:r>
-      <w:r>
-        <w:t xml:space="preserve">조이: 50장? 10장 약속했잖아요.</w:t>
-      </w:r>
-    </w:p>
-    <w:p>
-      <w:pPr>
-        <w:numPr>
-          <w:ilvl w:val="0"/>
-          <w:numId w:val="1003"/>
-        </w:numPr>
-      </w:pPr>
-      <w:r>
-        <w:t xml:space="preserve">ELENA: She’ll share them. French doctors talk to each other at long lunches.</w:t>
-      </w:r>
-      <w:r>
-        <w:t xml:space="preserve"> </w:t>
-      </w:r>
-      <w:r>
-        <w:t xml:space="preserve">엘레나: 나눠 줄 거예요. 프랑스 의사들은 긴 점심 때 서로 얘기하거든요.</w:t>
+        <w:t xml:space="preserve">ELENA: She’ll share them, I’m sure. French doctors talk to each other at those long lunches, and one card in the right hand travels further than any ad we could buy. Forty extra cards cost us almost nothing. A forgotten step one costs a patient.</w:t>
+      </w:r>
+      <w:r>
+        <w:t xml:space="preserve"> </w:t>
+      </w:r>
+      <w:r>
+        <w:t xml:space="preserve">엘레나: 분명 나눠 줄 거예요. 프랑스 의사들은 그 긴 점심 때 서로 얘기하거든요. 맞는 사람 손에 들어간 카드 한 장이 우리가 살 수 있는 어떤 광고보다 멀리 가요. 카드 40장 더 드는 건 거의 공짜예요. 잊어버린 1단계는 환자에게 대가를 치르게 하고요.</w:t>
       </w:r>
     </w:p>
     <w:p>
@@ -2445,13 +2427,13 @@
         </w:numPr>
       </w:pPr>
       <w:r>
-        <w:t xml:space="preserve">SOFIA: So let’s say expected value. Fifty percent chance each. About one point five million. For one ninety-six spent.</w:t>
-      </w:r>
-      <w:r>
-        <w:t xml:space="preserve"> </w:t>
-      </w:r>
-      <w:r>
-        <w:t xml:space="preserve">소피아: 그럼 기대 가치로 말하죠. 각각 50% 확률. 약 150만. 19만 6천을 써서.</w:t>
+        <w:t xml:space="preserve">SOFIA: Fair. So let’s use expected value instead. Give each deal a fifty percent chance, which is honest for a first meeting. That’s about one point five million in expected value, for one ninety-six spent. Not a promise, Marcus. A reasonable estimate.</w:t>
+      </w:r>
+      <w:r>
+        <w:t xml:space="preserve"> </w:t>
+      </w:r>
+      <w:r>
+        <w:t xml:space="preserve">소피아: 맞아요. 그럼 대신 기대 가치로 말하죠. 거래마다 50% 확률을 줘요. 첫 미팅이면 그게 솔직한 수치예요. 그러면 기대 가치가 약 150만, 19만 6천을 써서요. 약속이 아니에요, 마커스. 합리적인 추정이에요.</w:t>
       </w:r>
     </w:p>
     <w:p>
@@ -2479,7 +2461,42 @@
         </w:numPr>
       </w:pPr>
       <w:r>
-        <w:t xml:space="preserve">ELENA: And the things we can’t count? Céline forgetting step one? Two hundred thirty nurses saying</w:t>
+        <w:t xml:space="preserve">ELENA: And what about the things we can’t count? A Paris dermatologist with twenty years of experience forgetting step one, and then asking for cards for her residents. Two hundred thirty nurses writing</w:t>
+      </w:r>
+      <w:r>
+        <w:t xml:space="preserve"> </w:t>
+      </w:r>
+      <w:r>
+        <w:t xml:space="preserve">‘</w:t>
+      </w:r>
+      <w:r>
+        <w:t xml:space="preserve">please</w:t>
+      </w:r>
+      <w:r>
+        <w:t xml:space="preserve">’</w:t>
+      </w:r>
+      <w:r>
+        <w:t xml:space="preserve"> </w:t>
+      </w:r>
+      <w:r>
+        <w:t xml:space="preserve">on a paper sheet. No spreadsheet shows that, but it’s why we went.</w:t>
+      </w:r>
+      <w:r>
+        <w:t xml:space="preserve"> </w:t>
+      </w:r>
+      <w:r>
+        <w:t xml:space="preserve">엘레나: 그럼 셀 수 없는 것들은요? 20년 경력의 파리 피부과 의사가 1단계를 잊고, 그다음 전공의들을 위해 카드를 달라고 한 것. 간호사 230명이 종이에 ’제발’이라고 쓴 것. 어떤 스프레드시트에도 안 나오지만, 그게 우리가 간 이유예요.</w:t>
+      </w:r>
+    </w:p>
+    <w:p>
+      <w:pPr>
+        <w:numPr>
+          <w:ilvl w:val="0"/>
+          <w:numId w:val="1004"/>
+        </w:numPr>
+      </w:pPr>
+      <w:r>
+        <w:t xml:space="preserve">MARCUS: Those go in the notes. Under</w:t>
       </w:r>
       <w:r>
         <w:t xml:space="preserve"> </w:t>
@@ -2488,19 +2505,16 @@
         <w:t xml:space="preserve">“</w:t>
       </w:r>
       <w:r>
-        <w:t xml:space="preserve">please</w:t>
+        <w:t xml:space="preserve">reasons we exist.</w:t>
       </w:r>
       <w:r>
         <w:t xml:space="preserve">”</w:t>
       </w:r>
       <w:r>
-        <w:t xml:space="preserve">?</w:t>
-      </w:r>
-      <w:r>
-        <w:t xml:space="preserve"> </w:t>
-      </w:r>
-      <w:r>
-        <w:t xml:space="preserve">엘레나: 그럼 셀 수 없는 것들은요? 1단계를 잊은 셀린?</w:t>
+        <w:t xml:space="preserve"> </w:t>
+      </w:r>
+      <w:r>
+        <w:t xml:space="preserve">마커스: 그건 메모에 넣어.</w:t>
       </w:r>
       <w:r>
         <w:t xml:space="preserve"> </w:t>
@@ -2509,13 +2523,16 @@
         <w:t xml:space="preserve">“</w:t>
       </w:r>
       <w:r>
-        <w:t xml:space="preserve">제발</w:t>
+        <w:t xml:space="preserve">우리가 존재하는 이유</w:t>
       </w:r>
       <w:r>
         <w:t xml:space="preserve">”</w:t>
       </w:r>
       <w:r>
-        <w:t xml:space="preserve">이라고 쓴 간호사 230명?</w:t>
+        <w:t xml:space="preserve"> </w:t>
+      </w:r>
+      <w:r>
+        <w:t xml:space="preserve">아래에.</w:t>
       </w:r>
     </w:p>
     <w:p>
@@ -2526,43 +2543,13 @@
         </w:numPr>
       </w:pPr>
       <w:r>
-        <w:t xml:space="preserve">MARCUS: Those go in the notes. Under</w:t>
-      </w:r>
-      <w:r>
-        <w:t xml:space="preserve"> </w:t>
-      </w:r>
-      <w:r>
-        <w:t xml:space="preserve">“</w:t>
-      </w:r>
-      <w:r>
-        <w:t xml:space="preserve">reasons we exist.</w:t>
-      </w:r>
-      <w:r>
-        <w:t xml:space="preserve">”</w:t>
-      </w:r>
-      <w:r>
-        <w:t xml:space="preserve"> </w:t>
-      </w:r>
-      <w:r>
-        <w:t xml:space="preserve">마커스: 그건 메모에 넣어.</w:t>
-      </w:r>
-      <w:r>
-        <w:t xml:space="preserve"> </w:t>
-      </w:r>
-      <w:r>
-        <w:t xml:space="preserve">“</w:t>
-      </w:r>
-      <w:r>
-        <w:t xml:space="preserve">우리가 존재하는 이유</w:t>
-      </w:r>
-      <w:r>
-        <w:t xml:space="preserve">”</w:t>
-      </w:r>
-      <w:r>
-        <w:t xml:space="preserve"> </w:t>
-      </w:r>
-      <w:r>
-        <w:t xml:space="preserve">아래에.</w:t>
+        <w:t xml:space="preserve">NOAH: My phone. It’s Klaus. At eleven p.m.?</w:t>
+      </w:r>
+      <w:r>
+        <w:t xml:space="preserve"> </w:t>
+      </w:r>
+      <w:r>
+        <w:t xml:space="preserve">노아: 전화. 클라우스예요. 밤 11시에?</w:t>
       </w:r>
     </w:p>
     <w:p>
@@ -2573,13 +2560,13 @@
         </w:numPr>
       </w:pPr>
       <w:r>
-        <w:t xml:space="preserve">NOAH: My phone. It’s Klaus. At eleven p.m.?</w:t>
-      </w:r>
-      <w:r>
-        <w:t xml:space="preserve"> </w:t>
-      </w:r>
-      <w:r>
-        <w:t xml:space="preserve">노아: 전화. 클라우스예요. 밤 11시에?</w:t>
+        <w:t xml:space="preserve">KLAUS: Mr. Bennett. I received your email. Already. With data. This is good.</w:t>
+      </w:r>
+      <w:r>
+        <w:t xml:space="preserve"> </w:t>
+      </w:r>
+      <w:r>
+        <w:t xml:space="preserve">클라우스: 베넷 씨. 이메일 받았어요. 벌써. 데이터와 함께. 좋네요.</w:t>
       </w:r>
     </w:p>
     <w:p>
@@ -2590,13 +2577,13 @@
         </w:numPr>
       </w:pPr>
       <w:r>
-        <w:t xml:space="preserve">KLAUS: Mr. Bennett. I received your email. Already. With data. This is good.</w:t>
-      </w:r>
-      <w:r>
-        <w:t xml:space="preserve"> </w:t>
-      </w:r>
-      <w:r>
-        <w:t xml:space="preserve">클라우스: 베넷 씨. 이메일 받았어요. 벌써. 데이터와 함께. 좋네요.</w:t>
+        <w:t xml:space="preserve">NOAH: Thank you, Klaus. We wanted to answer quickly.</w:t>
+      </w:r>
+      <w:r>
+        <w:t xml:space="preserve"> </w:t>
+      </w:r>
+      <w:r>
+        <w:t xml:space="preserve">노아: 고마워요, 클라우스. 빨리 답하고 싶었어요.</w:t>
       </w:r>
     </w:p>
     <w:p>
@@ -2607,13 +2594,13 @@
         </w:numPr>
       </w:pPr>
       <w:r>
-        <w:t xml:space="preserve">NOAH: Thank you, Klaus. We wanted to answer quickly.</w:t>
-      </w:r>
-      <w:r>
-        <w:t xml:space="preserve"> </w:t>
-      </w:r>
-      <w:r>
-        <w:t xml:space="preserve">노아: 고마워요, 클라우스. 빨리 답하고 싶었어요.</w:t>
+        <w:t xml:space="preserve">KLAUS: I fly to Munich at noon tomorrow. Breakfast? Eight a.m.? My hotel. Fifteen minutes from yours.</w:t>
+      </w:r>
+      <w:r>
+        <w:t xml:space="preserve"> </w:t>
+      </w:r>
+      <w:r>
+        <w:t xml:space="preserve">클라우스: 내일 정오에 뮌헨으로 가요. 아침 식사? 오전 8시? 우리 호텔. 당신 호텔에서 15분.</w:t>
       </w:r>
     </w:p>
     <w:p>
@@ -2624,13 +2611,13 @@
         </w:numPr>
       </w:pPr>
       <w:r>
-        <w:t xml:space="preserve">KLAUS: I fly to Munich at noon tomorrow. Breakfast? Eight a.m.? My hotel. Fifteen minutes from yours.</w:t>
-      </w:r>
-      <w:r>
-        <w:t xml:space="preserve"> </w:t>
-      </w:r>
-      <w:r>
-        <w:t xml:space="preserve">클라우스: 내일 정오에 뮌헨으로 가요. 아침 식사? 오전 8시? 우리 호텔. 당신 호텔에서 15분.</w:t>
+        <w:t xml:space="preserve">NOAH: Tomorrow at eight? My flight home is at ten.</w:t>
+      </w:r>
+      <w:r>
+        <w:t xml:space="preserve"> </w:t>
+      </w:r>
+      <w:r>
+        <w:t xml:space="preserve">노아: 내일 8시요? 귀국 비행기가 10시인데요.</w:t>
       </w:r>
     </w:p>
     <w:p>
@@ -2641,13 +2628,13 @@
         </w:numPr>
       </w:pPr>
       <w:r>
-        <w:t xml:space="preserve">NOAH: Tomorrow at eight? My flight home is at ten.</w:t>
-      </w:r>
-      <w:r>
-        <w:t xml:space="preserve"> </w:t>
-      </w:r>
-      <w:r>
-        <w:t xml:space="preserve">노아: 내일 8시요? 귀국 비행기가 10시인데요.</w:t>
+        <w:t xml:space="preserve">KLAUS: In Germany, we sign with people we have eaten with, not with people we have emailed. Your data was good, and fast. But a contract for three countries is a long marriage, Mr. Bennett. Before that, I want to see your face across a table.</w:t>
+      </w:r>
+      <w:r>
+        <w:t xml:space="preserve"> </w:t>
+      </w:r>
+      <w:r>
+        <w:t xml:space="preserve">클라우스: 독일에선 함께 식사한 사람과 계약해요. 이메일만 주고받은 사람이 아니라. 당신 데이터는 좋았고, 빨랐어요. 하지만 세 나라에 걸친 계약은 긴 결혼이에요, 베넷 씨. 그 전에 테이블 건너편에서 당신 얼굴을 보고 싶어요.</w:t>
       </w:r>
     </w:p>
     <w:p>
@@ -2658,13 +2645,13 @@
         </w:numPr>
       </w:pPr>
       <w:r>
-        <w:t xml:space="preserve">KLAUS: In Germany, we sign with people we have eaten with. Not with people we have emailed.</w:t>
-      </w:r>
-      <w:r>
-        <w:t xml:space="preserve"> </w:t>
-      </w:r>
-      <w:r>
-        <w:t xml:space="preserve">클라우스: 독일에선 함께 식사한 사람과 계약해요. 이메일만 주고받은 사람이 아니라.</w:t>
+        <w:t xml:space="preserve">NOAH: …I’ll be there. Eight a.m.</w:t>
+      </w:r>
+      <w:r>
+        <w:t xml:space="preserve"> </w:t>
+      </w:r>
+      <w:r>
+        <w:t xml:space="preserve">노아: …갈게요. 오전 8시.</w:t>
       </w:r>
     </w:p>
     <w:p>
@@ -2675,13 +2662,13 @@
         </w:numPr>
       </w:pPr>
       <w:r>
-        <w:t xml:space="preserve">NOAH: …I’ll be there. Eight a.m.</w:t>
-      </w:r>
-      <w:r>
-        <w:t xml:space="preserve"> </w:t>
-      </w:r>
-      <w:r>
-        <w:t xml:space="preserve">노아: …갈게요. 오전 8시.</w:t>
+        <w:t xml:space="preserve">ZOE: Noah. Your flight. And Claire’s bridge. February third.</w:t>
+      </w:r>
+      <w:r>
+        <w:t xml:space="preserve"> </w:t>
+      </w:r>
+      <w:r>
+        <w:t xml:space="preserve">조이: 노아. 비행기요. 그리고 클레어의 다리. 2월 3일.</w:t>
       </w:r>
     </w:p>
     <w:p>
@@ -2692,13 +2679,13 @@
         </w:numPr>
       </w:pPr>
       <w:r>
-        <w:t xml:space="preserve">ZOE: Noah. Your flight. And Claire’s bridge. February third.</w:t>
-      </w:r>
-      <w:r>
-        <w:t xml:space="preserve"> </w:t>
-      </w:r>
-      <w:r>
-        <w:t xml:space="preserve">조이: 노아. 비행기요. 그리고 클레어의 다리. 2월 3일.</w:t>
+        <w:t xml:space="preserve">NOAH: I’ll move my flight to February first. That still gives me two days. Plenty of time.</w:t>
+      </w:r>
+      <w:r>
+        <w:t xml:space="preserve"> </w:t>
+      </w:r>
+      <w:r>
+        <w:t xml:space="preserve">노아: 비행기를 2월 1일로 바꿀게요. 그래도 이틀이 남아요. 시간 충분해요.</w:t>
       </w:r>
     </w:p>
     <w:p>
@@ -2709,13 +2696,13 @@
         </w:numPr>
       </w:pPr>
       <w:r>
-        <w:t xml:space="preserve">NOAH: I’ll move my flight to February first. That still gives me two days. Plenty of time.</w:t>
-      </w:r>
-      <w:r>
-        <w:t xml:space="preserve"> </w:t>
-      </w:r>
-      <w:r>
-        <w:t xml:space="preserve">노아: 비행기를 2월 1일로 바꿀게요. 그래도 이틀이 남아요. 시간 충분해요.</w:t>
+        <w:t xml:space="preserve">MARCUS: Two days of margin. In February. Through Paris.</w:t>
+      </w:r>
+      <w:r>
+        <w:t xml:space="preserve"> </w:t>
+      </w:r>
+      <w:r>
+        <w:t xml:space="preserve">마커스: 이틀 여유. 2월에. 파리 경유로.</w:t>
       </w:r>
     </w:p>
     <w:p>
@@ -2726,13 +2713,13 @@
         </w:numPr>
       </w:pPr>
       <w:r>
-        <w:t xml:space="preserve">MARCUS: Two days of margin. In February. Through Paris.</w:t>
-      </w:r>
-      <w:r>
-        <w:t xml:space="preserve"> </w:t>
-      </w:r>
-      <w:r>
-        <w:t xml:space="preserve">마커스: 이틀 여유. 2월에. 파리 경유로.</w:t>
+        <w:t xml:space="preserve">NOAH: It’s fine, Marcus.</w:t>
+      </w:r>
+      <w:r>
+        <w:t xml:space="preserve"> </w:t>
+      </w:r>
+      <w:r>
+        <w:t xml:space="preserve">노아: 괜찮아, 마커스.</w:t>
       </w:r>
     </w:p>
     <w:p>
@@ -2743,63 +2730,31 @@
         </w:numPr>
       </w:pPr>
       <w:r>
-        <w:t xml:space="preserve">NOAH: It’s fine, Marcus.</w:t>
-      </w:r>
-      <w:r>
-        <w:t xml:space="preserve"> </w:t>
-      </w:r>
-      <w:r>
-        <w:t xml:space="preserve">노아: 괜찮아, 마커스.</w:t>
-      </w:r>
-    </w:p>
-    <w:p>
-      <w:pPr>
-        <w:numPr>
-          <w:ilvl w:val="0"/>
-          <w:numId w:val="1004"/>
-        </w:numPr>
-      </w:pPr>
-      <w:r>
         <w:t xml:space="preserve">MARCUS: You said</w:t>
       </w:r>
       <w:r>
         <w:t xml:space="preserve"> </w:t>
       </w:r>
       <w:r>
-        <w:t xml:space="preserve">“</w:t>
+        <w:t xml:space="preserve">‘</w:t>
       </w:r>
       <w:r>
         <w:t xml:space="preserve">it’s fine.</w:t>
       </w:r>
       <w:r>
-        <w:t xml:space="preserve">”</w:t>
-      </w:r>
-      <w:r>
-        <w:t xml:space="preserve"> </w:t>
-      </w:r>
-      <w:r>
-        <w:t xml:space="preserve">That’s not a plan. That’s a hope.</w:t>
-      </w:r>
-      <w:r>
-        <w:t xml:space="preserve"> </w:t>
-      </w:r>
-      <w:r>
-        <w:t xml:space="preserve">마커스:</w:t>
-      </w:r>
-      <w:r>
-        <w:t xml:space="preserve"> </w:t>
-      </w:r>
-      <w:r>
-        <w:t xml:space="preserve">“</w:t>
-      </w:r>
-      <w:r>
-        <w:t xml:space="preserve">괜찮다</w:t>
-      </w:r>
-      <w:r>
-        <w:t xml:space="preserve">”</w:t>
-      </w:r>
-      <w:r>
-        <w:t xml:space="preserve">고 했지. 그건 계획이 아니야. 희망이지.</w:t>
+        <w:t xml:space="preserve">’</w:t>
+      </w:r>
+      <w:r>
+        <w:t xml:space="preserve"> </w:t>
+      </w:r>
+      <w:r>
+        <w:t xml:space="preserve">That’s not a plan, Noah. That’s a hope. Two is one, one is none: one flight, through Paris, in February, with no backup. If anything goes wrong, weather or strikes or a missed connection, you miss the bridge.</w:t>
+      </w:r>
+      <w:r>
+        <w:t xml:space="preserve"> </w:t>
+      </w:r>
+      <w:r>
+        <w:t xml:space="preserve">마커스: ’괜찮다’고 했지. 그건 계획이 아니야, 노아. 희망이지. 둘은 하나고, 하나는 없는 거야. 2월에, 파리 경유로, 대안 없는 비행기 한 편. 날씨든 파업이든 환승 놓치는 거든 뭐 하나라도 잘못되면, 다리를 놓치는 거야.</w:t>
       </w:r>
     </w:p>
     <w:p>
@@ -2871,13 +2826,13 @@
         </w:numPr>
       </w:pPr>
       <w:r>
-        <w:t xml:space="preserve">NOAH: Klaus agreed. Three years, with targets. If we bring German-speaking trainers. Breakfast worked.</w:t>
-      </w:r>
-      <w:r>
-        <w:t xml:space="preserve"> </w:t>
-      </w:r>
-      <w:r>
-        <w:t xml:space="preserve">노아: 클라우스가 동의했어요. 3년, 목표 포함. 독일어 트레이너를 데려오면. 아침 식사가 통했어요.</w:t>
+        <w:t xml:space="preserve">NOAH: Klaus agreed: three years, with performance targets, as long as we bring German-speaking trainers. He spent the first twenty minutes asking about my family and the last ten reading the contract terms line by line. Breakfast worked.</w:t>
+      </w:r>
+      <w:r>
+        <w:t xml:space="preserve"> </w:t>
+      </w:r>
+      <w:r>
+        <w:t xml:space="preserve">노아: 클라우스가 동의했어요. 3년, 성과 목표 포함, 독일어 트레이너를 데려온다는 조건으로요. 처음 20분은 내 가족에 대해 묻고, 마지막 10분은 계약 조건을 한 줄 한 줄 읽더라고요. 아침 식사가 통했어요.</w:t>
       </w:r>
     </w:p>
     <w:p>
@@ -3185,13 +3140,13 @@
         </w:numPr>
       </w:pPr>
       <w:r>
-        <w:t xml:space="preserve">MARCUS: Something’s carrying more than it should. And you won’t see the crack until later.</w:t>
-      </w:r>
-      <w:r>
-        <w:t xml:space="preserve"> </w:t>
-      </w:r>
-      <w:r>
-        <w:t xml:space="preserve">마커스: 뭔가가 감당할 수 있는 것보다 많이 지고 있다는 거야. 그리고 금은 나중에야 보이지.</w:t>
+        <w:t xml:space="preserve">MARCUS: It means something’s carrying more than it should. Engineers are trained to say things are fine until the numbers say otherwise, and by then it’s serious. You won’t see the crack until later, so you go and look before it shows.</w:t>
+      </w:r>
+      <w:r>
+        <w:t xml:space="preserve"> </w:t>
+      </w:r>
+      <w:r>
+        <w:t xml:space="preserve">마커스: 뭔가가 감당할 수 있는 것보다 많이 지고 있다는 뜻이야. 엔지니어들은 숫자가 아니라고 말할 때까지 괜찮다고 말하도록 훈련받아. 그리고 그때쯤이면 이미 심각하지. 금은 나중에야 보여. 그러니까 드러나기 전에 가서 봐야 해.</w:t>
       </w:r>
     </w:p>
     <w:p>
@@ -3220,7 +3175,7 @@
     </w:p>
     <w:bookmarkEnd w:id="25"/>
     <w:bookmarkEnd w:id="26"/>
-    <w:bookmarkStart w:id="30" w:name="학습-부록"/>
+    <w:bookmarkStart w:id="31" w:name="학습-부록"/>
     <w:p>
       <w:pPr>
         <w:pStyle w:val="Heading2"/>
@@ -4395,8 +4350,322 @@
       </w:r>
     </w:p>
     <w:bookmarkEnd w:id="29"/>
+    <w:bookmarkStart w:id="30" w:name="긴-발화-분석"/>
+    <w:p>
+      <w:pPr>
+        <w:pStyle w:val="Heading3"/>
+      </w:pPr>
+      <w:r>
+        <w:t xml:space="preserve">④ 긴 발화 분석</w:t>
+      </w:r>
+    </w:p>
+    <w:p>
+      <w:pPr>
+        <w:pStyle w:val="BlockText"/>
+      </w:pPr>
+      <w:r>
+        <w:rPr>
+          <w:bCs/>
+          <w:b/>
+        </w:rPr>
+        <w:t xml:space="preserve">87턴 SOFIA:</w:t>
+      </w:r>
+      <w:r>
+        <w:t xml:space="preserve"> </w:t>
+      </w:r>
+      <w:r>
+        <w:t xml:space="preserve">“</w:t>
+      </w:r>
+      <w:r>
+        <w:t xml:space="preserve">Fair. So let’s use expected value instead. Give each deal a fifty percent chance, which is honest for a first meeting. That’s about one point five million in expected value, for one ninety-six spent. Not a promise, Marcus. A reasonable estimate.</w:t>
+      </w:r>
+      <w:r>
+        <w:t xml:space="preserve">”</w:t>
+      </w:r>
+    </w:p>
+    <w:tbl>
+      <w:tblPr>
+        <w:tblStyle w:val="Table"/>
+        <w:tblW w:type="pct" w:w="5000"/>
+        <w:tblLook w:firstRow="1" w:lastRow="0" w:firstColumn="0" w:lastColumn="0" w:noHBand="0" w:noVBand="0" w:val="0020"/>
+        <w:jc w:val="start"/>
+      </w:tblPr>
+      <w:tblGrid>
+        <w:gridCol w:w="2640"/>
+        <w:gridCol w:w="2640"/>
+        <w:gridCol w:w="2640"/>
+      </w:tblGrid>
+      <w:tr>
+        <w:trPr>
+          <w:tblHeader w:val="true"/>
+        </w:trPr>
+        <w:tc>
+          <w:tcPr/>
+          <w:p>
+            <w:pPr>
+              <w:pStyle w:val="Compact"/>
+              <w:jc w:val="left"/>
+            </w:pPr>
+            <w:r>
+              <w:t xml:space="preserve">구조</w:t>
+            </w:r>
+          </w:p>
+        </w:tc>
+        <w:tc>
+          <w:tcPr/>
+          <w:p>
+            <w:pPr>
+              <w:pStyle w:val="Compact"/>
+              <w:jc w:val="left"/>
+            </w:pPr>
+            <w:r>
+              <w:t xml:space="preserve">영어</w:t>
+            </w:r>
+          </w:p>
+        </w:tc>
+        <w:tc>
+          <w:tcPr/>
+          <w:p>
+            <w:pPr>
+              <w:pStyle w:val="Compact"/>
+              <w:jc w:val="left"/>
+            </w:pPr>
+            <w:r>
+              <w:t xml:space="preserve">기능</w:t>
+            </w:r>
+          </w:p>
+        </w:tc>
+      </w:tr>
+      <w:tr>
+        <w:tc>
+          <w:tcPr/>
+          <w:p>
+            <w:pPr>
+              <w:pStyle w:val="Compact"/>
+              <w:jc w:val="left"/>
+            </w:pPr>
+            <w:r>
+              <w:t xml:space="preserve">① 인정 + 방향 전환</w:t>
+            </w:r>
+          </w:p>
+        </w:tc>
+        <w:tc>
+          <w:tcPr/>
+          <w:p>
+            <w:pPr>
+              <w:pStyle w:val="Compact"/>
+              <w:jc w:val="left"/>
+            </w:pPr>
+            <w:r>
+              <w:t xml:space="preserve">Fair. So let’s use expected value instead.</w:t>
+            </w:r>
+          </w:p>
+        </w:tc>
+        <w:tc>
+          <w:tcPr/>
+          <w:p>
+            <w:pPr>
+              <w:pStyle w:val="Compact"/>
+              <w:jc w:val="left"/>
+            </w:pPr>
+            <w:r>
+              <w:t xml:space="preserve">반론(</w:t>
+            </w:r>
+            <w:r>
+              <w:t xml:space="preserve">“</w:t>
+            </w:r>
+            <w:r>
+              <w:t xml:space="preserve">If는 큰 단어</w:t>
+            </w:r>
+            <w:r>
+              <w:t xml:space="preserve">”</w:t>
+            </w:r>
+            <w:r>
+              <w:t xml:space="preserve">)을 인정하고 더 보수적인 기준으로 전환</w:t>
+            </w:r>
+          </w:p>
+        </w:tc>
+      </w:tr>
+      <w:tr>
+        <w:tc>
+          <w:tcPr/>
+          <w:p>
+            <w:pPr>
+              <w:pStyle w:val="Compact"/>
+              <w:jc w:val="left"/>
+            </w:pPr>
+            <w:r>
+              <w:t xml:space="preserve">② 가정(근거 포함)</w:t>
+            </w:r>
+          </w:p>
+        </w:tc>
+        <w:tc>
+          <w:tcPr/>
+          <w:p>
+            <w:pPr>
+              <w:pStyle w:val="Compact"/>
+              <w:jc w:val="left"/>
+            </w:pPr>
+            <w:r>
+              <w:t xml:space="preserve">Give each deal a fifty percent chance, which is honest for a first meeting.</w:t>
+            </w:r>
+          </w:p>
+        </w:tc>
+        <w:tc>
+          <w:tcPr/>
+          <w:p>
+            <w:pPr>
+              <w:pStyle w:val="Compact"/>
+              <w:jc w:val="left"/>
+            </w:pPr>
+            <w:r>
+              <w:t xml:space="preserve">확률을 밝히고 왜 그 수치가 타당한지 덧붙이기</w:t>
+            </w:r>
+          </w:p>
+        </w:tc>
+      </w:tr>
+      <w:tr>
+        <w:tc>
+          <w:tcPr/>
+          <w:p>
+            <w:pPr>
+              <w:pStyle w:val="Compact"/>
+              <w:jc w:val="left"/>
+            </w:pPr>
+            <w:r>
+              <w:t xml:space="preserve">③ 결과(숫자 대비)</w:t>
+            </w:r>
+          </w:p>
+        </w:tc>
+        <w:tc>
+          <w:tcPr/>
+          <w:p>
+            <w:pPr>
+              <w:pStyle w:val="Compact"/>
+              <w:jc w:val="left"/>
+            </w:pPr>
+            <w:r>
+              <w:t xml:space="preserve">That’s about one point five million in expected value, for one ninety-six spent.</w:t>
+            </w:r>
+          </w:p>
+        </w:tc>
+        <w:tc>
+          <w:tcPr/>
+          <w:p>
+            <w:pPr>
+              <w:pStyle w:val="Compact"/>
+              <w:jc w:val="left"/>
+            </w:pPr>
+            <w:r>
+              <w:t xml:space="preserve">기대 가치 vs. 지출을 한 문장에 나란히</w:t>
+            </w:r>
+          </w:p>
+        </w:tc>
+      </w:tr>
+      <w:tr>
+        <w:tc>
+          <w:tcPr/>
+          <w:p>
+            <w:pPr>
+              <w:pStyle w:val="Compact"/>
+              <w:jc w:val="left"/>
+            </w:pPr>
+            <w:r>
+              <w:t xml:space="preserve">④ 성격 규정</w:t>
+            </w:r>
+          </w:p>
+        </w:tc>
+        <w:tc>
+          <w:tcPr/>
+          <w:p>
+            <w:pPr>
+              <w:pStyle w:val="Compact"/>
+              <w:jc w:val="left"/>
+            </w:pPr>
+            <w:r>
+              <w:t xml:space="preserve">Not a promise, Marcus. A reasonable estimate.</w:t>
+            </w:r>
+          </w:p>
+        </w:tc>
+        <w:tc>
+          <w:tcPr/>
+          <w:p>
+            <w:pPr>
+              <w:pStyle w:val="Compact"/>
+              <w:jc w:val="left"/>
+            </w:pPr>
+            <w:r>
+              <w:t xml:space="preserve">과장이 아님을 밝혀 신뢰를 지키기</w:t>
+            </w:r>
+          </w:p>
+        </w:tc>
+      </w:tr>
+    </w:tbl>
+    <w:p>
+      <w:pPr>
+        <w:pStyle w:val="BodyText"/>
+      </w:pPr>
+      <w:r>
+        <w:rPr>
+          <w:bCs/>
+          <w:b/>
+        </w:rPr>
+        <w:t xml:space="preserve">활용 패턴:</w:t>
+      </w:r>
+      <w:r>
+        <w:t xml:space="preserve"> </w:t>
+      </w:r>
+      <w:r>
+        <w:t xml:space="preserve">Fair. → let’s use ~ instead → 가정 + which is… → 결과 숫자 →</w:t>
+      </w:r>
+      <w:r>
+        <w:t xml:space="preserve"> </w:t>
+      </w:r>
+      <w:r>
+        <w:t xml:space="preserve">“</w:t>
+      </w:r>
+      <w:r>
+        <w:t xml:space="preserve">Not A. B.</w:t>
+      </w:r>
+      <w:r>
+        <w:t xml:space="preserve">”</w:t>
+      </w:r>
+      <w:r>
+        <w:t xml:space="preserve"> </w:t>
+      </w:r>
+      <w:r>
+        <w:rPr>
+          <w:bCs/>
+          <w:b/>
+        </w:rPr>
+        <w:t xml:space="preserve">연결 표현:</w:t>
+      </w:r>
+      <w:r>
+        <w:t xml:space="preserve"> </w:t>
+      </w:r>
+      <w:r>
+        <w:t xml:space="preserve">Fair(일리 있다) · let’s use ~ instead(대신 ~로 보자) · which is honest for…(~로선 솔직한 수치다) · for ~ spent(~를 써서)</w:t>
+      </w:r>
+      <w:r>
+        <w:t xml:space="preserve"> </w:t>
+      </w:r>
+      <w:r>
+        <w:rPr>
+          <w:bCs/>
+          <w:b/>
+        </w:rPr>
+        <w:t xml:space="preserve">연습:</w:t>
+      </w:r>
+      <w:r>
+        <w:t xml:space="preserve"> </w:t>
+      </w:r>
+      <w:r>
+        <w:t xml:space="preserve">행사·광고 성과를 묻는 상사에게, 불확실한 매출을 확률을 넣어 같은 구조로 40단어 안팎으로 보고해 보기.</w:t>
+      </w:r>
+    </w:p>
     <w:bookmarkEnd w:id="30"/>
     <w:bookmarkEnd w:id="31"/>
+    <w:bookmarkEnd w:id="32"/>
     <w:sectPr/>
   </w:body>
 </w:document>

--- a/대본/6부/05화_Follow-Up.docx
+++ b/대본/6부/05화_Follow-Up.docx
@@ -2,7 +2,7 @@
 <file path=word/document.xml><?xml version="1.0" encoding="utf-8"?>
 <w:document xmlns:w="http://schemas.openxmlformats.org/wordprocessingml/2006/main" xmlns:m="http://schemas.openxmlformats.org/officeDocument/2006/math" xmlns:r="http://schemas.openxmlformats.org/officeDocument/2006/relationships" xmlns:o="urn:schemas-microsoft-com:office:office" xmlns:v="urn:schemas-microsoft-com:vml" xmlns:w10="urn:schemas-microsoft-com:office:word" xmlns:a="http://schemas.openxmlformats.org/drawingml/2006/main" xmlns:pic="http://schemas.openxmlformats.org/drawingml/2006/picture" xmlns:wp="http://schemas.openxmlformats.org/drawingml/2006/wordprocessingDrawing">
   <w:body>
-    <w:bookmarkStart w:id="32" w:name="ship-it-6부-5화"/>
+    <w:bookmarkStart w:id="38" w:name="ship-it-6부-5화"/>
     <w:p>
       <w:pPr>
         <w:pStyle w:val="Heading1"/>
@@ -302,257 +302,122 @@
     </w:p>
     <w:p>
       <w:pPr>
-        <w:numPr>
-          <w:ilvl w:val="0"/>
-          <w:numId w:val="1001"/>
-        </w:numPr>
+        <w:pStyle w:val="FirstParagraph"/>
       </w:pPr>
       <w:r>
         <w:t xml:space="preserve">ZOE: Three days. One box of business cards. And a scanner full of badges.</w:t>
       </w:r>
-      <w:r>
-        <w:t xml:space="preserve"> </w:t>
-      </w:r>
-      <w:r>
-        <w:t xml:space="preserve">조이: 사흘. 명함 한 상자. 그리고 배지로 가득 찬 스캐너.</w:t>
-      </w:r>
-    </w:p>
-    <w:p>
-      <w:pPr>
-        <w:numPr>
-          <w:ilvl w:val="0"/>
-          <w:numId w:val="1001"/>
-        </w:numPr>
+    </w:p>
+    <w:p>
+      <w:pPr>
+        <w:pStyle w:val="BodyText"/>
       </w:pPr>
       <w:r>
         <w:t xml:space="preserve">SOFIA: Three hundred twelve cards. Five hundred eighty-four badge scans. Some overlap.</w:t>
       </w:r>
-      <w:r>
-        <w:t xml:space="preserve"> </w:t>
-      </w:r>
-      <w:r>
-        <w:t xml:space="preserve">소피아: 명함 312장. 배지 스캔 584건. 일부 겹쳐요.</w:t>
-      </w:r>
-    </w:p>
-    <w:p>
-      <w:pPr>
-        <w:numPr>
-          <w:ilvl w:val="0"/>
-          <w:numId w:val="1001"/>
-        </w:numPr>
+    </w:p>
+    <w:p>
+      <w:pPr>
+        <w:pStyle w:val="BodyText"/>
       </w:pPr>
       <w:r>
         <w:t xml:space="preserve">MARCUS: How many are real?</w:t>
       </w:r>
-      <w:r>
-        <w:t xml:space="preserve"> </w:t>
-      </w:r>
-      <w:r>
-        <w:t xml:space="preserve">마커스: 그중 진짜는 몇이야?</w:t>
-      </w:r>
-    </w:p>
-    <w:p>
-      <w:pPr>
-        <w:numPr>
-          <w:ilvl w:val="0"/>
-          <w:numId w:val="1001"/>
-        </w:numPr>
+    </w:p>
+    <w:p>
+      <w:pPr>
+        <w:pStyle w:val="BodyText"/>
       </w:pPr>
       <w:r>
         <w:t xml:space="preserve">ZOE: That’s tonight’s job. Real leads. Not just names.</w:t>
       </w:r>
-      <w:r>
-        <w:t xml:space="preserve"> </w:t>
-      </w:r>
-      <w:r>
-        <w:t xml:space="preserve">조이: 그게 오늘 밤 할 일이에요. 진짜 리드. 이름만 말고.</w:t>
-      </w:r>
-    </w:p>
-    <w:p>
-      <w:pPr>
-        <w:numPr>
-          <w:ilvl w:val="0"/>
-          <w:numId w:val="1001"/>
-        </w:numPr>
+    </w:p>
+    <w:p>
+      <w:pPr>
+        <w:pStyle w:val="BodyText"/>
       </w:pPr>
       <w:r>
         <w:t xml:space="preserve">NOAH: Can’t we do it on the plane?</w:t>
       </w:r>
-      <w:r>
-        <w:t xml:space="preserve"> </w:t>
-      </w:r>
-      <w:r>
-        <w:t xml:space="preserve">노아: 비행기에서 하면 안 돼요?</w:t>
-      </w:r>
-    </w:p>
-    <w:p>
-      <w:pPr>
-        <w:numPr>
-          <w:ilvl w:val="0"/>
-          <w:numId w:val="1001"/>
-        </w:numPr>
+    </w:p>
+    <w:p>
+      <w:pPr>
+        <w:pStyle w:val="BodyText"/>
       </w:pPr>
       <w:r>
         <w:t xml:space="preserve">ZOE: Follow-ups go out within forty-eight hours, or they forget us. Paris is full of booths, and every doctor here met dozens of companies this week. By next week, we’re just one more card in a hotel drawer, unless our email arrives first.</w:t>
       </w:r>
-      <w:r>
-        <w:t xml:space="preserve"> </w:t>
-      </w:r>
-      <w:r>
-        <w:t xml:space="preserve">조이: 후속 연락은 48시간 안에 나가야 해요. 아니면 우릴 잊어요. 파리는 부스로 가득하고, 여기 의사들은 이번 주에 수십 개 회사를 만났어요. 다음 주면 우린 호텔 서랍 속 명함 한 장일 뿐이에요. 우리 이메일이 먼저 도착하지 않는 한.</w:t>
-      </w:r>
-    </w:p>
-    <w:p>
-      <w:pPr>
-        <w:numPr>
-          <w:ilvl w:val="0"/>
-          <w:numId w:val="1001"/>
-        </w:numPr>
+    </w:p>
+    <w:p>
+      <w:pPr>
+        <w:pStyle w:val="BodyText"/>
       </w:pPr>
       <w:r>
         <w:t xml:space="preserve">TASHA: And the doctors who did the drill? They’ll remember us longer.</w:t>
       </w:r>
-      <w:r>
-        <w:t xml:space="preserve"> </w:t>
-      </w:r>
-      <w:r>
-        <w:t xml:space="preserve">타샤: 그럼 훈련한 의사들은요? 우릴 더 오래 기억할 텐데.</w:t>
-      </w:r>
-    </w:p>
-    <w:p>
-      <w:pPr>
-        <w:numPr>
-          <w:ilvl w:val="0"/>
-          <w:numId w:val="1001"/>
-        </w:numPr>
+    </w:p>
+    <w:p>
+      <w:pPr>
+        <w:pStyle w:val="BodyText"/>
       </w:pPr>
       <w:r>
         <w:t xml:space="preserve">ZOE: Maybe a week longer. Still, forty-eight hours.</w:t>
       </w:r>
-      <w:r>
-        <w:t xml:space="preserve"> </w:t>
-      </w:r>
-      <w:r>
-        <w:t xml:space="preserve">조이: 일주일쯤 더 길게요. 그래도 48시간.</w:t>
-      </w:r>
-    </w:p>
-    <w:p>
-      <w:pPr>
-        <w:numPr>
-          <w:ilvl w:val="0"/>
-          <w:numId w:val="1001"/>
-        </w:numPr>
+    </w:p>
+    <w:p>
+      <w:pPr>
+        <w:pStyle w:val="BodyText"/>
       </w:pPr>
       <w:r>
         <w:t xml:space="preserve">ELENA: How do we decide who’s real?</w:t>
       </w:r>
-      <w:r>
-        <w:t xml:space="preserve"> </w:t>
-      </w:r>
-      <w:r>
-        <w:t xml:space="preserve">엘레나: 누가 진짜인지 어떻게 정해요?</w:t>
-      </w:r>
-    </w:p>
-    <w:p>
-      <w:pPr>
-        <w:numPr>
-          <w:ilvl w:val="0"/>
-          <w:numId w:val="1001"/>
-        </w:numPr>
+    </w:p>
+    <w:p>
+      <w:pPr>
+        <w:pStyle w:val="BodyText"/>
       </w:pPr>
       <w:r>
         <w:t xml:space="preserve">SOFIA: Three questions. Can they buy? Will they follow our rule? And did they ask a follow-up question?</w:t>
       </w:r>
-      <w:r>
-        <w:t xml:space="preserve"> </w:t>
-      </w:r>
-      <w:r>
-        <w:t xml:space="preserve">소피아: 질문 셋. 살 수 있나? 우리 규칙을 따르나? 그리고 후속 질문을 했나?</w:t>
-      </w:r>
-    </w:p>
-    <w:p>
-      <w:pPr>
-        <w:numPr>
-          <w:ilvl w:val="0"/>
-          <w:numId w:val="1001"/>
-        </w:numPr>
+    </w:p>
+    <w:p>
+      <w:pPr>
+        <w:pStyle w:val="BodyText"/>
       </w:pPr>
       <w:r>
         <w:t xml:space="preserve">MARCUS: The British test. Follow-up questions mean interest.</w:t>
       </w:r>
-      <w:r>
-        <w:t xml:space="preserve"> </w:t>
-      </w:r>
-      <w:r>
-        <w:t xml:space="preserve">마커스: 영국식 시험이네. 후속 질문은 관심이라는 뜻.</w:t>
-      </w:r>
-    </w:p>
-    <w:p>
-      <w:pPr>
-        <w:numPr>
-          <w:ilvl w:val="0"/>
-          <w:numId w:val="1001"/>
-        </w:numPr>
+    </w:p>
+    <w:p>
+      <w:pPr>
+        <w:pStyle w:val="BodyText"/>
       </w:pPr>
       <w:r>
         <w:t xml:space="preserve">SOFIA: It works everywhere. Not just in Britain.</w:t>
       </w:r>
-      <w:r>
-        <w:t xml:space="preserve"> </w:t>
-      </w:r>
-      <w:r>
-        <w:t xml:space="preserve">소피아: 어디서든 통해요. 영국만이 아니라.</w:t>
-      </w:r>
-    </w:p>
-    <w:p>
-      <w:pPr>
-        <w:numPr>
-          <w:ilvl w:val="0"/>
-          <w:numId w:val="1001"/>
-        </w:numPr>
+    </w:p>
+    <w:p>
+      <w:pPr>
+        <w:pStyle w:val="BodyText"/>
       </w:pPr>
       <w:r>
         <w:t xml:space="preserve">NOAH: Okay. Let’s sort. How long will it take?</w:t>
       </w:r>
-      <w:r>
-        <w:t xml:space="preserve"> </w:t>
-      </w:r>
-      <w:r>
-        <w:t xml:space="preserve">노아: 좋아요. 분류하죠. 얼마나 걸려요?</w:t>
-      </w:r>
-    </w:p>
-    <w:p>
-      <w:pPr>
-        <w:numPr>
-          <w:ilvl w:val="0"/>
-          <w:numId w:val="1001"/>
-        </w:numPr>
+    </w:p>
+    <w:p>
+      <w:pPr>
+        <w:pStyle w:val="BodyText"/>
       </w:pPr>
       <w:r>
         <w:t xml:space="preserve">ZOE: Two hours. If nobody orders wine.</w:t>
       </w:r>
-      <w:r>
-        <w:t xml:space="preserve"> </w:t>
-      </w:r>
-      <w:r>
-        <w:t xml:space="preserve">조이: 두 시간. 아무도 와인을 안 시키면.</w:t>
-      </w:r>
-    </w:p>
-    <w:p>
-      <w:pPr>
-        <w:numPr>
-          <w:ilvl w:val="0"/>
-          <w:numId w:val="1001"/>
-        </w:numPr>
+    </w:p>
+    <w:p>
+      <w:pPr>
+        <w:pStyle w:val="BodyText"/>
       </w:pPr>
       <w:r>
         <w:t xml:space="preserve">MARCUS: I’ll order tea. For everyone. Two pots.</w:t>
-      </w:r>
-      <w:r>
-        <w:t xml:space="preserve"> </w:t>
-      </w:r>
-      <w:r>
-        <w:t xml:space="preserve">마커스: 차를 주문할게. 모두를 위해. 두 주전자.</w:t>
       </w:r>
     </w:p>
     <w:bookmarkEnd w:id="21"/>
@@ -567,10 +432,7 @@
     </w:p>
     <w:p>
       <w:pPr>
-        <w:numPr>
-          <w:ilvl w:val="0"/>
-          <w:numId w:val="1002"/>
-        </w:numPr>
+        <w:pStyle w:val="FirstParagraph"/>
       </w:pPr>
       <w:r>
         <w:t xml:space="preserve">SOFIA: Four piles. Doctors. Distributors. Strategic. And</w:t>
@@ -587,11 +449,37 @@
       <w:r>
         <w:t xml:space="preserve">”</w:t>
       </w:r>
-      <w:r>
-        <w:t xml:space="preserve"> </w:t>
-      </w:r>
-      <w:r>
-        <w:t xml:space="preserve">소피아: 네 무더기. 의사. 유통사. 전략. 그리고</w:t>
+    </w:p>
+    <w:p>
+      <w:pPr>
+        <w:pStyle w:val="BodyText"/>
+      </w:pPr>
+      <w:r>
+        <w:t xml:space="preserve">ELENA: Doctors first. Which countries?</w:t>
+      </w:r>
+    </w:p>
+    <w:p>
+      <w:pPr>
+        <w:pStyle w:val="BodyText"/>
+      </w:pPr>
+      <w:r>
+        <w:t xml:space="preserve">SOFIA: Only the UK and Germany matter this year. Our first two markets. Everything else waits.</w:t>
+      </w:r>
+    </w:p>
+    <w:p>
+      <w:pPr>
+        <w:pStyle w:val="BodyText"/>
+      </w:pPr>
+      <w:r>
+        <w:t xml:space="preserve">TASHA: But the Brazilian doctor. And the French ones. They were lovely.</w:t>
+      </w:r>
+    </w:p>
+    <w:p>
+      <w:pPr>
+        <w:pStyle w:val="BodyText"/>
+      </w:pPr>
+      <w:r>
+        <w:t xml:space="preserve">SOFIA: Lovely, but not qualified. Not this year. They go in a</w:t>
       </w:r>
       <w:r>
         <w:t xml:space="preserve"> </w:t>
@@ -600,72 +488,112 @@
         <w:t xml:space="preserve">“</w:t>
       </w:r>
       <w:r>
-        <w:t xml:space="preserve">좋은 대화, 그 이상은 아님.</w:t>
+        <w:t xml:space="preserve">later</w:t>
       </w:r>
       <w:r>
         <w:t xml:space="preserve">”</w:t>
       </w:r>
-    </w:p>
-    <w:p>
-      <w:pPr>
-        <w:numPr>
-          <w:ilvl w:val="0"/>
-          <w:numId w:val="1002"/>
-        </w:numPr>
-      </w:pPr>
-      <w:r>
-        <w:t xml:space="preserve">ELENA: Doctors first. Which countries?</w:t>
-      </w:r>
-      <w:r>
-        <w:t xml:space="preserve"> </w:t>
-      </w:r>
-      <w:r>
-        <w:t xml:space="preserve">엘레나: 의사부터. 어느 나라?</w:t>
-      </w:r>
-    </w:p>
-    <w:p>
-      <w:pPr>
-        <w:numPr>
-          <w:ilvl w:val="0"/>
-          <w:numId w:val="1002"/>
-        </w:numPr>
-      </w:pPr>
-      <w:r>
-        <w:t xml:space="preserve">SOFIA: Only the UK and Germany matter this year. Our first two markets. Everything else waits.</w:t>
-      </w:r>
-      <w:r>
-        <w:t xml:space="preserve"> </w:t>
-      </w:r>
-      <w:r>
-        <w:t xml:space="preserve">소피아: 올해는 영국과 독일만 중요해요. 첫 두 시장. 나머진 다 기다려요.</w:t>
-      </w:r>
-    </w:p>
-    <w:p>
-      <w:pPr>
-        <w:numPr>
-          <w:ilvl w:val="0"/>
-          <w:numId w:val="1002"/>
-        </w:numPr>
-      </w:pPr>
-      <w:r>
-        <w:t xml:space="preserve">TASHA: But the Brazilian doctor. And the French ones. They were lovely.</w:t>
-      </w:r>
-      <w:r>
-        <w:t xml:space="preserve"> </w:t>
-      </w:r>
-      <w:r>
-        <w:t xml:space="preserve">타샤: 하지만 브라질 의사. 그리고 프랑스 의사들. 다 좋은 분들이었는데.</w:t>
-      </w:r>
-    </w:p>
-    <w:p>
-      <w:pPr>
-        <w:numPr>
-          <w:ilvl w:val="0"/>
-          <w:numId w:val="1002"/>
-        </w:numPr>
-      </w:pPr>
-      <w:r>
-        <w:t xml:space="preserve">SOFIA: Lovely, but not qualified. Not this year. They go in a</w:t>
+      <w:r>
+        <w:t xml:space="preserve"> </w:t>
+      </w:r>
+      <w:r>
+        <w:t xml:space="preserve">folder. With a kind note.</w:t>
+      </w:r>
+    </w:p>
+    <w:p>
+      <w:pPr>
+        <w:pStyle w:val="BodyText"/>
+      </w:pPr>
+      <w:r>
+        <w:t xml:space="preserve">ZOE: UK doctors and nurses. Who asked follow-up questions?</w:t>
+      </w:r>
+    </w:p>
+    <w:p>
+      <w:pPr>
+        <w:pStyle w:val="BodyText"/>
+      </w:pPr>
+      <w:r>
+        <w:t xml:space="preserve">TASHA: Thirty-one. Most of them asked when the training starts, not when the product arrives, which tells you something about the UK. And Sarah Whitfield asked three times. By the third time, I wrote her name in capitals.</w:t>
+      </w:r>
+    </w:p>
+    <w:p>
+      <w:pPr>
+        <w:pStyle w:val="BodyText"/>
+      </w:pPr>
+      <w:r>
+        <w:t xml:space="preserve">ELENA: And Germany?</w:t>
+      </w:r>
+    </w:p>
+    <w:p>
+      <w:pPr>
+        <w:pStyle w:val="BodyText"/>
+      </w:pPr>
+      <w:r>
+        <w:t xml:space="preserve">SOFIA: Twenty-one doctors. Mostly asked about data. One asked for our stability study. In German.</w:t>
+      </w:r>
+    </w:p>
+    <w:p>
+      <w:pPr>
+        <w:pStyle w:val="BodyText"/>
+      </w:pPr>
+      <w:r>
+        <w:t xml:space="preserve">MARCUS: In German? Do we have that?</w:t>
+      </w:r>
+    </w:p>
+    <w:p>
+      <w:pPr>
+        <w:pStyle w:val="BodyText"/>
+      </w:pPr>
+      <w:r>
+        <w:t xml:space="preserve">ELENA: Not yet. Add it to Katrin’s list.</w:t>
+      </w:r>
+    </w:p>
+    <w:p>
+      <w:pPr>
+        <w:pStyle w:val="BodyText"/>
+      </w:pPr>
+      <w:r>
+        <w:t xml:space="preserve">ZOE: Fifty-two qualified doctor leads. UK and Germany. Out of hundreds.</w:t>
+      </w:r>
+    </w:p>
+    <w:p>
+      <w:pPr>
+        <w:pStyle w:val="BodyText"/>
+      </w:pPr>
+      <w:r>
+        <w:t xml:space="preserve">NOAH: Fifty-two? That sounds small.</w:t>
+      </w:r>
+    </w:p>
+    <w:p>
+      <w:pPr>
+        <w:pStyle w:val="BodyText"/>
+      </w:pPr>
+      <w:r>
+        <w:t xml:space="preserve">SOFIA: Fifty-two people who will actually answer our email. That’s not small, Noah. Hundreds of badge scans feel exciting, but most of those people just wanted a free card. Fifty-two doctors who can buy, follow our rule, and asked real questions is a real list.</w:t>
+      </w:r>
+    </w:p>
+    <w:p>
+      <w:pPr>
+        <w:pStyle w:val="BodyText"/>
+      </w:pPr>
+      <w:r>
+        <w:t xml:space="preserve">ZOE: Distributors. Six meetings. Two real. Oliver and Klaus.</w:t>
+      </w:r>
+    </w:p>
+    <w:p>
+      <w:pPr>
+        <w:pStyle w:val="BodyText"/>
+      </w:pPr>
+      <w:r>
+        <w:t xml:space="preserve">ELENA: And the Gulf? Omar?</w:t>
+      </w:r>
+    </w:p>
+    <w:p>
+      <w:pPr>
+        <w:pStyle w:val="BodyText"/>
+      </w:pPr>
+      <w:r>
+        <w:t xml:space="preserve">SOFIA: Real, but later. After CE. He goes in the</w:t>
       </w:r>
       <w:r>
         <w:t xml:space="preserve"> </w:t>
@@ -674,7 +602,7 @@
         <w:t xml:space="preserve">“</w:t>
       </w:r>
       <w:r>
-        <w:t xml:space="preserve">later</w:t>
+        <w:t xml:space="preserve">after CE</w:t>
       </w:r>
       <w:r>
         <w:t xml:space="preserve">”</w:t>
@@ -683,13 +611,39 @@
         <w:t xml:space="preserve"> </w:t>
       </w:r>
       <w:r>
-        <w:t xml:space="preserve">folder. With a kind note.</w:t>
-      </w:r>
-      <w:r>
-        <w:t xml:space="preserve"> </w:t>
-      </w:r>
-      <w:r>
-        <w:t xml:space="preserve">소피아: 좋은 분들이지만 적격은 아니에요. 올해는요.</w:t>
+        <w:t xml:space="preserve">folder. With Layla’s group.</w:t>
+      </w:r>
+    </w:p>
+    <w:p>
+      <w:pPr>
+        <w:pStyle w:val="BodyText"/>
+      </w:pPr>
+      <w:r>
+        <w:t xml:space="preserve">MARCUS: And the strategic pile?</w:t>
+      </w:r>
+    </w:p>
+    <w:p>
+      <w:pPr>
+        <w:pStyle w:val="BodyText"/>
+      </w:pPr>
+      <w:r>
+        <w:t xml:space="preserve">ZOE: Only one card. Han Seo-yeon. Daeyang Bio.</w:t>
+      </w:r>
+    </w:p>
+    <w:p>
+      <w:pPr>
+        <w:pStyle w:val="BodyText"/>
+      </w:pPr>
+      <w:r>
+        <w:t xml:space="preserve">NOAH: Do we follow up with her?</w:t>
+      </w:r>
+    </w:p>
+    <w:p>
+      <w:pPr>
+        <w:pStyle w:val="BodyText"/>
+      </w:pPr>
+      <w:r>
+        <w:t xml:space="preserve">ELENA: Park said,</w:t>
       </w:r>
       <w:r>
         <w:t xml:space="preserve"> </w:t>
@@ -698,214 +652,58 @@
         <w:t xml:space="preserve">“</w:t>
       </w:r>
       <w:r>
-        <w:t xml:space="preserve">나중</w:t>
+        <w:t xml:space="preserve">Be polite. And be careful.</w:t>
       </w:r>
       <w:r>
         <w:t xml:space="preserve">”</w:t>
       </w:r>
-      <w:r>
-        <w:t xml:space="preserve"> </w:t>
-      </w:r>
-      <w:r>
-        <w:t xml:space="preserve">폴더로 가요. 다정한 메모와 함께.</w:t>
-      </w:r>
-    </w:p>
-    <w:p>
-      <w:pPr>
-        <w:numPr>
-          <w:ilvl w:val="0"/>
-          <w:numId w:val="1002"/>
-        </w:numPr>
-      </w:pPr>
-      <w:r>
-        <w:t xml:space="preserve">ZOE: UK doctors and nurses. Who asked follow-up questions?</w:t>
-      </w:r>
-      <w:r>
-        <w:t xml:space="preserve"> </w:t>
-      </w:r>
-      <w:r>
-        <w:t xml:space="preserve">조이: 영국 의사와 간호사. 누가 후속 질문을 했어요?</w:t>
-      </w:r>
-    </w:p>
-    <w:p>
-      <w:pPr>
-        <w:numPr>
-          <w:ilvl w:val="0"/>
-          <w:numId w:val="1002"/>
-        </w:numPr>
-      </w:pPr>
-      <w:r>
-        <w:t xml:space="preserve">TASHA: Thirty-one. Most of them asked when the training starts, not when the product arrives, which tells you something about the UK. And Sarah Whitfield asked three times. By the third time, I wrote her name in capitals.</w:t>
-      </w:r>
-      <w:r>
-        <w:t xml:space="preserve"> </w:t>
-      </w:r>
-      <w:r>
-        <w:t xml:space="preserve">타샤: 서른하나. 대부분 제품이 언제 오냐가 아니라 교육이 언제 시작되냐고 물었어요. 그게 영국에 대해 뭔가를 말해 주죠. 그리고 세라 휫필드는 세 번 물었어요. 세 번째엔 이름을 대문자로 적어 뒀어요.</w:t>
-      </w:r>
-    </w:p>
-    <w:p>
-      <w:pPr>
-        <w:numPr>
-          <w:ilvl w:val="0"/>
-          <w:numId w:val="1002"/>
-        </w:numPr>
-      </w:pPr>
-      <w:r>
-        <w:t xml:space="preserve">ELENA: And Germany?</w:t>
-      </w:r>
-      <w:r>
-        <w:t xml:space="preserve"> </w:t>
-      </w:r>
-      <w:r>
-        <w:t xml:space="preserve">엘레나: 그럼 독일은요?</w:t>
-      </w:r>
-    </w:p>
-    <w:p>
-      <w:pPr>
-        <w:numPr>
-          <w:ilvl w:val="0"/>
-          <w:numId w:val="1002"/>
-        </w:numPr>
-      </w:pPr>
-      <w:r>
-        <w:t xml:space="preserve">SOFIA: Twenty-one doctors. Mostly asked about data. One asked for our stability study. In German.</w:t>
-      </w:r>
-      <w:r>
-        <w:t xml:space="preserve"> </w:t>
-      </w:r>
-      <w:r>
-        <w:t xml:space="preserve">소피아: 의사 스물하나. 대부분 데이터를 물었어요. 한 명은 안정성 연구를 독일어로 요청했고요.</w:t>
-      </w:r>
-    </w:p>
-    <w:p>
-      <w:pPr>
-        <w:numPr>
-          <w:ilvl w:val="0"/>
-          <w:numId w:val="1002"/>
-        </w:numPr>
-      </w:pPr>
-      <w:r>
-        <w:t xml:space="preserve">MARCUS: In German? Do we have that?</w:t>
-      </w:r>
-      <w:r>
-        <w:t xml:space="preserve"> </w:t>
-      </w:r>
-      <w:r>
-        <w:t xml:space="preserve">마커스: 독일어로? 우리한테 그게 있어?</w:t>
-      </w:r>
-    </w:p>
-    <w:p>
-      <w:pPr>
-        <w:numPr>
-          <w:ilvl w:val="0"/>
-          <w:numId w:val="1002"/>
-        </w:numPr>
-      </w:pPr>
-      <w:r>
-        <w:t xml:space="preserve">ELENA: Not yet. Add it to Katrin’s list.</w:t>
-      </w:r>
-      <w:r>
-        <w:t xml:space="preserve"> </w:t>
-      </w:r>
-      <w:r>
-        <w:t xml:space="preserve">엘레나: 아직은요. 카트린 목록에 추가해요.</w:t>
-      </w:r>
-    </w:p>
-    <w:p>
-      <w:pPr>
-        <w:numPr>
-          <w:ilvl w:val="0"/>
-          <w:numId w:val="1002"/>
-        </w:numPr>
-      </w:pPr>
-      <w:r>
-        <w:t xml:space="preserve">ZOE: Fifty-two qualified doctor leads. UK and Germany. Out of hundreds.</w:t>
-      </w:r>
-      <w:r>
-        <w:t xml:space="preserve"> </w:t>
-      </w:r>
-      <w:r>
-        <w:t xml:space="preserve">조이: 적격 의사 리드 52명. 영국과 독일. 수백 명 중에서.</w:t>
-      </w:r>
-    </w:p>
-    <w:p>
-      <w:pPr>
-        <w:numPr>
-          <w:ilvl w:val="0"/>
-          <w:numId w:val="1002"/>
-        </w:numPr>
-      </w:pPr>
-      <w:r>
-        <w:t xml:space="preserve">NOAH: Fifty-two? That sounds small.</w:t>
-      </w:r>
-      <w:r>
-        <w:t xml:space="preserve"> </w:t>
-      </w:r>
-      <w:r>
-        <w:t xml:space="preserve">노아: 52명? 적게 들리는데요.</w:t>
-      </w:r>
-    </w:p>
-    <w:p>
-      <w:pPr>
-        <w:numPr>
-          <w:ilvl w:val="0"/>
-          <w:numId w:val="1002"/>
-        </w:numPr>
-      </w:pPr>
-      <w:r>
-        <w:t xml:space="preserve">SOFIA: Fifty-two people who will actually answer our email. That’s not small, Noah. Hundreds of badge scans feel exciting, but most of those people just wanted a free card. Fifty-two doctors who can buy, follow our rule, and asked real questions is a real list.</w:t>
-      </w:r>
-      <w:r>
-        <w:t xml:space="preserve"> </w:t>
-      </w:r>
-      <w:r>
-        <w:t xml:space="preserve">소피아: 우리 이메일에 실제로 답할 52명이에요. 적은 게 아니에요, 노아. 배지 스캔 수백 건은 신나 보이지만, 대부분은 무료 카드를 원했을 뿐이에요. 살 수 있고, 우리 규칙을 따르고, 진짜 질문을 한 의사 52명. 그게 진짜 명단이에요.</w:t>
-      </w:r>
-    </w:p>
-    <w:p>
-      <w:pPr>
-        <w:numPr>
-          <w:ilvl w:val="0"/>
-          <w:numId w:val="1002"/>
-        </w:numPr>
-      </w:pPr>
-      <w:r>
-        <w:t xml:space="preserve">ZOE: Distributors. Six meetings. Two real. Oliver and Klaus.</w:t>
-      </w:r>
-      <w:r>
-        <w:t xml:space="preserve"> </w:t>
-      </w:r>
-      <w:r>
-        <w:t xml:space="preserve">조이: 유통사. 미팅 여섯. 진짜는 둘. 올리버와 클라우스.</w:t>
-      </w:r>
-    </w:p>
-    <w:p>
-      <w:pPr>
-        <w:numPr>
-          <w:ilvl w:val="0"/>
-          <w:numId w:val="1002"/>
-        </w:numPr>
-      </w:pPr>
-      <w:r>
-        <w:t xml:space="preserve">ELENA: And the Gulf? Omar?</w:t>
-      </w:r>
-      <w:r>
-        <w:t xml:space="preserve"> </w:t>
-      </w:r>
-      <w:r>
-        <w:t xml:space="preserve">엘레나: 그럼 걸프는요? 오마르?</w:t>
-      </w:r>
-    </w:p>
-    <w:p>
-      <w:pPr>
-        <w:numPr>
-          <w:ilvl w:val="0"/>
-          <w:numId w:val="1002"/>
-        </w:numPr>
-      </w:pPr>
-      <w:r>
-        <w:t xml:space="preserve">SOFIA: Real, but later. After CE. He goes in the</w:t>
+    </w:p>
+    <w:p>
+      <w:pPr>
+        <w:pStyle w:val="BodyText"/>
+      </w:pPr>
+      <w:r>
+        <w:t xml:space="preserve">ZOE: Then polite and careful. A short thank-you, and no business, not yet. She works for the company Halvern chose over Seorin, so anything we write could end up on someone else’s desk. Three sentences, warm, and nothing we’d regret seeing forwarded.</w:t>
+      </w:r>
+    </w:p>
+    <w:p>
+      <w:pPr>
+        <w:pStyle w:val="BodyText"/>
+      </w:pPr>
+      <w:r>
+        <w:t xml:space="preserve">MARCUS: And we tell CEO Park we sent it. Before he hears it from Su-jin.</w:t>
+      </w:r>
+    </w:p>
+    <w:p>
+      <w:pPr>
+        <w:pStyle w:val="BodyText"/>
+      </w:pPr>
+      <w:r>
+        <w:t xml:space="preserve">NOAH: Agreed. No surprises for our partners.</w:t>
+      </w:r>
+    </w:p>
+    <w:p>
+      <w:pPr>
+        <w:pStyle w:val="BodyText"/>
+      </w:pPr>
+      <w:r>
+        <w:t xml:space="preserve">TASHA: And the nurses? The UK waiting list for training?</w:t>
+      </w:r>
+    </w:p>
+    <w:p>
+      <w:pPr>
+        <w:pStyle w:val="BodyText"/>
+      </w:pPr>
+      <w:r>
+        <w:t xml:space="preserve">ZOE: How many?</w:t>
+      </w:r>
+    </w:p>
+    <w:p>
+      <w:pPr>
+        <w:pStyle w:val="BodyText"/>
+      </w:pPr>
+      <w:r>
+        <w:t xml:space="preserve">TASHA: Two hundred thirty. They signed a paper sheet. Some wrote</w:t>
       </w:r>
       <w:r>
         <w:t xml:space="preserve"> </w:t>
@@ -914,7 +712,7 @@
         <w:t xml:space="preserve">“</w:t>
       </w:r>
       <w:r>
-        <w:t xml:space="preserve">after CE</w:t>
+        <w:t xml:space="preserve">please</w:t>
       </w:r>
       <w:r>
         <w:t xml:space="preserve">”</w:t>
@@ -923,397 +721,71 @@
         <w:t xml:space="preserve"> </w:t>
       </w:r>
       <w:r>
-        <w:t xml:space="preserve">folder. With Layla’s group.</w:t>
-      </w:r>
-      <w:r>
-        <w:t xml:space="preserve"> </w:t>
-      </w:r>
-      <w:r>
-        <w:t xml:space="preserve">소피아: 진짜지만 나중이에요. CE 이후.</w:t>
-      </w:r>
-      <w:r>
-        <w:t xml:space="preserve"> </w:t>
-      </w:r>
-      <w:r>
-        <w:t xml:space="preserve">“</w:t>
-      </w:r>
-      <w:r>
-        <w:t xml:space="preserve">CE 이후</w:t>
-      </w:r>
-      <w:r>
-        <w:t xml:space="preserve">”</w:t>
-      </w:r>
-      <w:r>
-        <w:t xml:space="preserve"> </w:t>
-      </w:r>
-      <w:r>
-        <w:t xml:space="preserve">폴더로 가요. 레일라 그룹과 함께.</w:t>
-      </w:r>
-    </w:p>
-    <w:p>
-      <w:pPr>
-        <w:numPr>
-          <w:ilvl w:val="0"/>
-          <w:numId w:val="1002"/>
-        </w:numPr>
-      </w:pPr>
-      <w:r>
-        <w:t xml:space="preserve">MARCUS: And the strategic pile?</w:t>
-      </w:r>
-      <w:r>
-        <w:t xml:space="preserve"> </w:t>
-      </w:r>
-      <w:r>
-        <w:t xml:space="preserve">마커스: 그럼 전략 무더기는?</w:t>
-      </w:r>
-    </w:p>
-    <w:p>
-      <w:pPr>
-        <w:numPr>
-          <w:ilvl w:val="0"/>
-          <w:numId w:val="1002"/>
-        </w:numPr>
-      </w:pPr>
-      <w:r>
-        <w:t xml:space="preserve">ZOE: Only one card. Han Seo-yeon. Daeyang Bio.</w:t>
-      </w:r>
-      <w:r>
-        <w:t xml:space="preserve"> </w:t>
-      </w:r>
-      <w:r>
-        <w:t xml:space="preserve">조이: 명함 하나뿐이에요. 한서연. 대양바이오.</w:t>
-      </w:r>
-    </w:p>
-    <w:p>
-      <w:pPr>
-        <w:numPr>
-          <w:ilvl w:val="0"/>
-          <w:numId w:val="1002"/>
-        </w:numPr>
-      </w:pPr>
-      <w:r>
-        <w:t xml:space="preserve">NOAH: Do we follow up with her?</w:t>
-      </w:r>
-      <w:r>
-        <w:t xml:space="preserve"> </w:t>
-      </w:r>
-      <w:r>
-        <w:t xml:space="preserve">노아: 그 사람한테 후속 연락해요?</w:t>
-      </w:r>
-    </w:p>
-    <w:p>
-      <w:pPr>
-        <w:numPr>
-          <w:ilvl w:val="0"/>
-          <w:numId w:val="1002"/>
-        </w:numPr>
-      </w:pPr>
-      <w:r>
-        <w:t xml:space="preserve">ELENA: Park said,</w:t>
-      </w:r>
-      <w:r>
-        <w:t xml:space="preserve"> </w:t>
-      </w:r>
-      <w:r>
-        <w:t xml:space="preserve">“</w:t>
-      </w:r>
-      <w:r>
-        <w:t xml:space="preserve">Be polite. And be careful.</w:t>
-      </w:r>
-      <w:r>
-        <w:t xml:space="preserve">”</w:t>
-      </w:r>
-      <w:r>
-        <w:t xml:space="preserve"> </w:t>
-      </w:r>
-      <w:r>
-        <w:t xml:space="preserve">엘레나: 박 대표님이</w:t>
-      </w:r>
-      <w:r>
-        <w:t xml:space="preserve"> </w:t>
-      </w:r>
-      <w:r>
-        <w:t xml:space="preserve">“</w:t>
-      </w:r>
-      <w:r>
-        <w:t xml:space="preserve">예의 바르게. 그리고 조심하라</w:t>
-      </w:r>
-      <w:r>
-        <w:t xml:space="preserve">”</w:t>
-      </w:r>
-      <w:r>
-        <w:t xml:space="preserve">고 했잖아요.</w:t>
-      </w:r>
-    </w:p>
-    <w:p>
-      <w:pPr>
-        <w:numPr>
-          <w:ilvl w:val="0"/>
-          <w:numId w:val="1002"/>
-        </w:numPr>
-      </w:pPr>
-      <w:r>
-        <w:t xml:space="preserve">ZOE: Then polite and careful. A short thank-you, and no business, not yet. She works for the company Halvern chose over Seorin, so anything we write could end up on someone else’s desk. Three sentences, warm, and nothing we’d regret seeing forwarded.</w:t>
-      </w:r>
-      <w:r>
-        <w:t xml:space="preserve"> </w:t>
-      </w:r>
-      <w:r>
-        <w:t xml:space="preserve">조이: 그럼 예의 바르고 조심스럽게. 짧은 감사 인사, 사업 얘기는 없이, 아직은요. 할번이 서린 대신 고른 회사에서 일하는 사람이니까, 우리가 쓰는 건 뭐든 다른 사람 책상에 올라갈 수 있어요. 세 문장, 따뜻하게, 그리고 전달돼도 후회하지 않을 내용만.</w:t>
-      </w:r>
-    </w:p>
-    <w:p>
-      <w:pPr>
-        <w:numPr>
-          <w:ilvl w:val="0"/>
-          <w:numId w:val="1002"/>
-        </w:numPr>
-      </w:pPr>
-      <w:r>
-        <w:t xml:space="preserve">MARCUS: And we tell CEO Park we sent it. Before he hears it from Su-jin.</w:t>
-      </w:r>
-      <w:r>
-        <w:t xml:space="preserve"> </w:t>
-      </w:r>
-      <w:r>
-        <w:t xml:space="preserve">마커스: 그리고 박 대표님한테 보냈다고 말해. 수진 팀장한테 듣기 전에.</w:t>
-      </w:r>
-    </w:p>
-    <w:p>
-      <w:pPr>
-        <w:numPr>
-          <w:ilvl w:val="0"/>
-          <w:numId w:val="1002"/>
-        </w:numPr>
-      </w:pPr>
-      <w:r>
-        <w:t xml:space="preserve">NOAH: Agreed. No surprises for our partners.</w:t>
-      </w:r>
-      <w:r>
-        <w:t xml:space="preserve"> </w:t>
-      </w:r>
-      <w:r>
-        <w:t xml:space="preserve">노아: 동의해요. 파트너들한테 놀랄 일은 없게.</w:t>
-      </w:r>
-    </w:p>
-    <w:p>
-      <w:pPr>
-        <w:numPr>
-          <w:ilvl w:val="0"/>
-          <w:numId w:val="1002"/>
-        </w:numPr>
-      </w:pPr>
-      <w:r>
-        <w:t xml:space="preserve">TASHA: And the nurses? The UK waiting list for training?</w:t>
-      </w:r>
-      <w:r>
-        <w:t xml:space="preserve"> </w:t>
-      </w:r>
-      <w:r>
-        <w:t xml:space="preserve">타샤: 그럼 간호사들은요? 영국 교육 대기 명단?</w:t>
-      </w:r>
-    </w:p>
-    <w:p>
-      <w:pPr>
-        <w:numPr>
-          <w:ilvl w:val="0"/>
-          <w:numId w:val="1002"/>
-        </w:numPr>
-      </w:pPr>
-      <w:r>
-        <w:t xml:space="preserve">ZOE: How many?</w:t>
-      </w:r>
-      <w:r>
-        <w:t xml:space="preserve"> </w:t>
-      </w:r>
-      <w:r>
-        <w:t xml:space="preserve">조이: 몇 명이에요?</w:t>
-      </w:r>
-    </w:p>
-    <w:p>
-      <w:pPr>
-        <w:numPr>
-          <w:ilvl w:val="0"/>
-          <w:numId w:val="1002"/>
-        </w:numPr>
-      </w:pPr>
-      <w:r>
-        <w:t xml:space="preserve">TASHA: Two hundred thirty. They signed a paper sheet. Some wrote</w:t>
-      </w:r>
-      <w:r>
-        <w:t xml:space="preserve"> </w:t>
-      </w:r>
-      <w:r>
-        <w:t xml:space="preserve">“</w:t>
-      </w:r>
-      <w:r>
-        <w:t xml:space="preserve">please</w:t>
-      </w:r>
-      <w:r>
-        <w:t xml:space="preserve">”</w:t>
-      </w:r>
-      <w:r>
-        <w:t xml:space="preserve"> </w:t>
-      </w:r>
-      <w:r>
         <w:t xml:space="preserve">twice.</w:t>
       </w:r>
-      <w:r>
-        <w:t xml:space="preserve"> </w:t>
-      </w:r>
-      <w:r>
-        <w:t xml:space="preserve">타샤: 230명. 종이에 서명했어요. 몇 명은</w:t>
-      </w:r>
-      <w:r>
-        <w:t xml:space="preserve"> </w:t>
-      </w:r>
-      <w:r>
-        <w:t xml:space="preserve">“</w:t>
-      </w:r>
-      <w:r>
-        <w:t xml:space="preserve">제발</w:t>
-      </w:r>
-      <w:r>
-        <w:t xml:space="preserve">”</w:t>
-      </w:r>
-      <w:r>
-        <w:t xml:space="preserve">을 두 번 썼고요.</w:t>
-      </w:r>
-    </w:p>
-    <w:p>
-      <w:pPr>
-        <w:numPr>
-          <w:ilvl w:val="0"/>
-          <w:numId w:val="1002"/>
-        </w:numPr>
+    </w:p>
+    <w:p>
+      <w:pPr>
+        <w:pStyle w:val="BodyText"/>
       </w:pPr>
       <w:r>
         <w:t xml:space="preserve">ELENA: Two hundred thirty nurses. Before we even have a product there.</w:t>
       </w:r>
-      <w:r>
-        <w:t xml:space="preserve"> </w:t>
-      </w:r>
-      <w:r>
-        <w:t xml:space="preserve">엘레나: 간호사 230명. 거기에 제품도 없는데.</w:t>
-      </w:r>
-    </w:p>
-    <w:p>
-      <w:pPr>
-        <w:numPr>
-          <w:ilvl w:val="0"/>
-          <w:numId w:val="1002"/>
-        </w:numPr>
+    </w:p>
+    <w:p>
+      <w:pPr>
+        <w:pStyle w:val="BodyText"/>
       </w:pPr>
       <w:r>
         <w:t xml:space="preserve">NOAH: Then the training is the product. For now.</w:t>
       </w:r>
-      <w:r>
-        <w:t xml:space="preserve"> </w:t>
-      </w:r>
-      <w:r>
-        <w:t xml:space="preserve">노아: 그럼 지금은 교육이 제품이네요.</w:t>
-      </w:r>
-    </w:p>
-    <w:p>
-      <w:pPr>
-        <w:numPr>
-          <w:ilvl w:val="0"/>
-          <w:numId w:val="1002"/>
-        </w:numPr>
+    </w:p>
+    <w:p>
+      <w:pPr>
+        <w:pStyle w:val="BodyText"/>
       </w:pPr>
       <w:r>
         <w:t xml:space="preserve">SOFIA: Final count. Fifty-two doctors. Two distributors. One strategic contact. Two hundred thirty nurses.</w:t>
       </w:r>
-      <w:r>
-        <w:t xml:space="preserve"> </w:t>
-      </w:r>
-      <w:r>
-        <w:t xml:space="preserve">소피아: 최종 집계. 의사 52명. 유통사 2곳. 전략 연락처 1. 간호사 230명.</w:t>
-      </w:r>
-    </w:p>
-    <w:p>
-      <w:pPr>
-        <w:numPr>
-          <w:ilvl w:val="0"/>
-          <w:numId w:val="1002"/>
-        </w:numPr>
+    </w:p>
+    <w:p>
+      <w:pPr>
+        <w:pStyle w:val="BodyText"/>
       </w:pPr>
       <w:r>
         <w:t xml:space="preserve">MARCUS: And the rest? Five hundred names?</w:t>
       </w:r>
-      <w:r>
-        <w:t xml:space="preserve"> </w:t>
-      </w:r>
-      <w:r>
-        <w:t xml:space="preserve">마커스: 그럼 나머진? 이름 500개?</w:t>
-      </w:r>
-    </w:p>
-    <w:p>
-      <w:pPr>
-        <w:numPr>
-          <w:ilvl w:val="0"/>
-          <w:numId w:val="1002"/>
-        </w:numPr>
+    </w:p>
+    <w:p>
+      <w:pPr>
+        <w:pStyle w:val="BodyText"/>
       </w:pPr>
       <w:r>
         <w:t xml:space="preserve">SOFIA: A general newsletter, and opt-in only, because of GDPR. In Europe, we can’t just email everyone whose badge we scanned. They have to agree first, and if we ignore that, the fine could cost more than the whole booth.</w:t>
       </w:r>
-      <w:r>
-        <w:t xml:space="preserve"> </w:t>
-      </w:r>
-      <w:r>
-        <w:t xml:space="preserve">소피아: 일반 뉴스레터요. 옵트인만. GDPR 때문에요. 유럽에선 배지를 스캔한 사람 모두에게 그냥 이메일을 보낼 수 없어요. 먼저 동의를 받아야 하고, 그걸 무시하면 벌금이 부스 전체 비용보다 더 나올 수도 있어요.</w:t>
-      </w:r>
-    </w:p>
-    <w:p>
-      <w:pPr>
-        <w:numPr>
-          <w:ilvl w:val="0"/>
-          <w:numId w:val="1002"/>
-        </w:numPr>
+    </w:p>
+    <w:p>
+      <w:pPr>
+        <w:pStyle w:val="BodyText"/>
       </w:pPr>
       <w:r>
         <w:t xml:space="preserve">ELENA: GDPR?</w:t>
       </w:r>
-      <w:r>
-        <w:t xml:space="preserve"> </w:t>
-      </w:r>
-      <w:r>
-        <w:t xml:space="preserve">엘레나: GDPR?</w:t>
-      </w:r>
-    </w:p>
-    <w:p>
-      <w:pPr>
-        <w:numPr>
-          <w:ilvl w:val="0"/>
-          <w:numId w:val="1002"/>
-        </w:numPr>
+    </w:p>
+    <w:p>
+      <w:pPr>
+        <w:pStyle w:val="BodyText"/>
       </w:pPr>
       <w:r>
         <w:t xml:space="preserve">ZOE: Europe’s privacy law. Stricter than ours. Diane sent a memo. Eleven pages.</w:t>
       </w:r>
-      <w:r>
-        <w:t xml:space="preserve"> </w:t>
-      </w:r>
-      <w:r>
-        <w:t xml:space="preserve">조이: 유럽 개인정보 법. 우리보다 엄격해요. 다이앤이 메모를 보냈어요. 11쪽.</w:t>
-      </w:r>
-    </w:p>
-    <w:p>
-      <w:pPr>
-        <w:numPr>
-          <w:ilvl w:val="0"/>
-          <w:numId w:val="1002"/>
-        </w:numPr>
+    </w:p>
+    <w:p>
+      <w:pPr>
+        <w:pStyle w:val="BodyText"/>
       </w:pPr>
       <w:r>
         <w:t xml:space="preserve">MARCUS: Only eleven? She must be tired.</w:t>
-      </w:r>
-      <w:r>
-        <w:t xml:space="preserve"> </w:t>
-      </w:r>
-      <w:r>
-        <w:t xml:space="preserve">마커스: 11쪽뿐? 피곤한가 보네.</w:t>
       </w:r>
     </w:p>
     <w:bookmarkEnd w:id="22"/>
@@ -1328,10 +800,7 @@
     </w:p>
     <w:p>
       <w:pPr>
-        <w:numPr>
-          <w:ilvl w:val="0"/>
-          <w:numId w:val="1003"/>
-        </w:numPr>
+        <w:pStyle w:val="FirstParagraph"/>
       </w:pPr>
       <w:r>
         <w:t xml:space="preserve">ZOE: Follow-up emails. Rule one. Start with a specific memory. Not</w:t>
@@ -1348,11 +817,21 @@
       <w:r>
         <w:t xml:space="preserve">”</w:t>
       </w:r>
-      <w:r>
-        <w:t xml:space="preserve"> </w:t>
-      </w:r>
-      <w:r>
-        <w:t xml:space="preserve">조이: 후속 이메일. 규칙 1. 구체적인 기억으로 시작해요.</w:t>
+    </w:p>
+    <w:p>
+      <w:pPr>
+        <w:pStyle w:val="BodyText"/>
+      </w:pPr>
+      <w:r>
+        <w:t xml:space="preserve">NOAH: Like what?</w:t>
+      </w:r>
+    </w:p>
+    <w:p>
+      <w:pPr>
+        <w:pStyle w:val="BodyText"/>
+      </w:pPr>
+      <w:r>
+        <w:t xml:space="preserve">ZOE:</w:t>
       </w:r>
       <w:r>
         <w:t xml:space="preserve"> </w:t>
@@ -1361,7 +840,7 @@
         <w:t xml:space="preserve">“</w:t>
       </w:r>
       <w:r>
-        <w:t xml:space="preserve">만나서 반가웠습니다</w:t>
+        <w:t xml:space="preserve">It was a pleasure meeting you at IMCAS. You beat one point seven seconds.</w:t>
       </w:r>
       <w:r>
         <w:t xml:space="preserve">”</w:t>
@@ -1370,35 +849,15 @@
         <w:t xml:space="preserve"> </w:t>
       </w:r>
       <w:r>
-        <w:t xml:space="preserve">말고.</w:t>
-      </w:r>
-    </w:p>
-    <w:p>
-      <w:pPr>
-        <w:numPr>
-          <w:ilvl w:val="0"/>
-          <w:numId w:val="1003"/>
-        </w:numPr>
-      </w:pPr>
-      <w:r>
-        <w:t xml:space="preserve">NOAH: Like what?</w:t>
-      </w:r>
-      <w:r>
-        <w:t xml:space="preserve"> </w:t>
-      </w:r>
-      <w:r>
-        <w:t xml:space="preserve">노아: 예를 들면요?</w:t>
-      </w:r>
-    </w:p>
-    <w:p>
-      <w:pPr>
-        <w:numPr>
-          <w:ilvl w:val="0"/>
-          <w:numId w:val="1003"/>
-        </w:numPr>
-      </w:pPr>
-      <w:r>
-        <w:t xml:space="preserve">ZOE:</w:t>
+        <w:t xml:space="preserve">Something they’ll remember.</w:t>
+      </w:r>
+    </w:p>
+    <w:p>
+      <w:pPr>
+        <w:pStyle w:val="BodyText"/>
+      </w:pPr>
+      <w:r>
+        <w:t xml:space="preserve">SOFIA: Rule two.</w:t>
       </w:r>
       <w:r>
         <w:t xml:space="preserve"> </w:t>
@@ -1407,7 +866,7 @@
         <w:t xml:space="preserve">“</w:t>
       </w:r>
       <w:r>
-        <w:t xml:space="preserve">It was a pleasure meeting you at IMCAS. You beat one point seven seconds.</w:t>
+        <w:t xml:space="preserve">As promised…</w:t>
       </w:r>
       <w:r>
         <w:t xml:space="preserve">”</w:t>
@@ -1416,13 +875,39 @@
         <w:t xml:space="preserve"> </w:t>
       </w:r>
       <w:r>
-        <w:t xml:space="preserve">Something they’ll remember.</w:t>
-      </w:r>
-      <w:r>
-        <w:t xml:space="preserve"> </w:t>
-      </w:r>
-      <w:r>
-        <w:t xml:space="preserve">조이:</w:t>
+        <w:t xml:space="preserve">Then attach what you promised. Immediately.</w:t>
+      </w:r>
+    </w:p>
+    <w:p>
+      <w:pPr>
+        <w:pStyle w:val="BodyText"/>
+      </w:pPr>
+      <w:r>
+        <w:t xml:space="preserve">ELENA: Rule three?</w:t>
+      </w:r>
+    </w:p>
+    <w:p>
+      <w:pPr>
+        <w:pStyle w:val="BodyText"/>
+      </w:pPr>
+      <w:r>
+        <w:t xml:space="preserve">ZOE: One next step. Only one. Not five. A date. A call. A document.</w:t>
+      </w:r>
+    </w:p>
+    <w:p>
+      <w:pPr>
+        <w:pStyle w:val="BodyText"/>
+      </w:pPr>
+      <w:r>
+        <w:t xml:space="preserve">SOFIA: Noah, you write Oliver’s. Read it aloud.</w:t>
+      </w:r>
+    </w:p>
+    <w:p>
+      <w:pPr>
+        <w:pStyle w:val="BodyText"/>
+      </w:pPr>
+      <w:r>
+        <w:t xml:space="preserve">NOAH:</w:t>
       </w:r>
       <w:r>
         <w:t xml:space="preserve"> </w:t>
@@ -1431,27 +916,26 @@
         <w:t xml:space="preserve">“</w:t>
       </w:r>
       <w:r>
-        <w:t xml:space="preserve">IMCAS에서 만나서 반가웠습니다. 1.7초를 깨셨죠.</w:t>
+        <w:t xml:space="preserve">Dear Oliver, it was a pleasure meeting you at IMCAS. Your eighteen hundred clinics impressed us. As promised, attached is our training program.</w:t>
       </w:r>
       <w:r>
         <w:t xml:space="preserve">”</w:t>
       </w:r>
-      <w:r>
-        <w:t xml:space="preserve"> </w:t>
-      </w:r>
-      <w:r>
-        <w:t xml:space="preserve">그들이 기억할 무언가.</w:t>
-      </w:r>
-    </w:p>
-    <w:p>
-      <w:pPr>
-        <w:numPr>
-          <w:ilvl w:val="0"/>
-          <w:numId w:val="1003"/>
-        </w:numPr>
-      </w:pPr>
-      <w:r>
-        <w:t xml:space="preserve">SOFIA: Rule two.</w:t>
+    </w:p>
+    <w:p>
+      <w:pPr>
+        <w:pStyle w:val="BodyText"/>
+      </w:pPr>
+      <w:r>
+        <w:t xml:space="preserve">ZOE: Good. Next step?</w:t>
+      </w:r>
+    </w:p>
+    <w:p>
+      <w:pPr>
+        <w:pStyle w:val="BodyText"/>
+      </w:pPr>
+      <w:r>
+        <w:t xml:space="preserve">NOAH:</w:t>
       </w:r>
       <w:r>
         <w:t xml:space="preserve"> </w:t>
@@ -1460,22 +944,26 @@
         <w:t xml:space="preserve">“</w:t>
       </w:r>
       <w:r>
-        <w:t xml:space="preserve">As promised…</w:t>
+        <w:t xml:space="preserve">We’d be glad to meet in London in March. Shall we confirm a date?</w:t>
       </w:r>
       <w:r>
         <w:t xml:space="preserve">”</w:t>
       </w:r>
-      <w:r>
-        <w:t xml:space="preserve"> </w:t>
-      </w:r>
-      <w:r>
-        <w:t xml:space="preserve">Then attach what you promised. Immediately.</w:t>
-      </w:r>
-      <w:r>
-        <w:t xml:space="preserve"> </w:t>
-      </w:r>
-      <w:r>
-        <w:t xml:space="preserve">소피아: 규칙 2.</w:t>
+    </w:p>
+    <w:p>
+      <w:pPr>
+        <w:pStyle w:val="BodyText"/>
+      </w:pPr>
+      <w:r>
+        <w:t xml:space="preserve">ELENA: And the rule? Should we mention medical-only again?</w:t>
+      </w:r>
+    </w:p>
+    <w:p>
+      <w:pPr>
+        <w:pStyle w:val="BodyText"/>
+      </w:pPr>
+      <w:r>
+        <w:t xml:space="preserve">SOFIA: Once. Gently.</w:t>
       </w:r>
       <w:r>
         <w:t xml:space="preserve"> </w:t>
@@ -1484,78 +972,60 @@
         <w:t xml:space="preserve">“</w:t>
       </w:r>
       <w:r>
-        <w:t xml:space="preserve">약속드린 대로…</w:t>
+        <w:t xml:space="preserve">As discussed, our partnership would focus on medical professionals.</w:t>
       </w:r>
       <w:r>
         <w:t xml:space="preserve">”</w:t>
       </w:r>
-      <w:r>
-        <w:t xml:space="preserve"> </w:t>
-      </w:r>
-      <w:r>
-        <w:t xml:space="preserve">그리고 약속한 걸 첨부해요. 즉시.</w:t>
-      </w:r>
-    </w:p>
-    <w:p>
-      <w:pPr>
-        <w:numPr>
-          <w:ilvl w:val="0"/>
-          <w:numId w:val="1003"/>
-        </w:numPr>
-      </w:pPr>
-      <w:r>
-        <w:t xml:space="preserve">ELENA: Rule three?</w:t>
-      </w:r>
-      <w:r>
-        <w:t xml:space="preserve"> </w:t>
-      </w:r>
-      <w:r>
-        <w:t xml:space="preserve">엘레나: 규칙 3은요?</w:t>
-      </w:r>
-    </w:p>
-    <w:p>
-      <w:pPr>
-        <w:numPr>
-          <w:ilvl w:val="0"/>
-          <w:numId w:val="1003"/>
-        </w:numPr>
-      </w:pPr>
-      <w:r>
-        <w:t xml:space="preserve">ZOE: One next step. Only one. Not five. A date. A call. A document.</w:t>
-      </w:r>
-      <w:r>
-        <w:t xml:space="preserve"> </w:t>
-      </w:r>
-      <w:r>
-        <w:t xml:space="preserve">조이: 다음 단계 하나. 하나만. 다섯 개 말고. 날짜. 전화. 문서.</w:t>
-      </w:r>
-    </w:p>
-    <w:p>
-      <w:pPr>
-        <w:numPr>
-          <w:ilvl w:val="0"/>
-          <w:numId w:val="1003"/>
-        </w:numPr>
-      </w:pPr>
-      <w:r>
-        <w:t xml:space="preserve">SOFIA: Noah, you write Oliver’s. Read it aloud.</w:t>
-      </w:r>
-      <w:r>
-        <w:t xml:space="preserve"> </w:t>
-      </w:r>
-      <w:r>
-        <w:t xml:space="preserve">소피아: 노아, 올리버 건 당신이 써요. 소리 내서 읽어 봐요.</w:t>
-      </w:r>
-    </w:p>
-    <w:p>
-      <w:pPr>
-        <w:numPr>
-          <w:ilvl w:val="0"/>
-          <w:numId w:val="1003"/>
-        </w:numPr>
-      </w:pPr>
-      <w:r>
-        <w:t xml:space="preserve">NOAH:</w:t>
+    </w:p>
+    <w:p>
+      <w:pPr>
+        <w:pStyle w:val="BodyText"/>
+      </w:pPr>
+      <w:r>
+        <w:t xml:space="preserve">ZOE: Exactly.</w:t>
+      </w:r>
+      <w:r>
+        <w:t xml:space="preserve"> </w:t>
+      </w:r>
+      <w:r>
+        <w:t xml:space="preserve">‘</w:t>
+      </w:r>
+      <w:r>
+        <w:t xml:space="preserve">As discussed</w:t>
+      </w:r>
+      <w:r>
+        <w:t xml:space="preserve">’</w:t>
+      </w:r>
+      <w:r>
+        <w:t xml:space="preserve"> </w:t>
+      </w:r>
+      <w:r>
+        <w:t xml:space="preserve">is polite British, and he’ll understand it perfectly. It’s not a question, and it’s not a new demand. It quietly reminds him that the rule was already on the table in Paris, which makes it a condition, not an opening offer.</w:t>
+      </w:r>
+    </w:p>
+    <w:p>
+      <w:pPr>
+        <w:pStyle w:val="BodyText"/>
+      </w:pPr>
+      <w:r>
+        <w:t xml:space="preserve">TASHA: Can I write Sarah’s? She asked about training three times.</w:t>
+      </w:r>
+    </w:p>
+    <w:p>
+      <w:pPr>
+        <w:pStyle w:val="BodyText"/>
+      </w:pPr>
+      <w:r>
+        <w:t xml:space="preserve">ZOE: Go.</w:t>
+      </w:r>
+    </w:p>
+    <w:p>
+      <w:pPr>
+        <w:pStyle w:val="BodyText"/>
+      </w:pPr>
+      <w:r>
+        <w:t xml:space="preserve">TASHA:</w:t>
       </w:r>
       <w:r>
         <w:t xml:space="preserve"> </w:t>
@@ -1564,16 +1034,18 @@
         <w:t xml:space="preserve">“</w:t>
       </w:r>
       <w:r>
-        <w:t xml:space="preserve">Dear Oliver, it was a pleasure meeting you at IMCAS. Your eighteen hundred clinics impressed us. As promised, attached is our training program.</w:t>
+        <w:t xml:space="preserve">Dear Sarah, thank you for the kitchen story. It stayed with me. Our first UK training is planned for June.</w:t>
       </w:r>
       <w:r>
         <w:t xml:space="preserve">”</w:t>
       </w:r>
-      <w:r>
-        <w:t xml:space="preserve"> </w:t>
-      </w:r>
-      <w:r>
-        <w:t xml:space="preserve">노아:</w:t>
+    </w:p>
+    <w:p>
+      <w:pPr>
+        <w:pStyle w:val="BodyText"/>
+      </w:pPr>
+      <w:r>
+        <w:t xml:space="preserve">ELENA:</w:t>
       </w:r>
       <w:r>
         <w:t xml:space="preserve"> </w:t>
@@ -1582,38 +1054,16 @@
         <w:t xml:space="preserve">“</w:t>
       </w:r>
       <w:r>
-        <w:t xml:space="preserve">올리버 씨께, IMCAS에서 만나 반가웠습니다. 1,800개 클리닉이 인상적이었습니다. 약속드린 대로 교육 프로그램을 첨부합니다.</w:t>
+        <w:t xml:space="preserve">Planned.</w:t>
       </w:r>
       <w:r>
         <w:t xml:space="preserve">”</w:t>
       </w:r>
-    </w:p>
-    <w:p>
-      <w:pPr>
-        <w:numPr>
-          <w:ilvl w:val="0"/>
-          <w:numId w:val="1003"/>
-        </w:numPr>
-      </w:pPr>
-      <w:r>
-        <w:t xml:space="preserve">ZOE: Good. Next step?</w:t>
-      </w:r>
-      <w:r>
-        <w:t xml:space="preserve"> </w:t>
-      </w:r>
-      <w:r>
-        <w:t xml:space="preserve">조이: 좋아요. 다음 단계는요?</w:t>
-      </w:r>
-    </w:p>
-    <w:p>
-      <w:pPr>
-        <w:numPr>
-          <w:ilvl w:val="0"/>
-          <w:numId w:val="1003"/>
-        </w:numPr>
-      </w:pPr>
-      <w:r>
-        <w:t xml:space="preserve">NOAH:</w:t>
+      <w:r>
+        <w:t xml:space="preserve"> </w:t>
+      </w:r>
+      <w:r>
+        <w:t xml:space="preserve">Not</w:t>
       </w:r>
       <w:r>
         <w:t xml:space="preserve"> </w:t>
@@ -1622,7 +1072,7 @@
         <w:t xml:space="preserve">“</w:t>
       </w:r>
       <w:r>
-        <w:t xml:space="preserve">We’d be glad to meet in London in March. Shall we confirm a date?</w:t>
+        <w:t xml:space="preserve">confirmed.</w:t>
       </w:r>
       <w:r>
         <w:t xml:space="preserve">”</w:t>
@@ -1631,7 +1081,15 @@
         <w:t xml:space="preserve"> </w:t>
       </w:r>
       <w:r>
-        <w:t xml:space="preserve">노아:</w:t>
+        <w:t xml:space="preserve">Good.</w:t>
+      </w:r>
+    </w:p>
+    <w:p>
+      <w:pPr>
+        <w:pStyle w:val="BodyText"/>
+      </w:pPr>
+      <w:r>
+        <w:t xml:space="preserve">TASHA:</w:t>
       </w:r>
       <w:r>
         <w:t xml:space="preserve"> </w:t>
@@ -1640,7 +1098,7 @@
         <w:t xml:space="preserve">“</w:t>
       </w:r>
       <w:r>
-        <w:t xml:space="preserve">3월에 런던에서 기꺼이 만나겠습니다. 날짜를 확정할까요?</w:t>
+        <w:t xml:space="preserve">Would you like to help us design it? For UK nurses? We’d pay for your time.</w:t>
       </w:r>
       <w:r>
         <w:t xml:space="preserve">”</w:t>
@@ -1648,30 +1106,18 @@
     </w:p>
     <w:p>
       <w:pPr>
-        <w:numPr>
-          <w:ilvl w:val="0"/>
-          <w:numId w:val="1003"/>
-        </w:numPr>
-      </w:pPr>
-      <w:r>
-        <w:t xml:space="preserve">ELENA: And the rule? Should we mention medical-only again?</w:t>
-      </w:r>
-      <w:r>
-        <w:t xml:space="preserve"> </w:t>
-      </w:r>
-      <w:r>
-        <w:t xml:space="preserve">엘레나: 그럼 규칙은요? 의료인 한정을 다시 언급해야 해요?</w:t>
-      </w:r>
-    </w:p>
-    <w:p>
-      <w:pPr>
-        <w:numPr>
-          <w:ilvl w:val="0"/>
-          <w:numId w:val="1003"/>
-        </w:numPr>
-      </w:pPr>
-      <w:r>
-        <w:t xml:space="preserve">SOFIA: Once. Gently.</w:t>
+        <w:pStyle w:val="BodyText"/>
+      </w:pPr>
+      <w:r>
+        <w:t xml:space="preserve">SOFIA: Good work deserves payment. Zoe’s rule.</w:t>
+      </w:r>
+    </w:p>
+    <w:p>
+      <w:pPr>
+        <w:pStyle w:val="BodyText"/>
+      </w:pPr>
+      <w:r>
+        <w:t xml:space="preserve">ELENA:</w:t>
       </w:r>
       <w:r>
         <w:t xml:space="preserve"> </w:t>
@@ -1680,16 +1126,58 @@
         <w:t xml:space="preserve">“</w:t>
       </w:r>
       <w:r>
-        <w:t xml:space="preserve">As discussed, our partnership would focus on medical professionals.</w:t>
+        <w:t xml:space="preserve">Dear Dr. Marchand. As promised, fifty French cards. For your residents. And for anyone who forgets step one.</w:t>
       </w:r>
       <w:r>
         <w:t xml:space="preserve">”</w:t>
       </w:r>
-      <w:r>
-        <w:t xml:space="preserve"> </w:t>
-      </w:r>
-      <w:r>
-        <w:t xml:space="preserve">소피아: 한 번. 부드럽게.</w:t>
+    </w:p>
+    <w:p>
+      <w:pPr>
+        <w:pStyle w:val="BodyText"/>
+      </w:pPr>
+      <w:r>
+        <w:t xml:space="preserve">ZOE: Fifty? You promised ten.</w:t>
+      </w:r>
+    </w:p>
+    <w:p>
+      <w:pPr>
+        <w:pStyle w:val="BodyText"/>
+      </w:pPr>
+      <w:r>
+        <w:t xml:space="preserve">ELENA: She’ll share them, I’m sure. French doctors talk to each other at those long lunches, and one card in the right hand travels further than any ad we could buy. Forty extra cards cost us almost nothing. A forgotten step one costs a patient.</w:t>
+      </w:r>
+    </w:p>
+    <w:p>
+      <w:pPr>
+        <w:pStyle w:val="BodyText"/>
+      </w:pPr>
+      <w:r>
+        <w:t xml:space="preserve">NOAH: And Klaus?</w:t>
+      </w:r>
+    </w:p>
+    <w:p>
+      <w:pPr>
+        <w:pStyle w:val="BodyText"/>
+      </w:pPr>
+      <w:r>
+        <w:t xml:space="preserve">SOFIA: Klaus first. He decides slowly. So we answer fast. Data attached. In English. German version in two weeks.</w:t>
+      </w:r>
+    </w:p>
+    <w:p>
+      <w:pPr>
+        <w:pStyle w:val="BodyText"/>
+      </w:pPr>
+      <w:r>
+        <w:t xml:space="preserve">NOAH: And Han Seo-yeon?</w:t>
+      </w:r>
+    </w:p>
+    <w:p>
+      <w:pPr>
+        <w:pStyle w:val="BodyText"/>
+      </w:pPr>
+      <w:r>
+        <w:t xml:space="preserve">ZOE: Three sentences.</w:t>
       </w:r>
       <w:r>
         <w:t xml:space="preserve"> </w:t>
@@ -1698,7 +1186,7 @@
         <w:t xml:space="preserve">“</w:t>
       </w:r>
       <w:r>
-        <w:t xml:space="preserve">논의한 대로, 저희 파트너십은 의료 전문가에 집중할 것입니다.</w:t>
+        <w:t xml:space="preserve">Thank you for visiting our booth. Your note was kind. We hope our paths cross again.</w:t>
       </w:r>
       <w:r>
         <w:t xml:space="preserve">”</w:t>
@@ -1706,82 +1194,10 @@
     </w:p>
     <w:p>
       <w:pPr>
-        <w:numPr>
-          <w:ilvl w:val="0"/>
-          <w:numId w:val="1003"/>
-        </w:numPr>
-      </w:pPr>
-      <w:r>
-        <w:t xml:space="preserve">ZOE: Exactly.</w:t>
-      </w:r>
-      <w:r>
-        <w:t xml:space="preserve"> </w:t>
-      </w:r>
-      <w:r>
-        <w:t xml:space="preserve">‘</w:t>
-      </w:r>
-      <w:r>
-        <w:t xml:space="preserve">As discussed</w:t>
-      </w:r>
-      <w:r>
-        <w:t xml:space="preserve">’</w:t>
-      </w:r>
-      <w:r>
-        <w:t xml:space="preserve"> </w:t>
-      </w:r>
-      <w:r>
-        <w:t xml:space="preserve">is polite British, and he’ll understand it perfectly. It’s not a question, and it’s not a new demand. It quietly reminds him that the rule was already on the table in Paris, which makes it a condition, not an opening offer.</w:t>
-      </w:r>
-      <w:r>
-        <w:t xml:space="preserve"> </w:t>
-      </w:r>
-      <w:r>
-        <w:t xml:space="preserve">조이: 바로 그거예요. ’논의한 대로’는 정중한 영국식이고, 그 사람은 완벽하게 알아들을 거예요. 질문도 아니고, 새로운 요구도 아니에요. 그 규칙이 이미 파리에서 테이블 위에 있었다는 걸 조용히 상기시키는 거죠. 그래서 그건 협상의 출발점이 아니라 조건이 돼요.</w:t>
-      </w:r>
-    </w:p>
-    <w:p>
-      <w:pPr>
-        <w:numPr>
-          <w:ilvl w:val="0"/>
-          <w:numId w:val="1003"/>
-        </w:numPr>
-      </w:pPr>
-      <w:r>
-        <w:t xml:space="preserve">TASHA: Can I write Sarah’s? She asked about training three times.</w:t>
-      </w:r>
-      <w:r>
-        <w:t xml:space="preserve"> </w:t>
-      </w:r>
-      <w:r>
-        <w:t xml:space="preserve">타샤: 세라 것 제가 써도 돼요? 교육에 대해 세 번 물었잖아요.</w:t>
-      </w:r>
-    </w:p>
-    <w:p>
-      <w:pPr>
-        <w:numPr>
-          <w:ilvl w:val="0"/>
-          <w:numId w:val="1003"/>
-        </w:numPr>
-      </w:pPr>
-      <w:r>
-        <w:t xml:space="preserve">ZOE: Go.</w:t>
-      </w:r>
-      <w:r>
-        <w:t xml:space="preserve"> </w:t>
-      </w:r>
-      <w:r>
-        <w:t xml:space="preserve">조이: 하세요.</w:t>
-      </w:r>
-    </w:p>
-    <w:p>
-      <w:pPr>
-        <w:numPr>
-          <w:ilvl w:val="0"/>
-          <w:numId w:val="1003"/>
-        </w:numPr>
-      </w:pPr>
-      <w:r>
-        <w:t xml:space="preserve">TASHA:</w:t>
+        <w:pStyle w:val="BodyText"/>
+      </w:pPr>
+      <w:r>
+        <w:t xml:space="preserve">MARCUS:</w:t>
       </w:r>
       <w:r>
         <w:t xml:space="preserve"> </w:t>
@@ -1790,7 +1206,7 @@
         <w:t xml:space="preserve">“</w:t>
       </w:r>
       <w:r>
-        <w:t xml:space="preserve">Dear Sarah, thank you for the kitchen story. It stayed with me. Our first UK training is planned for June.</w:t>
+        <w:t xml:space="preserve">Paths cross again.</w:t>
       </w:r>
       <w:r>
         <w:t xml:space="preserve">”</w:t>
@@ -1799,7 +1215,7 @@
         <w:t xml:space="preserve"> </w:t>
       </w:r>
       <w:r>
-        <w:t xml:space="preserve">타샤:</w:t>
+        <w:t xml:space="preserve">Not</w:t>
       </w:r>
       <w:r>
         <w:t xml:space="preserve"> </w:t>
@@ -1808,7 +1224,7 @@
         <w:t xml:space="preserve">“</w:t>
       </w:r>
       <w:r>
-        <w:t xml:space="preserve">세라 씨께, 부엌 이야기 감사합니다. 마음에 남았어요. 첫 영국 교육은 6월로 계획 중입니다.</w:t>
+        <w:t xml:space="preserve">Let’s talk business.</w:t>
       </w:r>
       <w:r>
         <w:t xml:space="preserve">”</w:t>
@@ -1816,13 +1232,26 @@
     </w:p>
     <w:p>
       <w:pPr>
-        <w:numPr>
-          <w:ilvl w:val="0"/>
-          <w:numId w:val="1003"/>
-        </w:numPr>
-      </w:pPr>
-      <w:r>
-        <w:t xml:space="preserve">ELENA:</w:t>
+        <w:pStyle w:val="BodyText"/>
+      </w:pPr>
+      <w:r>
+        <w:t xml:space="preserve">ZOE: Exactly. Polite. Careful. Park would approve.</w:t>
+      </w:r>
+    </w:p>
+    <w:p>
+      <w:pPr>
+        <w:pStyle w:val="BodyText"/>
+      </w:pPr>
+      <w:r>
+        <w:t xml:space="preserve">SOFIA: Forty-eight emails tonight. Fifty-two by tomorrow noon.</w:t>
+      </w:r>
+    </w:p>
+    <w:p>
+      <w:pPr>
+        <w:pStyle w:val="BodyText"/>
+      </w:pPr>
+      <w:r>
+        <w:t xml:space="preserve">NOAH: That’s a lot of</w:t>
       </w:r>
       <w:r>
         <w:t xml:space="preserve"> </w:t>
@@ -1831,444 +1260,10 @@
         <w:t xml:space="preserve">“</w:t>
       </w:r>
       <w:r>
-        <w:t xml:space="preserve">Planned.</w:t>
+        <w:t xml:space="preserve">it was a pleasure.</w:t>
       </w:r>
       <w:r>
         <w:t xml:space="preserve">”</w:t>
-      </w:r>
-      <w:r>
-        <w:t xml:space="preserve"> </w:t>
-      </w:r>
-      <w:r>
-        <w:t xml:space="preserve">Not</w:t>
-      </w:r>
-      <w:r>
-        <w:t xml:space="preserve"> </w:t>
-      </w:r>
-      <w:r>
-        <w:t xml:space="preserve">“</w:t>
-      </w:r>
-      <w:r>
-        <w:t xml:space="preserve">confirmed.</w:t>
-      </w:r>
-      <w:r>
-        <w:t xml:space="preserve">”</w:t>
-      </w:r>
-      <w:r>
-        <w:t xml:space="preserve"> </w:t>
-      </w:r>
-      <w:r>
-        <w:t xml:space="preserve">Good.</w:t>
-      </w:r>
-      <w:r>
-        <w:t xml:space="preserve"> </w:t>
-      </w:r>
-      <w:r>
-        <w:t xml:space="preserve">엘레나:</w:t>
-      </w:r>
-      <w:r>
-        <w:t xml:space="preserve"> </w:t>
-      </w:r>
-      <w:r>
-        <w:t xml:space="preserve">“</w:t>
-      </w:r>
-      <w:r>
-        <w:t xml:space="preserve">계획 중.</w:t>
-      </w:r>
-      <w:r>
-        <w:t xml:space="preserve">”</w:t>
-      </w:r>
-      <w:r>
-        <w:t xml:space="preserve"> </w:t>
-      </w:r>
-      <w:r>
-        <w:t xml:space="preserve">“</w:t>
-      </w:r>
-      <w:r>
-        <w:t xml:space="preserve">확정</w:t>
-      </w:r>
-      <w:r>
-        <w:t xml:space="preserve">”</w:t>
-      </w:r>
-      <w:r>
-        <w:t xml:space="preserve">이 아니라. 좋아요.</w:t>
-      </w:r>
-    </w:p>
-    <w:p>
-      <w:pPr>
-        <w:numPr>
-          <w:ilvl w:val="0"/>
-          <w:numId w:val="1003"/>
-        </w:numPr>
-      </w:pPr>
-      <w:r>
-        <w:t xml:space="preserve">TASHA:</w:t>
-      </w:r>
-      <w:r>
-        <w:t xml:space="preserve"> </w:t>
-      </w:r>
-      <w:r>
-        <w:t xml:space="preserve">“</w:t>
-      </w:r>
-      <w:r>
-        <w:t xml:space="preserve">Would you like to help us design it? For UK nurses? We’d pay for your time.</w:t>
-      </w:r>
-      <w:r>
-        <w:t xml:space="preserve">”</w:t>
-      </w:r>
-      <w:r>
-        <w:t xml:space="preserve"> </w:t>
-      </w:r>
-      <w:r>
-        <w:t xml:space="preserve">타샤:</w:t>
-      </w:r>
-      <w:r>
-        <w:t xml:space="preserve"> </w:t>
-      </w:r>
-      <w:r>
-        <w:t xml:space="preserve">“</w:t>
-      </w:r>
-      <w:r>
-        <w:t xml:space="preserve">영국 간호사를 위한 교육 설계를 도와주시겠어요? 시간에 대한 보수를 드릴게요.</w:t>
-      </w:r>
-      <w:r>
-        <w:t xml:space="preserve">”</w:t>
-      </w:r>
-    </w:p>
-    <w:p>
-      <w:pPr>
-        <w:numPr>
-          <w:ilvl w:val="0"/>
-          <w:numId w:val="1003"/>
-        </w:numPr>
-      </w:pPr>
-      <w:r>
-        <w:t xml:space="preserve">SOFIA: Good work deserves payment. Zoe’s rule.</w:t>
-      </w:r>
-      <w:r>
-        <w:t xml:space="preserve"> </w:t>
-      </w:r>
-      <w:r>
-        <w:t xml:space="preserve">소피아: 좋은 일엔 대가가. 조이의 규칙.</w:t>
-      </w:r>
-    </w:p>
-    <w:p>
-      <w:pPr>
-        <w:numPr>
-          <w:ilvl w:val="0"/>
-          <w:numId w:val="1003"/>
-        </w:numPr>
-      </w:pPr>
-      <w:r>
-        <w:t xml:space="preserve">ELENA:</w:t>
-      </w:r>
-      <w:r>
-        <w:t xml:space="preserve"> </w:t>
-      </w:r>
-      <w:r>
-        <w:t xml:space="preserve">“</w:t>
-      </w:r>
-      <w:r>
-        <w:t xml:space="preserve">Dear Dr. Marchand. As promised, fifty French cards. For your residents. And for anyone who forgets step one.</w:t>
-      </w:r>
-      <w:r>
-        <w:t xml:space="preserve">”</w:t>
-      </w:r>
-      <w:r>
-        <w:t xml:space="preserve"> </w:t>
-      </w:r>
-      <w:r>
-        <w:t xml:space="preserve">엘레나:</w:t>
-      </w:r>
-      <w:r>
-        <w:t xml:space="preserve"> </w:t>
-      </w:r>
-      <w:r>
-        <w:t xml:space="preserve">“</w:t>
-      </w:r>
-      <w:r>
-        <w:t xml:space="preserve">마르샹 선생님께. 약속드린 대로 프랑스어 카드 50장. 전공의들을 위해. 그리고 1단계를 잊는 모든 분을 위해.</w:t>
-      </w:r>
-      <w:r>
-        <w:t xml:space="preserve">”</w:t>
-      </w:r>
-    </w:p>
-    <w:p>
-      <w:pPr>
-        <w:numPr>
-          <w:ilvl w:val="0"/>
-          <w:numId w:val="1003"/>
-        </w:numPr>
-      </w:pPr>
-      <w:r>
-        <w:t xml:space="preserve">ZOE: Fifty? You promised ten.</w:t>
-      </w:r>
-      <w:r>
-        <w:t xml:space="preserve"> </w:t>
-      </w:r>
-      <w:r>
-        <w:t xml:space="preserve">조이: 50장? 10장 약속했잖아요.</w:t>
-      </w:r>
-    </w:p>
-    <w:p>
-      <w:pPr>
-        <w:numPr>
-          <w:ilvl w:val="0"/>
-          <w:numId w:val="1003"/>
-        </w:numPr>
-      </w:pPr>
-      <w:r>
-        <w:t xml:space="preserve">ELENA: She’ll share them, I’m sure. French doctors talk to each other at those long lunches, and one card in the right hand travels further than any ad we could buy. Forty extra cards cost us almost nothing. A forgotten step one costs a patient.</w:t>
-      </w:r>
-      <w:r>
-        <w:t xml:space="preserve"> </w:t>
-      </w:r>
-      <w:r>
-        <w:t xml:space="preserve">엘레나: 분명 나눠 줄 거예요. 프랑스 의사들은 그 긴 점심 때 서로 얘기하거든요. 맞는 사람 손에 들어간 카드 한 장이 우리가 살 수 있는 어떤 광고보다 멀리 가요. 카드 40장 더 드는 건 거의 공짜예요. 잊어버린 1단계는 환자에게 대가를 치르게 하고요.</w:t>
-      </w:r>
-    </w:p>
-    <w:p>
-      <w:pPr>
-        <w:numPr>
-          <w:ilvl w:val="0"/>
-          <w:numId w:val="1003"/>
-        </w:numPr>
-      </w:pPr>
-      <w:r>
-        <w:t xml:space="preserve">NOAH: And Klaus?</w:t>
-      </w:r>
-      <w:r>
-        <w:t xml:space="preserve"> </w:t>
-      </w:r>
-      <w:r>
-        <w:t xml:space="preserve">노아: 그럼 클라우스는요?</w:t>
-      </w:r>
-    </w:p>
-    <w:p>
-      <w:pPr>
-        <w:numPr>
-          <w:ilvl w:val="0"/>
-          <w:numId w:val="1003"/>
-        </w:numPr>
-      </w:pPr>
-      <w:r>
-        <w:t xml:space="preserve">SOFIA: Klaus first. He decides slowly. So we answer fast. Data attached. In English. German version in two weeks.</w:t>
-      </w:r>
-      <w:r>
-        <w:t xml:space="preserve"> </w:t>
-      </w:r>
-      <w:r>
-        <w:t xml:space="preserve">소피아: 클라우스가 먼저예요. 천천히 결정하는 사람이니까. 우린 빨리 답해요. 데이터 첨부. 영어로. 독일어판은 2주 뒤.</w:t>
-      </w:r>
-    </w:p>
-    <w:p>
-      <w:pPr>
-        <w:numPr>
-          <w:ilvl w:val="0"/>
-          <w:numId w:val="1003"/>
-        </w:numPr>
-      </w:pPr>
-      <w:r>
-        <w:t xml:space="preserve">NOAH: And Han Seo-yeon?</w:t>
-      </w:r>
-      <w:r>
-        <w:t xml:space="preserve"> </w:t>
-      </w:r>
-      <w:r>
-        <w:t xml:space="preserve">노아: 그럼 한서연은요?</w:t>
-      </w:r>
-    </w:p>
-    <w:p>
-      <w:pPr>
-        <w:numPr>
-          <w:ilvl w:val="0"/>
-          <w:numId w:val="1003"/>
-        </w:numPr>
-      </w:pPr>
-      <w:r>
-        <w:t xml:space="preserve">ZOE: Three sentences.</w:t>
-      </w:r>
-      <w:r>
-        <w:t xml:space="preserve"> </w:t>
-      </w:r>
-      <w:r>
-        <w:t xml:space="preserve">“</w:t>
-      </w:r>
-      <w:r>
-        <w:t xml:space="preserve">Thank you for visiting our booth. Your note was kind. We hope our paths cross again.</w:t>
-      </w:r>
-      <w:r>
-        <w:t xml:space="preserve">”</w:t>
-      </w:r>
-      <w:r>
-        <w:t xml:space="preserve"> </w:t>
-      </w:r>
-      <w:r>
-        <w:t xml:space="preserve">조이: 세 문장.</w:t>
-      </w:r>
-      <w:r>
-        <w:t xml:space="preserve"> </w:t>
-      </w:r>
-      <w:r>
-        <w:t xml:space="preserve">“</w:t>
-      </w:r>
-      <w:r>
-        <w:t xml:space="preserve">부스를 방문해 주셔서 감사합니다. 메모가 친절했어요. 다시 만나길 바랍니다.</w:t>
-      </w:r>
-      <w:r>
-        <w:t xml:space="preserve">”</w:t>
-      </w:r>
-    </w:p>
-    <w:p>
-      <w:pPr>
-        <w:numPr>
-          <w:ilvl w:val="0"/>
-          <w:numId w:val="1003"/>
-        </w:numPr>
-      </w:pPr>
-      <w:r>
-        <w:t xml:space="preserve">MARCUS:</w:t>
-      </w:r>
-      <w:r>
-        <w:t xml:space="preserve"> </w:t>
-      </w:r>
-      <w:r>
-        <w:t xml:space="preserve">“</w:t>
-      </w:r>
-      <w:r>
-        <w:t xml:space="preserve">Paths cross again.</w:t>
-      </w:r>
-      <w:r>
-        <w:t xml:space="preserve">”</w:t>
-      </w:r>
-      <w:r>
-        <w:t xml:space="preserve"> </w:t>
-      </w:r>
-      <w:r>
-        <w:t xml:space="preserve">Not</w:t>
-      </w:r>
-      <w:r>
-        <w:t xml:space="preserve"> </w:t>
-      </w:r>
-      <w:r>
-        <w:t xml:space="preserve">“</w:t>
-      </w:r>
-      <w:r>
-        <w:t xml:space="preserve">Let’s talk business.</w:t>
-      </w:r>
-      <w:r>
-        <w:t xml:space="preserve">”</w:t>
-      </w:r>
-      <w:r>
-        <w:t xml:space="preserve"> </w:t>
-      </w:r>
-      <w:r>
-        <w:t xml:space="preserve">마커스:</w:t>
-      </w:r>
-      <w:r>
-        <w:t xml:space="preserve"> </w:t>
-      </w:r>
-      <w:r>
-        <w:t xml:space="preserve">“</w:t>
-      </w:r>
-      <w:r>
-        <w:t xml:space="preserve">다시 만나길.</w:t>
-      </w:r>
-      <w:r>
-        <w:t xml:space="preserve">”</w:t>
-      </w:r>
-      <w:r>
-        <w:t xml:space="preserve"> </w:t>
-      </w:r>
-      <w:r>
-        <w:t xml:space="preserve">“</w:t>
-      </w:r>
-      <w:r>
-        <w:t xml:space="preserve">사업 얘기합시다</w:t>
-      </w:r>
-      <w:r>
-        <w:t xml:space="preserve">”</w:t>
-      </w:r>
-      <w:r>
-        <w:t xml:space="preserve">가 아니라.</w:t>
-      </w:r>
-    </w:p>
-    <w:p>
-      <w:pPr>
-        <w:numPr>
-          <w:ilvl w:val="0"/>
-          <w:numId w:val="1003"/>
-        </w:numPr>
-      </w:pPr>
-      <w:r>
-        <w:t xml:space="preserve">ZOE: Exactly. Polite. Careful. Park would approve.</w:t>
-      </w:r>
-      <w:r>
-        <w:t xml:space="preserve"> </w:t>
-      </w:r>
-      <w:r>
-        <w:t xml:space="preserve">조이: 바로 그거예요. 예의 바르고. 조심스럽게. 박 대표님이 승인하실 거예요.</w:t>
-      </w:r>
-    </w:p>
-    <w:p>
-      <w:pPr>
-        <w:numPr>
-          <w:ilvl w:val="0"/>
-          <w:numId w:val="1003"/>
-        </w:numPr>
-      </w:pPr>
-      <w:r>
-        <w:t xml:space="preserve">SOFIA: Forty-eight emails tonight. Fifty-two by tomorrow noon.</w:t>
-      </w:r>
-      <w:r>
-        <w:t xml:space="preserve"> </w:t>
-      </w:r>
-      <w:r>
-        <w:t xml:space="preserve">소피아: 오늘 밤 이메일 48통. 내일 정오까지 52통.</w:t>
-      </w:r>
-    </w:p>
-    <w:p>
-      <w:pPr>
-        <w:numPr>
-          <w:ilvl w:val="0"/>
-          <w:numId w:val="1003"/>
-        </w:numPr>
-      </w:pPr>
-      <w:r>
-        <w:t xml:space="preserve">NOAH: That’s a lot of</w:t>
-      </w:r>
-      <w:r>
-        <w:t xml:space="preserve"> </w:t>
-      </w:r>
-      <w:r>
-        <w:t xml:space="preserve">“</w:t>
-      </w:r>
-      <w:r>
-        <w:t xml:space="preserve">it was a pleasure.</w:t>
-      </w:r>
-      <w:r>
-        <w:t xml:space="preserve">”</w:t>
-      </w:r>
-      <w:r>
-        <w:t xml:space="preserve"> </w:t>
-      </w:r>
-      <w:r>
-        <w:t xml:space="preserve">노아:</w:t>
-      </w:r>
-      <w:r>
-        <w:t xml:space="preserve"> </w:t>
-      </w:r>
-      <w:r>
-        <w:t xml:space="preserve">“</w:t>
-      </w:r>
-      <w:r>
-        <w:t xml:space="preserve">반가웠습니다</w:t>
-      </w:r>
-      <w:r>
-        <w:t xml:space="preserve">”</w:t>
-      </w:r>
-      <w:r>
-        <w:t xml:space="preserve">가 엄청 많네요.</w:t>
       </w:r>
     </w:p>
     <w:bookmarkEnd w:id="23"/>
@@ -2283,95 +1278,47 @@
     </w:p>
     <w:p>
       <w:pPr>
-        <w:numPr>
-          <w:ilvl w:val="0"/>
-          <w:numId w:val="1004"/>
-        </w:numPr>
+        <w:pStyle w:val="FirstParagraph"/>
       </w:pPr>
       <w:r>
         <w:t xml:space="preserve">MARCUS: Now the question the board will ask. Was it worth two hundred thousand dollars?</w:t>
       </w:r>
-      <w:r>
-        <w:t xml:space="preserve"> </w:t>
-      </w:r>
-      <w:r>
-        <w:t xml:space="preserve">마커스: 이제 이사회가 물을 질문. 20만 달러의 가치가 있었나?</w:t>
-      </w:r>
-    </w:p>
-    <w:p>
-      <w:pPr>
-        <w:numPr>
-          <w:ilvl w:val="0"/>
-          <w:numId w:val="1004"/>
-        </w:numPr>
+    </w:p>
+    <w:p>
+      <w:pPr>
+        <w:pStyle w:val="BodyText"/>
       </w:pPr>
       <w:r>
         <w:t xml:space="preserve">ZOE: We spent one hundred ninety-six. Four thousand under budget. We cut the coffee machine.</w:t>
       </w:r>
-      <w:r>
-        <w:t xml:space="preserve"> </w:t>
-      </w:r>
-      <w:r>
-        <w:t xml:space="preserve">조이: 19만 6천 썼어요. 예산보다 4천 덜. 커피 머신을 뺐잖아요.</w:t>
-      </w:r>
-    </w:p>
-    <w:p>
-      <w:pPr>
-        <w:numPr>
-          <w:ilvl w:val="0"/>
-          <w:numId w:val="1004"/>
-        </w:numPr>
+    </w:p>
+    <w:p>
+      <w:pPr>
+        <w:pStyle w:val="BodyText"/>
       </w:pPr>
       <w:r>
         <w:t xml:space="preserve">MARCUS: And the value?</w:t>
       </w:r>
-      <w:r>
-        <w:t xml:space="preserve"> </w:t>
-      </w:r>
-      <w:r>
-        <w:t xml:space="preserve">마커스: 그럼 가치는?</w:t>
-      </w:r>
-    </w:p>
-    <w:p>
-      <w:pPr>
-        <w:numPr>
-          <w:ilvl w:val="0"/>
-          <w:numId w:val="1004"/>
-        </w:numPr>
+    </w:p>
+    <w:p>
+      <w:pPr>
+        <w:pStyle w:val="BodyText"/>
       </w:pPr>
       <w:r>
         <w:t xml:space="preserve">SOFIA: Two distributor candidates. If Oliver signs, year-one value is about two point four million.</w:t>
       </w:r>
-      <w:r>
-        <w:t xml:space="preserve"> </w:t>
-      </w:r>
-      <w:r>
-        <w:t xml:space="preserve">소피아: 유통사 후보 둘. 올리버가 서명하면 1년 차 가치는 약 240만 달러.</w:t>
-      </w:r>
-    </w:p>
-    <w:p>
-      <w:pPr>
-        <w:numPr>
-          <w:ilvl w:val="0"/>
-          <w:numId w:val="1004"/>
-        </w:numPr>
+    </w:p>
+    <w:p>
+      <w:pPr>
+        <w:pStyle w:val="BodyText"/>
       </w:pPr>
       <w:r>
         <w:t xml:space="preserve">ZOE: And Klaus, about seven hundred thousand. Together, about three point one million.</w:t>
       </w:r>
-      <w:r>
-        <w:t xml:space="preserve"> </w:t>
-      </w:r>
-      <w:r>
-        <w:t xml:space="preserve">조이: 그리고 클라우스는 약 70만. 합쳐서 약 310만.</w:t>
-      </w:r>
-    </w:p>
-    <w:p>
-      <w:pPr>
-        <w:numPr>
-          <w:ilvl w:val="0"/>
-          <w:numId w:val="1004"/>
-        </w:numPr>
+    </w:p>
+    <w:p>
+      <w:pPr>
+        <w:pStyle w:val="BodyText"/>
       </w:pPr>
       <w:r>
         <w:t xml:space="preserve">MARCUS:</w:t>
@@ -2394,11 +1341,55 @@
       <w:r>
         <w:t xml:space="preserve">That’s a big word.</w:t>
       </w:r>
-      <w:r>
-        <w:t xml:space="preserve"> </w:t>
-      </w:r>
-      <w:r>
-        <w:t xml:space="preserve">마커스:</w:t>
+    </w:p>
+    <w:p>
+      <w:pPr>
+        <w:pStyle w:val="BodyText"/>
+      </w:pPr>
+      <w:r>
+        <w:t xml:space="preserve">SOFIA: Fair. So let’s use expected value instead. Give each deal a fifty percent chance, which is honest for a first meeting. That’s about one point five million in expected value, for one ninety-six spent. Not a promise, Marcus. A reasonable estimate.</w:t>
+      </w:r>
+    </w:p>
+    <w:p>
+      <w:pPr>
+        <w:pStyle w:val="BodyText"/>
+      </w:pPr>
+      <w:r>
+        <w:t xml:space="preserve">MARCUS: Seven to one. I’ll take that to the board.</w:t>
+      </w:r>
+    </w:p>
+    <w:p>
+      <w:pPr>
+        <w:pStyle w:val="BodyText"/>
+      </w:pPr>
+      <w:r>
+        <w:t xml:space="preserve">ELENA: And what about the things we can’t count? A Paris dermatologist with twenty years of experience forgetting step one, and then asking for cards for her residents. Two hundred thirty nurses writing</w:t>
+      </w:r>
+      <w:r>
+        <w:t xml:space="preserve"> </w:t>
+      </w:r>
+      <w:r>
+        <w:t xml:space="preserve">‘</w:t>
+      </w:r>
+      <w:r>
+        <w:t xml:space="preserve">please</w:t>
+      </w:r>
+      <w:r>
+        <w:t xml:space="preserve">’</w:t>
+      </w:r>
+      <w:r>
+        <w:t xml:space="preserve"> </w:t>
+      </w:r>
+      <w:r>
+        <w:t xml:space="preserve">on a paper sheet. No spreadsheet shows that, but it’s why we went.</w:t>
+      </w:r>
+    </w:p>
+    <w:p>
+      <w:pPr>
+        <w:pStyle w:val="BodyText"/>
+      </w:pPr>
+      <w:r>
+        <w:t xml:space="preserve">MARCUS: Those go in the notes. Under</w:t>
       </w:r>
       <w:r>
         <w:t xml:space="preserve"> </w:t>
@@ -2407,61 +1398,106 @@
         <w:t xml:space="preserve">“</w:t>
       </w:r>
       <w:r>
-        <w:t xml:space="preserve">~하면.</w:t>
+        <w:t xml:space="preserve">reasons we exist.</w:t>
       </w:r>
       <w:r>
         <w:t xml:space="preserve">”</w:t>
       </w:r>
-      <w:r>
-        <w:t xml:space="preserve"> </w:t>
-      </w:r>
-      <w:r>
-        <w:t xml:space="preserve">큰 단어네.</w:t>
-      </w:r>
-    </w:p>
-    <w:p>
-      <w:pPr>
-        <w:numPr>
-          <w:ilvl w:val="0"/>
-          <w:numId w:val="1004"/>
-        </w:numPr>
-      </w:pPr>
-      <w:r>
-        <w:t xml:space="preserve">SOFIA: Fair. So let’s use expected value instead. Give each deal a fifty percent chance, which is honest for a first meeting. That’s about one point five million in expected value, for one ninety-six spent. Not a promise, Marcus. A reasonable estimate.</w:t>
-      </w:r>
-      <w:r>
-        <w:t xml:space="preserve"> </w:t>
-      </w:r>
-      <w:r>
-        <w:t xml:space="preserve">소피아: 맞아요. 그럼 대신 기대 가치로 말하죠. 거래마다 50% 확률을 줘요. 첫 미팅이면 그게 솔직한 수치예요. 그러면 기대 가치가 약 150만, 19만 6천을 써서요. 약속이 아니에요, 마커스. 합리적인 추정이에요.</w:t>
-      </w:r>
-    </w:p>
-    <w:p>
-      <w:pPr>
-        <w:numPr>
-          <w:ilvl w:val="0"/>
-          <w:numId w:val="1004"/>
-        </w:numPr>
-      </w:pPr>
-      <w:r>
-        <w:t xml:space="preserve">MARCUS: Seven to one. I’ll take that to the board.</w:t>
-      </w:r>
-      <w:r>
-        <w:t xml:space="preserve"> </w:t>
-      </w:r>
-      <w:r>
-        <w:t xml:space="preserve">마커스: 7 대 1. 이사회에 가져갈게.</w:t>
-      </w:r>
-    </w:p>
-    <w:p>
-      <w:pPr>
-        <w:numPr>
-          <w:ilvl w:val="0"/>
-          <w:numId w:val="1004"/>
-        </w:numPr>
-      </w:pPr>
-      <w:r>
-        <w:t xml:space="preserve">ELENA: And what about the things we can’t count? A Paris dermatologist with twenty years of experience forgetting step one, and then asking for cards for her residents. Two hundred thirty nurses writing</w:t>
+    </w:p>
+    <w:p>
+      <w:pPr>
+        <w:pStyle w:val="BodyText"/>
+      </w:pPr>
+      <w:r>
+        <w:t xml:space="preserve">NOAH: My phone. It’s Klaus. At eleven p.m.?</w:t>
+      </w:r>
+    </w:p>
+    <w:p>
+      <w:pPr>
+        <w:pStyle w:val="BodyText"/>
+      </w:pPr>
+      <w:r>
+        <w:t xml:space="preserve">KLAUS: Mr. Bennett. I received your email. Already. With data. This is good.</w:t>
+      </w:r>
+    </w:p>
+    <w:p>
+      <w:pPr>
+        <w:pStyle w:val="BodyText"/>
+      </w:pPr>
+      <w:r>
+        <w:t xml:space="preserve">NOAH: Thank you, Klaus. We wanted to answer quickly.</w:t>
+      </w:r>
+    </w:p>
+    <w:p>
+      <w:pPr>
+        <w:pStyle w:val="BodyText"/>
+      </w:pPr>
+      <w:r>
+        <w:t xml:space="preserve">KLAUS: I fly to Munich at noon tomorrow. Breakfast? Eight a.m.? My hotel. Fifteen minutes from yours.</w:t>
+      </w:r>
+    </w:p>
+    <w:p>
+      <w:pPr>
+        <w:pStyle w:val="BodyText"/>
+      </w:pPr>
+      <w:r>
+        <w:t xml:space="preserve">NOAH: Tomorrow at eight? My flight home is at ten.</w:t>
+      </w:r>
+    </w:p>
+    <w:p>
+      <w:pPr>
+        <w:pStyle w:val="BodyText"/>
+      </w:pPr>
+      <w:r>
+        <w:t xml:space="preserve">KLAUS: In Germany, we sign with people we have eaten with, not with people we have emailed. Your data was good, and fast. But a contract for three countries is a long marriage, Mr. Bennett. Before that, I want to see your face across a table.</w:t>
+      </w:r>
+    </w:p>
+    <w:p>
+      <w:pPr>
+        <w:pStyle w:val="BodyText"/>
+      </w:pPr>
+      <w:r>
+        <w:t xml:space="preserve">NOAH: …I’ll be there. Eight a.m.</w:t>
+      </w:r>
+    </w:p>
+    <w:p>
+      <w:pPr>
+        <w:pStyle w:val="BodyText"/>
+      </w:pPr>
+      <w:r>
+        <w:t xml:space="preserve">ZOE: Noah. Your flight. And Claire’s bridge. February third.</w:t>
+      </w:r>
+    </w:p>
+    <w:p>
+      <w:pPr>
+        <w:pStyle w:val="BodyText"/>
+      </w:pPr>
+      <w:r>
+        <w:t xml:space="preserve">NOAH: I’ll move my flight to February first. That still gives me two days. Plenty of time.</w:t>
+      </w:r>
+    </w:p>
+    <w:p>
+      <w:pPr>
+        <w:pStyle w:val="BodyText"/>
+      </w:pPr>
+      <w:r>
+        <w:t xml:space="preserve">MARCUS: Two days of margin. In February. Through Paris.</w:t>
+      </w:r>
+    </w:p>
+    <w:p>
+      <w:pPr>
+        <w:pStyle w:val="BodyText"/>
+      </w:pPr>
+      <w:r>
+        <w:t xml:space="preserve">NOAH: It’s fine, Marcus.</w:t>
+      </w:r>
+    </w:p>
+    <w:p>
+      <w:pPr>
+        <w:pStyle w:val="BodyText"/>
+      </w:pPr>
+      <w:r>
+        <w:t xml:space="preserve">MARCUS: You said</w:t>
       </w:r>
       <w:r>
         <w:t xml:space="preserve"> </w:t>
@@ -2470,7 +1506,7 @@
         <w:t xml:space="preserve">‘</w:t>
       </w:r>
       <w:r>
-        <w:t xml:space="preserve">please</w:t>
+        <w:t xml:space="preserve">it’s fine.</w:t>
       </w:r>
       <w:r>
         <w:t xml:space="preserve">’</w:t>
@@ -2479,333 +1515,31 @@
         <w:t xml:space="preserve"> </w:t>
       </w:r>
       <w:r>
-        <w:t xml:space="preserve">on a paper sheet. No spreadsheet shows that, but it’s why we went.</w:t>
-      </w:r>
-      <w:r>
-        <w:t xml:space="preserve"> </w:t>
-      </w:r>
-      <w:r>
-        <w:t xml:space="preserve">엘레나: 그럼 셀 수 없는 것들은요? 20년 경력의 파리 피부과 의사가 1단계를 잊고, 그다음 전공의들을 위해 카드를 달라고 한 것. 간호사 230명이 종이에 ’제발’이라고 쓴 것. 어떤 스프레드시트에도 안 나오지만, 그게 우리가 간 이유예요.</w:t>
-      </w:r>
-    </w:p>
-    <w:p>
-      <w:pPr>
-        <w:numPr>
-          <w:ilvl w:val="0"/>
-          <w:numId w:val="1004"/>
-        </w:numPr>
-      </w:pPr>
-      <w:r>
-        <w:t xml:space="preserve">MARCUS: Those go in the notes. Under</w:t>
-      </w:r>
-      <w:r>
-        <w:t xml:space="preserve"> </w:t>
-      </w:r>
-      <w:r>
-        <w:t xml:space="preserve">“</w:t>
-      </w:r>
-      <w:r>
-        <w:t xml:space="preserve">reasons we exist.</w:t>
-      </w:r>
-      <w:r>
-        <w:t xml:space="preserve">”</w:t>
-      </w:r>
-      <w:r>
-        <w:t xml:space="preserve"> </w:t>
-      </w:r>
-      <w:r>
-        <w:t xml:space="preserve">마커스: 그건 메모에 넣어.</w:t>
-      </w:r>
-      <w:r>
-        <w:t xml:space="preserve"> </w:t>
-      </w:r>
-      <w:r>
-        <w:t xml:space="preserve">“</w:t>
-      </w:r>
-      <w:r>
-        <w:t xml:space="preserve">우리가 존재하는 이유</w:t>
-      </w:r>
-      <w:r>
-        <w:t xml:space="preserve">”</w:t>
-      </w:r>
-      <w:r>
-        <w:t xml:space="preserve"> </w:t>
-      </w:r>
-      <w:r>
-        <w:t xml:space="preserve">아래에.</w:t>
-      </w:r>
-    </w:p>
-    <w:p>
-      <w:pPr>
-        <w:numPr>
-          <w:ilvl w:val="0"/>
-          <w:numId w:val="1004"/>
-        </w:numPr>
-      </w:pPr>
-      <w:r>
-        <w:t xml:space="preserve">NOAH: My phone. It’s Klaus. At eleven p.m.?</w:t>
-      </w:r>
-      <w:r>
-        <w:t xml:space="preserve"> </w:t>
-      </w:r>
-      <w:r>
-        <w:t xml:space="preserve">노아: 전화. 클라우스예요. 밤 11시에?</w:t>
-      </w:r>
-    </w:p>
-    <w:p>
-      <w:pPr>
-        <w:numPr>
-          <w:ilvl w:val="0"/>
-          <w:numId w:val="1004"/>
-        </w:numPr>
-      </w:pPr>
-      <w:r>
-        <w:t xml:space="preserve">KLAUS: Mr. Bennett. I received your email. Already. With data. This is good.</w:t>
-      </w:r>
-      <w:r>
-        <w:t xml:space="preserve"> </w:t>
-      </w:r>
-      <w:r>
-        <w:t xml:space="preserve">클라우스: 베넷 씨. 이메일 받았어요. 벌써. 데이터와 함께. 좋네요.</w:t>
-      </w:r>
-    </w:p>
-    <w:p>
-      <w:pPr>
-        <w:numPr>
-          <w:ilvl w:val="0"/>
-          <w:numId w:val="1004"/>
-        </w:numPr>
-      </w:pPr>
-      <w:r>
-        <w:t xml:space="preserve">NOAH: Thank you, Klaus. We wanted to answer quickly.</w:t>
-      </w:r>
-      <w:r>
-        <w:t xml:space="preserve"> </w:t>
-      </w:r>
-      <w:r>
-        <w:t xml:space="preserve">노아: 고마워요, 클라우스. 빨리 답하고 싶었어요.</w:t>
-      </w:r>
-    </w:p>
-    <w:p>
-      <w:pPr>
-        <w:numPr>
-          <w:ilvl w:val="0"/>
-          <w:numId w:val="1004"/>
-        </w:numPr>
-      </w:pPr>
-      <w:r>
-        <w:t xml:space="preserve">KLAUS: I fly to Munich at noon tomorrow. Breakfast? Eight a.m.? My hotel. Fifteen minutes from yours.</w:t>
-      </w:r>
-      <w:r>
-        <w:t xml:space="preserve"> </w:t>
-      </w:r>
-      <w:r>
-        <w:t xml:space="preserve">클라우스: 내일 정오에 뮌헨으로 가요. 아침 식사? 오전 8시? 우리 호텔. 당신 호텔에서 15분.</w:t>
-      </w:r>
-    </w:p>
-    <w:p>
-      <w:pPr>
-        <w:numPr>
-          <w:ilvl w:val="0"/>
-          <w:numId w:val="1004"/>
-        </w:numPr>
-      </w:pPr>
-      <w:r>
-        <w:t xml:space="preserve">NOAH: Tomorrow at eight? My flight home is at ten.</w:t>
-      </w:r>
-      <w:r>
-        <w:t xml:space="preserve"> </w:t>
-      </w:r>
-      <w:r>
-        <w:t xml:space="preserve">노아: 내일 8시요? 귀국 비행기가 10시인데요.</w:t>
-      </w:r>
-    </w:p>
-    <w:p>
-      <w:pPr>
-        <w:numPr>
-          <w:ilvl w:val="0"/>
-          <w:numId w:val="1004"/>
-        </w:numPr>
-      </w:pPr>
-      <w:r>
-        <w:t xml:space="preserve">KLAUS: In Germany, we sign with people we have eaten with, not with people we have emailed. Your data was good, and fast. But a contract for three countries is a long marriage, Mr. Bennett. Before that, I want to see your face across a table.</w:t>
-      </w:r>
-      <w:r>
-        <w:t xml:space="preserve"> </w:t>
-      </w:r>
-      <w:r>
-        <w:t xml:space="preserve">클라우스: 독일에선 함께 식사한 사람과 계약해요. 이메일만 주고받은 사람이 아니라. 당신 데이터는 좋았고, 빨랐어요. 하지만 세 나라에 걸친 계약은 긴 결혼이에요, 베넷 씨. 그 전에 테이블 건너편에서 당신 얼굴을 보고 싶어요.</w:t>
-      </w:r>
-    </w:p>
-    <w:p>
-      <w:pPr>
-        <w:numPr>
-          <w:ilvl w:val="0"/>
-          <w:numId w:val="1004"/>
-        </w:numPr>
-      </w:pPr>
-      <w:r>
-        <w:t xml:space="preserve">NOAH: …I’ll be there. Eight a.m.</w:t>
-      </w:r>
-      <w:r>
-        <w:t xml:space="preserve"> </w:t>
-      </w:r>
-      <w:r>
-        <w:t xml:space="preserve">노아: …갈게요. 오전 8시.</w:t>
-      </w:r>
-    </w:p>
-    <w:p>
-      <w:pPr>
-        <w:numPr>
-          <w:ilvl w:val="0"/>
-          <w:numId w:val="1004"/>
-        </w:numPr>
-      </w:pPr>
-      <w:r>
-        <w:t xml:space="preserve">ZOE: Noah. Your flight. And Claire’s bridge. February third.</w:t>
-      </w:r>
-      <w:r>
-        <w:t xml:space="preserve"> </w:t>
-      </w:r>
-      <w:r>
-        <w:t xml:space="preserve">조이: 노아. 비행기요. 그리고 클레어의 다리. 2월 3일.</w:t>
-      </w:r>
-    </w:p>
-    <w:p>
-      <w:pPr>
-        <w:numPr>
-          <w:ilvl w:val="0"/>
-          <w:numId w:val="1004"/>
-        </w:numPr>
-      </w:pPr>
-      <w:r>
-        <w:t xml:space="preserve">NOAH: I’ll move my flight to February first. That still gives me two days. Plenty of time.</w:t>
-      </w:r>
-      <w:r>
-        <w:t xml:space="preserve"> </w:t>
-      </w:r>
-      <w:r>
-        <w:t xml:space="preserve">노아: 비행기를 2월 1일로 바꿀게요. 그래도 이틀이 남아요. 시간 충분해요.</w:t>
-      </w:r>
-    </w:p>
-    <w:p>
-      <w:pPr>
-        <w:numPr>
-          <w:ilvl w:val="0"/>
-          <w:numId w:val="1004"/>
-        </w:numPr>
-      </w:pPr>
-      <w:r>
-        <w:t xml:space="preserve">MARCUS: Two days of margin. In February. Through Paris.</w:t>
-      </w:r>
-      <w:r>
-        <w:t xml:space="preserve"> </w:t>
-      </w:r>
-      <w:r>
-        <w:t xml:space="preserve">마커스: 이틀 여유. 2월에. 파리 경유로.</w:t>
-      </w:r>
-    </w:p>
-    <w:p>
-      <w:pPr>
-        <w:numPr>
-          <w:ilvl w:val="0"/>
-          <w:numId w:val="1004"/>
-        </w:numPr>
-      </w:pPr>
-      <w:r>
-        <w:t xml:space="preserve">NOAH: It’s fine, Marcus.</w:t>
-      </w:r>
-      <w:r>
-        <w:t xml:space="preserve"> </w:t>
-      </w:r>
-      <w:r>
-        <w:t xml:space="preserve">노아: 괜찮아, 마커스.</w:t>
-      </w:r>
-    </w:p>
-    <w:p>
-      <w:pPr>
-        <w:numPr>
-          <w:ilvl w:val="0"/>
-          <w:numId w:val="1004"/>
-        </w:numPr>
-      </w:pPr>
-      <w:r>
-        <w:t xml:space="preserve">MARCUS: You said</w:t>
-      </w:r>
-      <w:r>
-        <w:t xml:space="preserve"> </w:t>
-      </w:r>
-      <w:r>
-        <w:t xml:space="preserve">‘</w:t>
-      </w:r>
-      <w:r>
-        <w:t xml:space="preserve">it’s fine.</w:t>
-      </w:r>
-      <w:r>
-        <w:t xml:space="preserve">’</w:t>
-      </w:r>
-      <w:r>
-        <w:t xml:space="preserve"> </w:t>
-      </w:r>
-      <w:r>
         <w:t xml:space="preserve">That’s not a plan, Noah. That’s a hope. Two is one, one is none: one flight, through Paris, in February, with no backup. If anything goes wrong, weather or strikes or a missed connection, you miss the bridge.</w:t>
       </w:r>
-      <w:r>
-        <w:t xml:space="preserve"> </w:t>
-      </w:r>
-      <w:r>
-        <w:t xml:space="preserve">마커스: ’괜찮다’고 했지. 그건 계획이 아니야, 노아. 희망이지. 둘은 하나고, 하나는 없는 거야. 2월에, 파리 경유로, 대안 없는 비행기 한 편. 날씨든 파업이든 환승 놓치는 거든 뭐 하나라도 잘못되면, 다리를 놓치는 거야.</w:t>
-      </w:r>
-    </w:p>
-    <w:p>
-      <w:pPr>
-        <w:numPr>
-          <w:ilvl w:val="0"/>
-          <w:numId w:val="1004"/>
-        </w:numPr>
+    </w:p>
+    <w:p>
+      <w:pPr>
+        <w:pStyle w:val="BodyText"/>
       </w:pPr>
       <w:r>
         <w:t xml:space="preserve">KLAUS: Then tomorrow, eight. Bring your appetite. And your best English. Slowly, please.</w:t>
       </w:r>
-      <w:r>
-        <w:t xml:space="preserve"> </w:t>
-      </w:r>
-      <w:r>
-        <w:t xml:space="preserve">클라우스: 그럼 내일 8시. 식욕을 가져와요. 그리고 최고의 영어를. 천천히 부탁해요.</w:t>
-      </w:r>
-    </w:p>
-    <w:p>
-      <w:pPr>
-        <w:numPr>
-          <w:ilvl w:val="0"/>
-          <w:numId w:val="1004"/>
-        </w:numPr>
+    </w:p>
+    <w:p>
+      <w:pPr>
+        <w:pStyle w:val="BodyText"/>
       </w:pPr>
       <w:r>
         <w:t xml:space="preserve">NOAH: Slowly. I promise.</w:t>
       </w:r>
-      <w:r>
-        <w:t xml:space="preserve"> </w:t>
-      </w:r>
-      <w:r>
-        <w:t xml:space="preserve">노아: 천천히. 약속해요.</w:t>
-      </w:r>
-    </w:p>
-    <w:p>
-      <w:pPr>
-        <w:numPr>
-          <w:ilvl w:val="0"/>
-          <w:numId w:val="1004"/>
-        </w:numPr>
+    </w:p>
+    <w:p>
+      <w:pPr>
+        <w:pStyle w:val="BodyText"/>
       </w:pPr>
       <w:r>
         <w:t xml:space="preserve">ZOE: You promised again.</w:t>
-      </w:r>
-      <w:r>
-        <w:t xml:space="preserve"> </w:t>
-      </w:r>
-      <w:r>
-        <w:t xml:space="preserve">조이: 또 약속했어요.</w:t>
       </w:r>
     </w:p>
     <w:bookmarkEnd w:id="24"/>
@@ -2820,44 +1554,23 @@
     </w:p>
     <w:p>
       <w:pPr>
-        <w:numPr>
-          <w:ilvl w:val="0"/>
-          <w:numId w:val="1005"/>
-        </w:numPr>
+        <w:pStyle w:val="FirstParagraph"/>
       </w:pPr>
       <w:r>
         <w:t xml:space="preserve">NOAH: Klaus agreed: three years, with performance targets, as long as we bring German-speaking trainers. He spent the first twenty minutes asking about my family and the last ten reading the contract terms line by line. Breakfast worked.</w:t>
       </w:r>
-      <w:r>
-        <w:t xml:space="preserve"> </w:t>
-      </w:r>
-      <w:r>
-        <w:t xml:space="preserve">노아: 클라우스가 동의했어요. 3년, 성과 목표 포함, 독일어 트레이너를 데려온다는 조건으로요. 처음 20분은 내 가족에 대해 묻고, 마지막 10분은 계약 조건을 한 줄 한 줄 읽더라고요. 아침 식사가 통했어요.</w:t>
-      </w:r>
-    </w:p>
-    <w:p>
-      <w:pPr>
-        <w:numPr>
-          <w:ilvl w:val="0"/>
-          <w:numId w:val="1005"/>
-        </w:numPr>
+    </w:p>
+    <w:p>
+      <w:pPr>
+        <w:pStyle w:val="BodyText"/>
       </w:pPr>
       <w:r>
         <w:t xml:space="preserve">MARCUS: Good. Now look at the board. Every flight. Red.</w:t>
       </w:r>
-      <w:r>
-        <w:t xml:space="preserve"> </w:t>
-      </w:r>
-      <w:r>
-        <w:t xml:space="preserve">마커스: 좋아. 이제 저 전광판을 봐. 모든 항공편. 빨간색.</w:t>
-      </w:r>
-    </w:p>
-    <w:p>
-      <w:pPr>
-        <w:numPr>
-          <w:ilvl w:val="0"/>
-          <w:numId w:val="1005"/>
-        </w:numPr>
+    </w:p>
+    <w:p>
+      <w:pPr>
+        <w:pStyle w:val="BodyText"/>
       </w:pPr>
       <w:r>
         <w:t xml:space="preserve">NOAH:</w:t>
@@ -2880,11 +1593,69 @@
       <w:r>
         <w:t xml:space="preserve">All of them?</w:t>
       </w:r>
-      <w:r>
-        <w:t xml:space="preserve"> </w:t>
-      </w:r>
-      <w:r>
-        <w:t xml:space="preserve">노아:</w:t>
+    </w:p>
+    <w:p>
+      <w:pPr>
+        <w:pStyle w:val="BodyText"/>
+      </w:pPr>
+      <w:r>
+        <w:t xml:space="preserve">MARCUS: French air traffic controllers. A strike. Two days. I read it this morning.</w:t>
+      </w:r>
+    </w:p>
+    <w:p>
+      <w:pPr>
+        <w:pStyle w:val="BodyText"/>
+      </w:pPr>
+      <w:r>
+        <w:t xml:space="preserve">NOAH: Two days? The bridge is on the third. At ten a.m.</w:t>
+      </w:r>
+    </w:p>
+    <w:p>
+      <w:pPr>
+        <w:pStyle w:val="BodyText"/>
+      </w:pPr>
+      <w:r>
+        <w:t xml:space="preserve">MARCUS: The first available flight lands in Austin on the third. At two p.m.</w:t>
+      </w:r>
+    </w:p>
+    <w:p>
+      <w:pPr>
+        <w:pStyle w:val="BodyText"/>
+      </w:pPr>
+      <w:r>
+        <w:t xml:space="preserve">NOAH: Four hours late. For the most important day of her career.</w:t>
+      </w:r>
+    </w:p>
+    <w:p>
+      <w:pPr>
+        <w:pStyle w:val="BodyText"/>
+      </w:pPr>
+      <w:r>
+        <w:t xml:space="preserve">MARCUS: Call her. Now. Not a text. A call. Bad news from a person.</w:t>
+      </w:r>
+    </w:p>
+    <w:p>
+      <w:pPr>
+        <w:pStyle w:val="BodyText"/>
+      </w:pPr>
+      <w:r>
+        <w:t xml:space="preserve">NOAH: Voicemail. …Claire, it’s me. A strike. I land at two p.m. on the third. I’m so sorry.</w:t>
+      </w:r>
+    </w:p>
+    <w:p>
+      <w:pPr>
+        <w:pStyle w:val="BodyText"/>
+      </w:pPr>
+      <w:r>
+        <w:t xml:space="preserve">MARCUS: She’ll call back. Give her time.</w:t>
+      </w:r>
+    </w:p>
+    <w:p>
+      <w:pPr>
+        <w:pStyle w:val="BodyText"/>
+      </w:pPr>
+      <w:r>
+        <w:t xml:space="preserve">NOAH: She texted. Two words.</w:t>
       </w:r>
       <w:r>
         <w:t xml:space="preserve"> </w:t>
@@ -2893,146 +1664,18 @@
         <w:t xml:space="preserve">“</w:t>
       </w:r>
       <w:r>
-        <w:t xml:space="preserve">결항.</w:t>
+        <w:t xml:space="preserve">It’s okay.</w:t>
       </w:r>
       <w:r>
         <w:t xml:space="preserve">”</w:t>
       </w:r>
-      <w:r>
-        <w:t xml:space="preserve"> </w:t>
-      </w:r>
-      <w:r>
-        <w:t xml:space="preserve">전부요?</w:t>
-      </w:r>
-    </w:p>
-    <w:p>
-      <w:pPr>
-        <w:numPr>
-          <w:ilvl w:val="0"/>
-          <w:numId w:val="1005"/>
-        </w:numPr>
-      </w:pPr>
-      <w:r>
-        <w:t xml:space="preserve">MARCUS: French air traffic controllers. A strike. Two days. I read it this morning.</w:t>
-      </w:r>
-      <w:r>
-        <w:t xml:space="preserve"> </w:t>
-      </w:r>
-      <w:r>
-        <w:t xml:space="preserve">마커스: 프랑스 항공관제사. 파업. 이틀. 오늘 아침에 읽었어.</w:t>
-      </w:r>
-    </w:p>
-    <w:p>
-      <w:pPr>
-        <w:numPr>
-          <w:ilvl w:val="0"/>
-          <w:numId w:val="1005"/>
-        </w:numPr>
-      </w:pPr>
-      <w:r>
-        <w:t xml:space="preserve">NOAH: Two days? The bridge is on the third. At ten a.m.</w:t>
-      </w:r>
-      <w:r>
-        <w:t xml:space="preserve"> </w:t>
-      </w:r>
-      <w:r>
-        <w:t xml:space="preserve">노아: 이틀이요? 다리는 3일이에요. 오전 10시.</w:t>
-      </w:r>
-    </w:p>
-    <w:p>
-      <w:pPr>
-        <w:numPr>
-          <w:ilvl w:val="0"/>
-          <w:numId w:val="1005"/>
-        </w:numPr>
-      </w:pPr>
-      <w:r>
-        <w:t xml:space="preserve">MARCUS: The first available flight lands in Austin on the third. At two p.m.</w:t>
-      </w:r>
-      <w:r>
-        <w:t xml:space="preserve"> </w:t>
-      </w:r>
-      <w:r>
-        <w:t xml:space="preserve">마커스: 첫 가능 항공편이 3일 오스틴 도착. 오후 2시.</w:t>
-      </w:r>
-    </w:p>
-    <w:p>
-      <w:pPr>
-        <w:numPr>
-          <w:ilvl w:val="0"/>
-          <w:numId w:val="1005"/>
-        </w:numPr>
-      </w:pPr>
-      <w:r>
-        <w:t xml:space="preserve">NOAH: Four hours late. For the most important day of her career.</w:t>
-      </w:r>
-      <w:r>
-        <w:t xml:space="preserve"> </w:t>
-      </w:r>
-      <w:r>
-        <w:t xml:space="preserve">노아: 네 시간 늦는 거예요. 그 사람 경력에서 가장 중요한 날에.</w:t>
-      </w:r>
-    </w:p>
-    <w:p>
-      <w:pPr>
-        <w:numPr>
-          <w:ilvl w:val="0"/>
-          <w:numId w:val="1005"/>
-        </w:numPr>
-      </w:pPr>
-      <w:r>
-        <w:t xml:space="preserve">MARCUS: Call her. Now. Not a text. A call. Bad news from a person.</w:t>
-      </w:r>
-      <w:r>
-        <w:t xml:space="preserve"> </w:t>
-      </w:r>
-      <w:r>
-        <w:t xml:space="preserve">마커스: 전화해. 지금. 문자 말고. 전화. 나쁜 소식은 사람이.</w:t>
-      </w:r>
-    </w:p>
-    <w:p>
-      <w:pPr>
-        <w:numPr>
-          <w:ilvl w:val="0"/>
-          <w:numId w:val="1005"/>
-        </w:numPr>
-      </w:pPr>
-      <w:r>
-        <w:t xml:space="preserve">NOAH: Voicemail. …Claire, it’s me. A strike. I land at two p.m. on the third. I’m so sorry.</w:t>
-      </w:r>
-      <w:r>
-        <w:t xml:space="preserve"> </w:t>
-      </w:r>
-      <w:r>
-        <w:t xml:space="preserve">노아: 음성 사서함. …클레어, 나야. 파업이야. 3일 오후 2시에 도착해. 정말 미안해.</w:t>
-      </w:r>
-    </w:p>
-    <w:p>
-      <w:pPr>
-        <w:numPr>
-          <w:ilvl w:val="0"/>
-          <w:numId w:val="1005"/>
-        </w:numPr>
-      </w:pPr>
-      <w:r>
-        <w:t xml:space="preserve">MARCUS: She’ll call back. Give her time.</w:t>
-      </w:r>
-      <w:r>
-        <w:t xml:space="preserve"> </w:t>
-      </w:r>
-      <w:r>
-        <w:t xml:space="preserve">마커스: 다시 전화할 거야. 시간을 줘.</w:t>
-      </w:r>
-    </w:p>
-    <w:p>
-      <w:pPr>
-        <w:numPr>
-          <w:ilvl w:val="0"/>
-          <w:numId w:val="1005"/>
-        </w:numPr>
-      </w:pPr>
-      <w:r>
-        <w:t xml:space="preserve">NOAH: She texted. Two words.</w:t>
+    </w:p>
+    <w:p>
+      <w:pPr>
+        <w:pStyle w:val="BodyText"/>
+      </w:pPr>
+      <w:r>
+        <w:t xml:space="preserve">MARCUS: Noah. Denise taught me something. When an engineer says</w:t>
       </w:r>
       <w:r>
         <w:t xml:space="preserve"> </w:t>
@@ -3041,7 +1684,7 @@
         <w:t xml:space="preserve">“</w:t>
       </w:r>
       <w:r>
-        <w:t xml:space="preserve">It’s okay.</w:t>
+        <w:t xml:space="preserve">it’s okay,</w:t>
       </w:r>
       <w:r>
         <w:t xml:space="preserve">”</w:t>
@@ -3050,120 +1693,31 @@
         <w:t xml:space="preserve"> </w:t>
       </w:r>
       <w:r>
-        <w:t xml:space="preserve">노아: 문자 왔어. 두 단어.</w:t>
-      </w:r>
-      <w:r>
-        <w:t xml:space="preserve"> </w:t>
-      </w:r>
-      <w:r>
-        <w:t xml:space="preserve">“</w:t>
-      </w:r>
-      <w:r>
-        <w:t xml:space="preserve">괜찮아.</w:t>
-      </w:r>
-      <w:r>
-        <w:t xml:space="preserve">”</w:t>
-      </w:r>
-    </w:p>
-    <w:p>
-      <w:pPr>
-        <w:numPr>
-          <w:ilvl w:val="0"/>
-          <w:numId w:val="1005"/>
-        </w:numPr>
-      </w:pPr>
-      <w:r>
-        <w:t xml:space="preserve">MARCUS: Noah. Denise taught me something. When an engineer says</w:t>
-      </w:r>
-      <w:r>
-        <w:t xml:space="preserve"> </w:t>
-      </w:r>
-      <w:r>
-        <w:t xml:space="preserve">“</w:t>
-      </w:r>
-      <w:r>
-        <w:t xml:space="preserve">it’s okay,</w:t>
-      </w:r>
-      <w:r>
-        <w:t xml:space="preserve">”</w:t>
-      </w:r>
-      <w:r>
-        <w:t xml:space="preserve"> </w:t>
-      </w:r>
-      <w:r>
         <w:t xml:space="preserve">check the load.</w:t>
       </w:r>
-      <w:r>
-        <w:t xml:space="preserve"> </w:t>
-      </w:r>
-      <w:r>
-        <w:t xml:space="preserve">마커스: 노아. 데니스가 가르쳐 준 게 있어. 엔지니어가</w:t>
-      </w:r>
-      <w:r>
-        <w:t xml:space="preserve"> </w:t>
-      </w:r>
-      <w:r>
-        <w:t xml:space="preserve">“</w:t>
-      </w:r>
-      <w:r>
-        <w:t xml:space="preserve">괜찮아</w:t>
-      </w:r>
-      <w:r>
-        <w:t xml:space="preserve">”</w:t>
-      </w:r>
-      <w:r>
-        <w:t xml:space="preserve">라고 하면, 하중을 확인해.</w:t>
-      </w:r>
-    </w:p>
-    <w:p>
-      <w:pPr>
-        <w:numPr>
-          <w:ilvl w:val="0"/>
-          <w:numId w:val="1005"/>
-        </w:numPr>
+    </w:p>
+    <w:p>
+      <w:pPr>
+        <w:pStyle w:val="BodyText"/>
       </w:pPr>
       <w:r>
         <w:t xml:space="preserve">NOAH: Check the load?</w:t>
       </w:r>
-      <w:r>
-        <w:t xml:space="preserve"> </w:t>
-      </w:r>
-      <w:r>
-        <w:t xml:space="preserve">노아: 하중을 확인하라고?</w:t>
-      </w:r>
-    </w:p>
-    <w:p>
-      <w:pPr>
-        <w:numPr>
-          <w:ilvl w:val="0"/>
-          <w:numId w:val="1005"/>
-        </w:numPr>
+    </w:p>
+    <w:p>
+      <w:pPr>
+        <w:pStyle w:val="BodyText"/>
       </w:pPr>
       <w:r>
         <w:t xml:space="preserve">MARCUS: It means something’s carrying more than it should. Engineers are trained to say things are fine until the numbers say otherwise, and by then it’s serious. You won’t see the crack until later, so you go and look before it shows.</w:t>
       </w:r>
-      <w:r>
-        <w:t xml:space="preserve"> </w:t>
-      </w:r>
-      <w:r>
-        <w:t xml:space="preserve">마커스: 뭔가가 감당할 수 있는 것보다 많이 지고 있다는 뜻이야. 엔지니어들은 숫자가 아니라고 말할 때까지 괜찮다고 말하도록 훈련받아. 그리고 그때쯤이면 이미 심각하지. 금은 나중에야 보여. 그러니까 드러나기 전에 가서 봐야 해.</w:t>
-      </w:r>
-    </w:p>
-    <w:p>
-      <w:pPr>
-        <w:numPr>
-          <w:ilvl w:val="0"/>
-          <w:numId w:val="1005"/>
-        </w:numPr>
+    </w:p>
+    <w:p>
+      <w:pPr>
+        <w:pStyle w:val="BodyText"/>
       </w:pPr>
       <w:r>
         <w:t xml:space="preserve">NOAH: …Then I’ll go straight from the airport to her. Bridge or no bridge.</w:t>
-      </w:r>
-      <w:r>
-        <w:t xml:space="preserve"> </w:t>
-      </w:r>
-      <w:r>
-        <w:t xml:space="preserve">노아: …그럼 공항에서 바로 그 사람한테 갈게. 다리가 있든 없든.</w:t>
       </w:r>
     </w:p>
     <w:p>
@@ -3304,7 +1858,7 @@
               <w:jc w:val="left"/>
             </w:pPr>
             <w:r>
-              <w:t xml:space="preserve">6턴. 행사 후 후속 조치의 골든 타임.</w:t>
+              <w:t xml:space="preserve">도입. 행사 후 후속 조치의 골든 타임.</w:t>
             </w:r>
           </w:p>
         </w:tc>
@@ -3354,7 +1908,7 @@
               <w:jc w:val="left"/>
             </w:pPr>
             <w:r>
-              <w:t xml:space="preserve">27턴. 구매 능력·적합성·관심이 확인된 잠재 고객.</w:t>
+              <w:t xml:space="preserve">장면1. 구매 능력·적합성·관심이 확인된 잠재 고객.</w:t>
             </w:r>
           </w:p>
         </w:tc>
@@ -3404,7 +1958,7 @@
               <w:jc w:val="left"/>
             </w:pPr>
             <w:r>
-              <w:t xml:space="preserve">20턴. 리드를 정중하게 보류할 때.</w:t>
+              <w:t xml:space="preserve">장면1. 리드를 정중하게 보류할 때.</w:t>
             </w:r>
           </w:p>
         </w:tc>
@@ -3454,7 +2008,7 @@
               <w:jc w:val="left"/>
             </w:pPr>
             <w:r>
-              <w:t xml:space="preserve">53·58턴. 후속 이메일의 표준 첫 문장.</w:t>
+              <w:t xml:space="preserve">장면2. 후속 이메일의 표준 첫 문장.</w:t>
             </w:r>
           </w:p>
         </w:tc>
@@ -3504,7 +2058,7 @@
               <w:jc w:val="left"/>
             </w:pPr>
             <w:r>
-              <w:t xml:space="preserve">54·58턴. 약속 이행을 보여 주는 표현.</w:t>
+              <w:t xml:space="preserve">장면2. 약속 이행을 보여 주는 표현.</w:t>
             </w:r>
           </w:p>
         </w:tc>
@@ -3554,7 +2108,7 @@
               <w:jc w:val="left"/>
             </w:pPr>
             <w:r>
-              <w:t xml:space="preserve">56턴. 후속 이메일의 행동 유도 원칙.</w:t>
+              <w:t xml:space="preserve">장면2. 후속 이메일의 행동 유도 원칙.</w:t>
             </w:r>
           </w:p>
         </w:tc>
@@ -3604,7 +2158,7 @@
               <w:jc w:val="left"/>
             </w:pPr>
             <w:r>
-              <w:t xml:space="preserve">62턴. 조건을 부드럽게 재확인하는 표현.</w:t>
+              <w:t xml:space="preserve">장면2. 조건을 부드럽게 재확인하는 표현.</w:t>
             </w:r>
           </w:p>
         </w:tc>
@@ -3654,7 +2208,7 @@
               <w:jc w:val="left"/>
             </w:pPr>
             <w:r>
-              <w:t xml:space="preserve">87턴. 확률을 반영한 성과 추정.</w:t>
+              <w:t xml:space="preserve">절정·전환. 확률을 반영한 성과 추정.</w:t>
             </w:r>
           </w:p>
         </w:tc>
@@ -3704,7 +2258,7 @@
               <w:jc w:val="left"/>
             </w:pPr>
             <w:r>
-              <w:t xml:space="preserve">96턴. 대면 관계를 중시하는 문화.</w:t>
+              <w:t xml:space="preserve">절정·전환. 대면 관계를 중시하는 문화.</w:t>
             </w:r>
           </w:p>
         </w:tc>
@@ -3754,7 +2308,7 @@
               <w:jc w:val="left"/>
             </w:pPr>
             <w:r>
-              <w:t xml:space="preserve">102턴. 여유 없는 일정을 경고할 때.</w:t>
+              <w:t xml:space="preserve">절정·전환. 여유 없는 일정을 경고할 때.</w:t>
             </w:r>
           </w:p>
         </w:tc>
@@ -4368,7 +2922,7 @@
           <w:bCs/>
           <w:b/>
         </w:rPr>
-        <w:t xml:space="preserve">87턴 SOFIA:</w:t>
+        <w:t xml:space="preserve">SOFIA (절정·전환):</w:t>
       </w:r>
       <w:r>
         <w:t xml:space="preserve"> </w:t>
@@ -4663,9 +3217,1402 @@
         <w:t xml:space="preserve">행사·광고 성과를 묻는 상사에게, 불확실한 매출을 확률을 넣어 같은 구조로 40단어 안팎으로 보고해 보기.</w:t>
       </w:r>
     </w:p>
+    <w:p>
+      <w:r>
+        <w:pict>
+          <v:rect style="width:0;height:1.5pt" o:hralign="center" o:hrstd="t" o:hr="t"/>
+        </w:pict>
+      </w:r>
+    </w:p>
     <w:bookmarkEnd w:id="30"/>
     <w:bookmarkEnd w:id="31"/>
+    <w:bookmarkStart w:id="37" w:name="한국어-번역"/>
+    <w:p>
+      <w:pPr>
+        <w:pStyle w:val="Heading2"/>
+      </w:pPr>
+      <w:r>
+        <w:t xml:space="preserve">한국어 번역</w:t>
+      </w:r>
+    </w:p>
+    <w:bookmarkStart w:id="32" w:name="도입-1월-30일-밤-10시-파리-호텔-로비-1"/>
+    <w:p>
+      <w:pPr>
+        <w:pStyle w:val="Heading3"/>
+      </w:pPr>
+      <w:r>
+        <w:t xml:space="preserve">도입 — 1월 30일 밤 10시, 파리 호텔 로비</w:t>
+      </w:r>
+    </w:p>
+    <w:p>
+      <w:pPr>
+        <w:pStyle w:val="FirstParagraph"/>
+      </w:pPr>
+      <w:r>
+        <w:t xml:space="preserve">조이: 사흘. 명함 한 상자. 그리고 배지로 가득 찬 스캐너.</w:t>
+      </w:r>
+    </w:p>
+    <w:p>
+      <w:pPr>
+        <w:pStyle w:val="BodyText"/>
+      </w:pPr>
+      <w:r>
+        <w:t xml:space="preserve">소피아: 명함 312장. 배지 스캔 584건. 일부 겹쳐요.</w:t>
+      </w:r>
+    </w:p>
+    <w:p>
+      <w:pPr>
+        <w:pStyle w:val="BodyText"/>
+      </w:pPr>
+      <w:r>
+        <w:t xml:space="preserve">마커스: 그중 진짜는 몇이야?</w:t>
+      </w:r>
+    </w:p>
+    <w:p>
+      <w:pPr>
+        <w:pStyle w:val="BodyText"/>
+      </w:pPr>
+      <w:r>
+        <w:t xml:space="preserve">조이: 그게 오늘 밤 할 일이에요. 진짜 리드. 이름만 말고.</w:t>
+      </w:r>
+    </w:p>
+    <w:p>
+      <w:pPr>
+        <w:pStyle w:val="BodyText"/>
+      </w:pPr>
+      <w:r>
+        <w:t xml:space="preserve">노아: 비행기에서 하면 안 돼요?</w:t>
+      </w:r>
+    </w:p>
+    <w:p>
+      <w:pPr>
+        <w:pStyle w:val="BodyText"/>
+      </w:pPr>
+      <w:r>
+        <w:t xml:space="preserve">조이: 후속 연락은 48시간 안에 나가야 해요. 아니면 우릴 잊어요. 파리는 부스로 가득하고, 여기 의사들은 이번 주에 수십 개 회사를 만났어요. 다음 주면 우린 호텔 서랍 속 명함 한 장일 뿐이에요. 우리 이메일이 먼저 도착하지 않는 한.</w:t>
+      </w:r>
+    </w:p>
+    <w:p>
+      <w:pPr>
+        <w:pStyle w:val="BodyText"/>
+      </w:pPr>
+      <w:r>
+        <w:t xml:space="preserve">타샤: 그럼 훈련한 의사들은요? 우릴 더 오래 기억할 텐데.</w:t>
+      </w:r>
+    </w:p>
+    <w:p>
+      <w:pPr>
+        <w:pStyle w:val="BodyText"/>
+      </w:pPr>
+      <w:r>
+        <w:t xml:space="preserve">조이: 일주일쯤 더 길게요. 그래도 48시간.</w:t>
+      </w:r>
+    </w:p>
+    <w:p>
+      <w:pPr>
+        <w:pStyle w:val="BodyText"/>
+      </w:pPr>
+      <w:r>
+        <w:t xml:space="preserve">엘레나: 누가 진짜인지 어떻게 정해요?</w:t>
+      </w:r>
+    </w:p>
+    <w:p>
+      <w:pPr>
+        <w:pStyle w:val="BodyText"/>
+      </w:pPr>
+      <w:r>
+        <w:t xml:space="preserve">소피아: 질문 셋. 살 수 있나? 우리 규칙을 따르나? 그리고 후속 질문을 했나?</w:t>
+      </w:r>
+    </w:p>
+    <w:p>
+      <w:pPr>
+        <w:pStyle w:val="BodyText"/>
+      </w:pPr>
+      <w:r>
+        <w:t xml:space="preserve">마커스: 영국식 시험이네. 후속 질문은 관심이라는 뜻.</w:t>
+      </w:r>
+    </w:p>
+    <w:p>
+      <w:pPr>
+        <w:pStyle w:val="BodyText"/>
+      </w:pPr>
+      <w:r>
+        <w:t xml:space="preserve">소피아: 어디서든 통해요. 영국만이 아니라.</w:t>
+      </w:r>
+    </w:p>
+    <w:p>
+      <w:pPr>
+        <w:pStyle w:val="BodyText"/>
+      </w:pPr>
+      <w:r>
+        <w:t xml:space="preserve">노아: 좋아요. 분류하죠. 얼마나 걸려요?</w:t>
+      </w:r>
+    </w:p>
+    <w:p>
+      <w:pPr>
+        <w:pStyle w:val="BodyText"/>
+      </w:pPr>
+      <w:r>
+        <w:t xml:space="preserve">조이: 두 시간. 아무도 와인을 안 시키면.</w:t>
+      </w:r>
+    </w:p>
+    <w:p>
+      <w:pPr>
+        <w:pStyle w:val="BodyText"/>
+      </w:pPr>
+      <w:r>
+        <w:t xml:space="preserve">마커스: 차를 주문할게. 모두를 위해. 두 주전자.</w:t>
+      </w:r>
+    </w:p>
     <w:bookmarkEnd w:id="32"/>
+    <w:bookmarkStart w:id="33" w:name="장면1-리드-분류-1"/>
+    <w:p>
+      <w:pPr>
+        <w:pStyle w:val="Heading3"/>
+      </w:pPr>
+      <w:r>
+        <w:t xml:space="preserve">장면1 — 리드 분류</w:t>
+      </w:r>
+    </w:p>
+    <w:p>
+      <w:pPr>
+        <w:pStyle w:val="FirstParagraph"/>
+      </w:pPr>
+      <w:r>
+        <w:t xml:space="preserve">소피아: 네 무더기. 의사. 유통사. 전략. 그리고</w:t>
+      </w:r>
+      <w:r>
+        <w:t xml:space="preserve"> </w:t>
+      </w:r>
+      <w:r>
+        <w:t xml:space="preserve">“</w:t>
+      </w:r>
+      <w:r>
+        <w:t xml:space="preserve">좋은 대화, 그 이상은 아님.</w:t>
+      </w:r>
+      <w:r>
+        <w:t xml:space="preserve">”</w:t>
+      </w:r>
+    </w:p>
+    <w:p>
+      <w:pPr>
+        <w:pStyle w:val="BodyText"/>
+      </w:pPr>
+      <w:r>
+        <w:t xml:space="preserve">엘레나: 의사부터. 어느 나라?</w:t>
+      </w:r>
+    </w:p>
+    <w:p>
+      <w:pPr>
+        <w:pStyle w:val="BodyText"/>
+      </w:pPr>
+      <w:r>
+        <w:t xml:space="preserve">소피아: 올해는 영국과 독일만 중요해요. 첫 두 시장. 나머진 다 기다려요.</w:t>
+      </w:r>
+    </w:p>
+    <w:p>
+      <w:pPr>
+        <w:pStyle w:val="BodyText"/>
+      </w:pPr>
+      <w:r>
+        <w:t xml:space="preserve">타샤: 하지만 브라질 의사. 그리고 프랑스 의사들. 다 좋은 분들이었는데.</w:t>
+      </w:r>
+    </w:p>
+    <w:p>
+      <w:pPr>
+        <w:pStyle w:val="BodyText"/>
+      </w:pPr>
+      <w:r>
+        <w:t xml:space="preserve">소피아: 좋은 분들이지만 적격은 아니에요. 올해는요.</w:t>
+      </w:r>
+      <w:r>
+        <w:t xml:space="preserve"> </w:t>
+      </w:r>
+      <w:r>
+        <w:t xml:space="preserve">“</w:t>
+      </w:r>
+      <w:r>
+        <w:t xml:space="preserve">나중</w:t>
+      </w:r>
+      <w:r>
+        <w:t xml:space="preserve">”</w:t>
+      </w:r>
+      <w:r>
+        <w:t xml:space="preserve"> </w:t>
+      </w:r>
+      <w:r>
+        <w:t xml:space="preserve">폴더로 가요. 다정한 메모와 함께.</w:t>
+      </w:r>
+    </w:p>
+    <w:p>
+      <w:pPr>
+        <w:pStyle w:val="BodyText"/>
+      </w:pPr>
+      <w:r>
+        <w:t xml:space="preserve">조이: 영국 의사와 간호사. 누가 후속 질문을 했어요?</w:t>
+      </w:r>
+    </w:p>
+    <w:p>
+      <w:pPr>
+        <w:pStyle w:val="BodyText"/>
+      </w:pPr>
+      <w:r>
+        <w:t xml:space="preserve">타샤: 서른하나. 대부분 제품이 언제 오냐가 아니라 교육이 언제 시작되냐고 물었어요. 그게 영국에 대해 뭔가를 말해 주죠. 그리고 세라 휫필드는 세 번 물었어요. 세 번째엔 이름을 대문자로 적어 뒀어요.</w:t>
+      </w:r>
+    </w:p>
+    <w:p>
+      <w:pPr>
+        <w:pStyle w:val="BodyText"/>
+      </w:pPr>
+      <w:r>
+        <w:t xml:space="preserve">엘레나: 그럼 독일은요?</w:t>
+      </w:r>
+    </w:p>
+    <w:p>
+      <w:pPr>
+        <w:pStyle w:val="BodyText"/>
+      </w:pPr>
+      <w:r>
+        <w:t xml:space="preserve">소피아: 의사 스물하나. 대부분 데이터를 물었어요. 한 명은 안정성 연구를 독일어로 요청했고요.</w:t>
+      </w:r>
+    </w:p>
+    <w:p>
+      <w:pPr>
+        <w:pStyle w:val="BodyText"/>
+      </w:pPr>
+      <w:r>
+        <w:t xml:space="preserve">마커스: 독일어로? 우리한테 그게 있어?</w:t>
+      </w:r>
+    </w:p>
+    <w:p>
+      <w:pPr>
+        <w:pStyle w:val="BodyText"/>
+      </w:pPr>
+      <w:r>
+        <w:t xml:space="preserve">엘레나: 아직은요. 카트린 목록에 추가해요.</w:t>
+      </w:r>
+    </w:p>
+    <w:p>
+      <w:pPr>
+        <w:pStyle w:val="BodyText"/>
+      </w:pPr>
+      <w:r>
+        <w:t xml:space="preserve">조이: 적격 의사 리드 52명. 영국과 독일. 수백 명 중에서.</w:t>
+      </w:r>
+    </w:p>
+    <w:p>
+      <w:pPr>
+        <w:pStyle w:val="BodyText"/>
+      </w:pPr>
+      <w:r>
+        <w:t xml:space="preserve">노아: 52명? 적게 들리는데요.</w:t>
+      </w:r>
+    </w:p>
+    <w:p>
+      <w:pPr>
+        <w:pStyle w:val="BodyText"/>
+      </w:pPr>
+      <w:r>
+        <w:t xml:space="preserve">소피아: 우리 이메일에 실제로 답할 52명이에요. 적은 게 아니에요, 노아. 배지 스캔 수백 건은 신나 보이지만, 대부분은 무료 카드를 원했을 뿐이에요. 살 수 있고, 우리 규칙을 따르고, 진짜 질문을 한 의사 52명. 그게 진짜 명단이에요.</w:t>
+      </w:r>
+    </w:p>
+    <w:p>
+      <w:pPr>
+        <w:pStyle w:val="BodyText"/>
+      </w:pPr>
+      <w:r>
+        <w:t xml:space="preserve">조이: 유통사. 미팅 여섯. 진짜는 둘. 올리버와 클라우스.</w:t>
+      </w:r>
+    </w:p>
+    <w:p>
+      <w:pPr>
+        <w:pStyle w:val="BodyText"/>
+      </w:pPr>
+      <w:r>
+        <w:t xml:space="preserve">엘레나: 그럼 걸프는요? 오마르?</w:t>
+      </w:r>
+    </w:p>
+    <w:p>
+      <w:pPr>
+        <w:pStyle w:val="BodyText"/>
+      </w:pPr>
+      <w:r>
+        <w:t xml:space="preserve">소피아: 진짜지만 나중이에요. CE 이후.</w:t>
+      </w:r>
+      <w:r>
+        <w:t xml:space="preserve"> </w:t>
+      </w:r>
+      <w:r>
+        <w:t xml:space="preserve">“</w:t>
+      </w:r>
+      <w:r>
+        <w:t xml:space="preserve">CE 이후</w:t>
+      </w:r>
+      <w:r>
+        <w:t xml:space="preserve">”</w:t>
+      </w:r>
+      <w:r>
+        <w:t xml:space="preserve"> </w:t>
+      </w:r>
+      <w:r>
+        <w:t xml:space="preserve">폴더로 가요. 레일라 그룹과 함께.</w:t>
+      </w:r>
+    </w:p>
+    <w:p>
+      <w:pPr>
+        <w:pStyle w:val="BodyText"/>
+      </w:pPr>
+      <w:r>
+        <w:t xml:space="preserve">마커스: 그럼 전략 무더기는?</w:t>
+      </w:r>
+    </w:p>
+    <w:p>
+      <w:pPr>
+        <w:pStyle w:val="BodyText"/>
+      </w:pPr>
+      <w:r>
+        <w:t xml:space="preserve">조이: 명함 하나뿐이에요. 한서연. 대양바이오.</w:t>
+      </w:r>
+    </w:p>
+    <w:p>
+      <w:pPr>
+        <w:pStyle w:val="BodyText"/>
+      </w:pPr>
+      <w:r>
+        <w:t xml:space="preserve">노아: 그 사람한테 후속 연락해요?</w:t>
+      </w:r>
+    </w:p>
+    <w:p>
+      <w:pPr>
+        <w:pStyle w:val="BodyText"/>
+      </w:pPr>
+      <w:r>
+        <w:t xml:space="preserve">엘레나: 박 대표님이</w:t>
+      </w:r>
+      <w:r>
+        <w:t xml:space="preserve"> </w:t>
+      </w:r>
+      <w:r>
+        <w:t xml:space="preserve">“</w:t>
+      </w:r>
+      <w:r>
+        <w:t xml:space="preserve">예의 바르게. 그리고 조심하라</w:t>
+      </w:r>
+      <w:r>
+        <w:t xml:space="preserve">”</w:t>
+      </w:r>
+      <w:r>
+        <w:t xml:space="preserve">고 했잖아요.</w:t>
+      </w:r>
+    </w:p>
+    <w:p>
+      <w:pPr>
+        <w:pStyle w:val="BodyText"/>
+      </w:pPr>
+      <w:r>
+        <w:t xml:space="preserve">조이: 그럼 예의 바르고 조심스럽게. 짧은 감사 인사, 사업 얘기는 없이, 아직은요. 할번이 서린 대신 고른 회사에서 일하는 사람이니까, 우리가 쓰는 건 뭐든 다른 사람 책상에 올라갈 수 있어요. 세 문장, 따뜻하게, 그리고 전달돼도 후회하지 않을 내용만.</w:t>
+      </w:r>
+    </w:p>
+    <w:p>
+      <w:pPr>
+        <w:pStyle w:val="BodyText"/>
+      </w:pPr>
+      <w:r>
+        <w:t xml:space="preserve">마커스: 그리고 박 대표님한테 보냈다고 말해. 수진 팀장한테 듣기 전에.</w:t>
+      </w:r>
+    </w:p>
+    <w:p>
+      <w:pPr>
+        <w:pStyle w:val="BodyText"/>
+      </w:pPr>
+      <w:r>
+        <w:t xml:space="preserve">노아: 동의해요. 파트너들한테 놀랄 일은 없게.</w:t>
+      </w:r>
+    </w:p>
+    <w:p>
+      <w:pPr>
+        <w:pStyle w:val="BodyText"/>
+      </w:pPr>
+      <w:r>
+        <w:t xml:space="preserve">타샤: 그럼 간호사들은요? 영국 교육 대기 명단?</w:t>
+      </w:r>
+    </w:p>
+    <w:p>
+      <w:pPr>
+        <w:pStyle w:val="BodyText"/>
+      </w:pPr>
+      <w:r>
+        <w:t xml:space="preserve">조이: 몇 명이에요?</w:t>
+      </w:r>
+    </w:p>
+    <w:p>
+      <w:pPr>
+        <w:pStyle w:val="BodyText"/>
+      </w:pPr>
+      <w:r>
+        <w:t xml:space="preserve">타샤: 230명. 종이에 서명했어요. 몇 명은</w:t>
+      </w:r>
+      <w:r>
+        <w:t xml:space="preserve"> </w:t>
+      </w:r>
+      <w:r>
+        <w:t xml:space="preserve">“</w:t>
+      </w:r>
+      <w:r>
+        <w:t xml:space="preserve">제발</w:t>
+      </w:r>
+      <w:r>
+        <w:t xml:space="preserve">”</w:t>
+      </w:r>
+      <w:r>
+        <w:t xml:space="preserve">을 두 번 썼고요.</w:t>
+      </w:r>
+    </w:p>
+    <w:p>
+      <w:pPr>
+        <w:pStyle w:val="BodyText"/>
+      </w:pPr>
+      <w:r>
+        <w:t xml:space="preserve">엘레나: 간호사 230명. 거기에 제품도 없는데.</w:t>
+      </w:r>
+    </w:p>
+    <w:p>
+      <w:pPr>
+        <w:pStyle w:val="BodyText"/>
+      </w:pPr>
+      <w:r>
+        <w:t xml:space="preserve">노아: 그럼 지금은 교육이 제품이네요.</w:t>
+      </w:r>
+    </w:p>
+    <w:p>
+      <w:pPr>
+        <w:pStyle w:val="BodyText"/>
+      </w:pPr>
+      <w:r>
+        <w:t xml:space="preserve">소피아: 최종 집계. 의사 52명. 유통사 2곳. 전략 연락처 1. 간호사 230명.</w:t>
+      </w:r>
+    </w:p>
+    <w:p>
+      <w:pPr>
+        <w:pStyle w:val="BodyText"/>
+      </w:pPr>
+      <w:r>
+        <w:t xml:space="preserve">마커스: 그럼 나머진? 이름 500개?</w:t>
+      </w:r>
+    </w:p>
+    <w:p>
+      <w:pPr>
+        <w:pStyle w:val="BodyText"/>
+      </w:pPr>
+      <w:r>
+        <w:t xml:space="preserve">소피아: 일반 뉴스레터요. 옵트인만. GDPR 때문에요. 유럽에선 배지를 스캔한 사람 모두에게 그냥 이메일을 보낼 수 없어요. 먼저 동의를 받아야 하고, 그걸 무시하면 벌금이 부스 전체 비용보다 더 나올 수도 있어요.</w:t>
+      </w:r>
+    </w:p>
+    <w:p>
+      <w:pPr>
+        <w:pStyle w:val="BodyText"/>
+      </w:pPr>
+      <w:r>
+        <w:t xml:space="preserve">엘레나: GDPR?</w:t>
+      </w:r>
+    </w:p>
+    <w:p>
+      <w:pPr>
+        <w:pStyle w:val="BodyText"/>
+      </w:pPr>
+      <w:r>
+        <w:t xml:space="preserve">조이: 유럽 개인정보 법. 우리보다 엄격해요. 다이앤이 메모를 보냈어요. 11쪽.</w:t>
+      </w:r>
+    </w:p>
+    <w:p>
+      <w:pPr>
+        <w:pStyle w:val="BodyText"/>
+      </w:pPr>
+      <w:r>
+        <w:t xml:space="preserve">마커스: 11쪽뿐? 피곤한가 보네.</w:t>
+      </w:r>
+    </w:p>
+    <w:bookmarkEnd w:id="33"/>
+    <w:bookmarkStart w:id="34" w:name="장면2-후속-이메일-쓰기-1"/>
+    <w:p>
+      <w:pPr>
+        <w:pStyle w:val="Heading3"/>
+      </w:pPr>
+      <w:r>
+        <w:t xml:space="preserve">장면2 — 후속 이메일 쓰기</w:t>
+      </w:r>
+    </w:p>
+    <w:p>
+      <w:pPr>
+        <w:pStyle w:val="FirstParagraph"/>
+      </w:pPr>
+      <w:r>
+        <w:t xml:space="preserve">조이: 후속 이메일. 규칙 1. 구체적인 기억으로 시작해요.</w:t>
+      </w:r>
+      <w:r>
+        <w:t xml:space="preserve"> </w:t>
+      </w:r>
+      <w:r>
+        <w:t xml:space="preserve">“</w:t>
+      </w:r>
+      <w:r>
+        <w:t xml:space="preserve">만나서 반가웠습니다</w:t>
+      </w:r>
+      <w:r>
+        <w:t xml:space="preserve">”</w:t>
+      </w:r>
+      <w:r>
+        <w:t xml:space="preserve"> </w:t>
+      </w:r>
+      <w:r>
+        <w:t xml:space="preserve">말고.</w:t>
+      </w:r>
+    </w:p>
+    <w:p>
+      <w:pPr>
+        <w:pStyle w:val="BodyText"/>
+      </w:pPr>
+      <w:r>
+        <w:t xml:space="preserve">노아: 예를 들면요?</w:t>
+      </w:r>
+    </w:p>
+    <w:p>
+      <w:pPr>
+        <w:pStyle w:val="BodyText"/>
+      </w:pPr>
+      <w:r>
+        <w:t xml:space="preserve">조이:</w:t>
+      </w:r>
+      <w:r>
+        <w:t xml:space="preserve"> </w:t>
+      </w:r>
+      <w:r>
+        <w:t xml:space="preserve">“</w:t>
+      </w:r>
+      <w:r>
+        <w:t xml:space="preserve">IMCAS에서 만나서 반가웠습니다. 1.7초를 깨셨죠.</w:t>
+      </w:r>
+      <w:r>
+        <w:t xml:space="preserve">”</w:t>
+      </w:r>
+      <w:r>
+        <w:t xml:space="preserve"> </w:t>
+      </w:r>
+      <w:r>
+        <w:t xml:space="preserve">그들이 기억할 무언가.</w:t>
+      </w:r>
+    </w:p>
+    <w:p>
+      <w:pPr>
+        <w:pStyle w:val="BodyText"/>
+      </w:pPr>
+      <w:r>
+        <w:t xml:space="preserve">소피아: 규칙 2.</w:t>
+      </w:r>
+      <w:r>
+        <w:t xml:space="preserve"> </w:t>
+      </w:r>
+      <w:r>
+        <w:t xml:space="preserve">“</w:t>
+      </w:r>
+      <w:r>
+        <w:t xml:space="preserve">약속드린 대로…</w:t>
+      </w:r>
+      <w:r>
+        <w:t xml:space="preserve">”</w:t>
+      </w:r>
+      <w:r>
+        <w:t xml:space="preserve"> </w:t>
+      </w:r>
+      <w:r>
+        <w:t xml:space="preserve">그리고 약속한 걸 첨부해요. 즉시.</w:t>
+      </w:r>
+    </w:p>
+    <w:p>
+      <w:pPr>
+        <w:pStyle w:val="BodyText"/>
+      </w:pPr>
+      <w:r>
+        <w:t xml:space="preserve">엘레나: 규칙 3은요?</w:t>
+      </w:r>
+    </w:p>
+    <w:p>
+      <w:pPr>
+        <w:pStyle w:val="BodyText"/>
+      </w:pPr>
+      <w:r>
+        <w:t xml:space="preserve">조이: 다음 단계 하나. 하나만. 다섯 개 말고. 날짜. 전화. 문서.</w:t>
+      </w:r>
+    </w:p>
+    <w:p>
+      <w:pPr>
+        <w:pStyle w:val="BodyText"/>
+      </w:pPr>
+      <w:r>
+        <w:t xml:space="preserve">소피아: 노아, 올리버 건 당신이 써요. 소리 내서 읽어 봐요.</w:t>
+      </w:r>
+    </w:p>
+    <w:p>
+      <w:pPr>
+        <w:pStyle w:val="BodyText"/>
+      </w:pPr>
+      <w:r>
+        <w:t xml:space="preserve">노아:</w:t>
+      </w:r>
+      <w:r>
+        <w:t xml:space="preserve"> </w:t>
+      </w:r>
+      <w:r>
+        <w:t xml:space="preserve">“</w:t>
+      </w:r>
+      <w:r>
+        <w:t xml:space="preserve">올리버 씨께, IMCAS에서 만나 반가웠습니다. 1,800개 클리닉이 인상적이었습니다. 약속드린 대로 교육 프로그램을 첨부합니다.</w:t>
+      </w:r>
+      <w:r>
+        <w:t xml:space="preserve">”</w:t>
+      </w:r>
+    </w:p>
+    <w:p>
+      <w:pPr>
+        <w:pStyle w:val="BodyText"/>
+      </w:pPr>
+      <w:r>
+        <w:t xml:space="preserve">조이: 좋아요. 다음 단계는요?</w:t>
+      </w:r>
+    </w:p>
+    <w:p>
+      <w:pPr>
+        <w:pStyle w:val="BodyText"/>
+      </w:pPr>
+      <w:r>
+        <w:t xml:space="preserve">노아:</w:t>
+      </w:r>
+      <w:r>
+        <w:t xml:space="preserve"> </w:t>
+      </w:r>
+      <w:r>
+        <w:t xml:space="preserve">“</w:t>
+      </w:r>
+      <w:r>
+        <w:t xml:space="preserve">3월에 런던에서 기꺼이 만나겠습니다. 날짜를 확정할까요?</w:t>
+      </w:r>
+      <w:r>
+        <w:t xml:space="preserve">”</w:t>
+      </w:r>
+    </w:p>
+    <w:p>
+      <w:pPr>
+        <w:pStyle w:val="BodyText"/>
+      </w:pPr>
+      <w:r>
+        <w:t xml:space="preserve">엘레나: 그럼 규칙은요? 의료인 한정을 다시 언급해야 해요?</w:t>
+      </w:r>
+    </w:p>
+    <w:p>
+      <w:pPr>
+        <w:pStyle w:val="BodyText"/>
+      </w:pPr>
+      <w:r>
+        <w:t xml:space="preserve">소피아: 한 번. 부드럽게.</w:t>
+      </w:r>
+      <w:r>
+        <w:t xml:space="preserve"> </w:t>
+      </w:r>
+      <w:r>
+        <w:t xml:space="preserve">“</w:t>
+      </w:r>
+      <w:r>
+        <w:t xml:space="preserve">논의한 대로, 저희 파트너십은 의료 전문가에 집중할 것입니다.</w:t>
+      </w:r>
+      <w:r>
+        <w:t xml:space="preserve">”</w:t>
+      </w:r>
+    </w:p>
+    <w:p>
+      <w:pPr>
+        <w:pStyle w:val="BodyText"/>
+      </w:pPr>
+      <w:r>
+        <w:t xml:space="preserve">조이: 바로 그거예요. ’논의한 대로’는 정중한 영국식이고, 그 사람은 완벽하게 알아들을 거예요. 질문도 아니고, 새로운 요구도 아니에요. 그 규칙이 이미 파리에서 테이블 위에 있었다는 걸 조용히 상기시키는 거죠. 그래서 그건 협상의 출발점이 아니라 조건이 돼요.</w:t>
+      </w:r>
+    </w:p>
+    <w:p>
+      <w:pPr>
+        <w:pStyle w:val="BodyText"/>
+      </w:pPr>
+      <w:r>
+        <w:t xml:space="preserve">타샤: 세라 것 제가 써도 돼요? 교육에 대해 세 번 물었잖아요.</w:t>
+      </w:r>
+    </w:p>
+    <w:p>
+      <w:pPr>
+        <w:pStyle w:val="BodyText"/>
+      </w:pPr>
+      <w:r>
+        <w:t xml:space="preserve">조이: 하세요.</w:t>
+      </w:r>
+    </w:p>
+    <w:p>
+      <w:pPr>
+        <w:pStyle w:val="BodyText"/>
+      </w:pPr>
+      <w:r>
+        <w:t xml:space="preserve">타샤:</w:t>
+      </w:r>
+      <w:r>
+        <w:t xml:space="preserve"> </w:t>
+      </w:r>
+      <w:r>
+        <w:t xml:space="preserve">“</w:t>
+      </w:r>
+      <w:r>
+        <w:t xml:space="preserve">세라 씨께, 부엌 이야기 감사합니다. 마음에 남았어요. 첫 영국 교육은 6월로 계획 중입니다.</w:t>
+      </w:r>
+      <w:r>
+        <w:t xml:space="preserve">”</w:t>
+      </w:r>
+    </w:p>
+    <w:p>
+      <w:pPr>
+        <w:pStyle w:val="BodyText"/>
+      </w:pPr>
+      <w:r>
+        <w:t xml:space="preserve">엘레나:</w:t>
+      </w:r>
+      <w:r>
+        <w:t xml:space="preserve"> </w:t>
+      </w:r>
+      <w:r>
+        <w:t xml:space="preserve">“</w:t>
+      </w:r>
+      <w:r>
+        <w:t xml:space="preserve">계획 중.</w:t>
+      </w:r>
+      <w:r>
+        <w:t xml:space="preserve">”</w:t>
+      </w:r>
+      <w:r>
+        <w:t xml:space="preserve"> </w:t>
+      </w:r>
+      <w:r>
+        <w:t xml:space="preserve">“</w:t>
+      </w:r>
+      <w:r>
+        <w:t xml:space="preserve">확정</w:t>
+      </w:r>
+      <w:r>
+        <w:t xml:space="preserve">”</w:t>
+      </w:r>
+      <w:r>
+        <w:t xml:space="preserve">이 아니라. 좋아요.</w:t>
+      </w:r>
+    </w:p>
+    <w:p>
+      <w:pPr>
+        <w:pStyle w:val="BodyText"/>
+      </w:pPr>
+      <w:r>
+        <w:t xml:space="preserve">타샤:</w:t>
+      </w:r>
+      <w:r>
+        <w:t xml:space="preserve"> </w:t>
+      </w:r>
+      <w:r>
+        <w:t xml:space="preserve">“</w:t>
+      </w:r>
+      <w:r>
+        <w:t xml:space="preserve">영국 간호사를 위한 교육 설계를 도와주시겠어요? 시간에 대한 보수를 드릴게요.</w:t>
+      </w:r>
+      <w:r>
+        <w:t xml:space="preserve">”</w:t>
+      </w:r>
+    </w:p>
+    <w:p>
+      <w:pPr>
+        <w:pStyle w:val="BodyText"/>
+      </w:pPr>
+      <w:r>
+        <w:t xml:space="preserve">소피아: 좋은 일엔 대가가. 조이의 규칙.</w:t>
+      </w:r>
+    </w:p>
+    <w:p>
+      <w:pPr>
+        <w:pStyle w:val="BodyText"/>
+      </w:pPr>
+      <w:r>
+        <w:t xml:space="preserve">엘레나:</w:t>
+      </w:r>
+      <w:r>
+        <w:t xml:space="preserve"> </w:t>
+      </w:r>
+      <w:r>
+        <w:t xml:space="preserve">“</w:t>
+      </w:r>
+      <w:r>
+        <w:t xml:space="preserve">마르샹 선생님께. 약속드린 대로 프랑스어 카드 50장. 전공의들을 위해. 그리고 1단계를 잊는 모든 분을 위해.</w:t>
+      </w:r>
+      <w:r>
+        <w:t xml:space="preserve">”</w:t>
+      </w:r>
+    </w:p>
+    <w:p>
+      <w:pPr>
+        <w:pStyle w:val="BodyText"/>
+      </w:pPr>
+      <w:r>
+        <w:t xml:space="preserve">조이: 50장? 10장 약속했잖아요.</w:t>
+      </w:r>
+    </w:p>
+    <w:p>
+      <w:pPr>
+        <w:pStyle w:val="BodyText"/>
+      </w:pPr>
+      <w:r>
+        <w:t xml:space="preserve">엘레나: 분명 나눠 줄 거예요. 프랑스 의사들은 그 긴 점심 때 서로 얘기하거든요. 맞는 사람 손에 들어간 카드 한 장이 우리가 살 수 있는 어떤 광고보다 멀리 가요. 카드 40장 더 드는 건 거의 공짜예요. 잊어버린 1단계는 환자에게 대가를 치르게 하고요.</w:t>
+      </w:r>
+    </w:p>
+    <w:p>
+      <w:pPr>
+        <w:pStyle w:val="BodyText"/>
+      </w:pPr>
+      <w:r>
+        <w:t xml:space="preserve">노아: 그럼 클라우스는요?</w:t>
+      </w:r>
+    </w:p>
+    <w:p>
+      <w:pPr>
+        <w:pStyle w:val="BodyText"/>
+      </w:pPr>
+      <w:r>
+        <w:t xml:space="preserve">소피아: 클라우스가 먼저예요. 천천히 결정하는 사람이니까. 우린 빨리 답해요. 데이터 첨부. 영어로. 독일어판은 2주 뒤.</w:t>
+      </w:r>
+    </w:p>
+    <w:p>
+      <w:pPr>
+        <w:pStyle w:val="BodyText"/>
+      </w:pPr>
+      <w:r>
+        <w:t xml:space="preserve">노아: 그럼 한서연은요?</w:t>
+      </w:r>
+    </w:p>
+    <w:p>
+      <w:pPr>
+        <w:pStyle w:val="BodyText"/>
+      </w:pPr>
+      <w:r>
+        <w:t xml:space="preserve">조이: 세 문장.</w:t>
+      </w:r>
+      <w:r>
+        <w:t xml:space="preserve"> </w:t>
+      </w:r>
+      <w:r>
+        <w:t xml:space="preserve">“</w:t>
+      </w:r>
+      <w:r>
+        <w:t xml:space="preserve">부스를 방문해 주셔서 감사합니다. 메모가 친절했어요. 다시 만나길 바랍니다.</w:t>
+      </w:r>
+      <w:r>
+        <w:t xml:space="preserve">”</w:t>
+      </w:r>
+    </w:p>
+    <w:p>
+      <w:pPr>
+        <w:pStyle w:val="BodyText"/>
+      </w:pPr>
+      <w:r>
+        <w:t xml:space="preserve">마커스:</w:t>
+      </w:r>
+      <w:r>
+        <w:t xml:space="preserve"> </w:t>
+      </w:r>
+      <w:r>
+        <w:t xml:space="preserve">“</w:t>
+      </w:r>
+      <w:r>
+        <w:t xml:space="preserve">다시 만나길.</w:t>
+      </w:r>
+      <w:r>
+        <w:t xml:space="preserve">”</w:t>
+      </w:r>
+      <w:r>
+        <w:t xml:space="preserve"> </w:t>
+      </w:r>
+      <w:r>
+        <w:t xml:space="preserve">“</w:t>
+      </w:r>
+      <w:r>
+        <w:t xml:space="preserve">사업 얘기합시다</w:t>
+      </w:r>
+      <w:r>
+        <w:t xml:space="preserve">”</w:t>
+      </w:r>
+      <w:r>
+        <w:t xml:space="preserve">가 아니라.</w:t>
+      </w:r>
+    </w:p>
+    <w:p>
+      <w:pPr>
+        <w:pStyle w:val="BodyText"/>
+      </w:pPr>
+      <w:r>
+        <w:t xml:space="preserve">조이: 바로 그거예요. 예의 바르고. 조심스럽게. 박 대표님이 승인하실 거예요.</w:t>
+      </w:r>
+    </w:p>
+    <w:p>
+      <w:pPr>
+        <w:pStyle w:val="BodyText"/>
+      </w:pPr>
+      <w:r>
+        <w:t xml:space="preserve">소피아: 오늘 밤 이메일 48통. 내일 정오까지 52통.</w:t>
+      </w:r>
+    </w:p>
+    <w:p>
+      <w:pPr>
+        <w:pStyle w:val="BodyText"/>
+      </w:pPr>
+      <w:r>
+        <w:t xml:space="preserve">노아:</w:t>
+      </w:r>
+      <w:r>
+        <w:t xml:space="preserve"> </w:t>
+      </w:r>
+      <w:r>
+        <w:t xml:space="preserve">“</w:t>
+      </w:r>
+      <w:r>
+        <w:t xml:space="preserve">반가웠습니다</w:t>
+      </w:r>
+      <w:r>
+        <w:t xml:space="preserve">”</w:t>
+      </w:r>
+      <w:r>
+        <w:t xml:space="preserve">가 엄청 많네요.</w:t>
+      </w:r>
+    </w:p>
+    <w:bookmarkEnd w:id="34"/>
+    <w:bookmarkStart w:id="35" w:name="절정전환-성과-측정과-klaus의-전화-1"/>
+    <w:p>
+      <w:pPr>
+        <w:pStyle w:val="Heading3"/>
+      </w:pPr>
+      <w:r>
+        <w:t xml:space="preserve">절정·전환 — 성과 측정과 Klaus의 전화</w:t>
+      </w:r>
+    </w:p>
+    <w:p>
+      <w:pPr>
+        <w:pStyle w:val="FirstParagraph"/>
+      </w:pPr>
+      <w:r>
+        <w:t xml:space="preserve">마커스: 이제 이사회가 물을 질문. 20만 달러의 가치가 있었나?</w:t>
+      </w:r>
+    </w:p>
+    <w:p>
+      <w:pPr>
+        <w:pStyle w:val="BodyText"/>
+      </w:pPr>
+      <w:r>
+        <w:t xml:space="preserve">조이: 19만 6천 썼어요. 예산보다 4천 덜. 커피 머신을 뺐잖아요.</w:t>
+      </w:r>
+    </w:p>
+    <w:p>
+      <w:pPr>
+        <w:pStyle w:val="BodyText"/>
+      </w:pPr>
+      <w:r>
+        <w:t xml:space="preserve">마커스: 그럼 가치는?</w:t>
+      </w:r>
+    </w:p>
+    <w:p>
+      <w:pPr>
+        <w:pStyle w:val="BodyText"/>
+      </w:pPr>
+      <w:r>
+        <w:t xml:space="preserve">소피아: 유통사 후보 둘. 올리버가 서명하면 1년 차 가치는 약 240만 달러.</w:t>
+      </w:r>
+    </w:p>
+    <w:p>
+      <w:pPr>
+        <w:pStyle w:val="BodyText"/>
+      </w:pPr>
+      <w:r>
+        <w:t xml:space="preserve">조이: 그리고 클라우스는 약 70만. 합쳐서 약 310만.</w:t>
+      </w:r>
+    </w:p>
+    <w:p>
+      <w:pPr>
+        <w:pStyle w:val="BodyText"/>
+      </w:pPr>
+      <w:r>
+        <w:t xml:space="preserve">마커스:</w:t>
+      </w:r>
+      <w:r>
+        <w:t xml:space="preserve"> </w:t>
+      </w:r>
+      <w:r>
+        <w:t xml:space="preserve">“</w:t>
+      </w:r>
+      <w:r>
+        <w:t xml:space="preserve">~하면.</w:t>
+      </w:r>
+      <w:r>
+        <w:t xml:space="preserve">”</w:t>
+      </w:r>
+      <w:r>
+        <w:t xml:space="preserve"> </w:t>
+      </w:r>
+      <w:r>
+        <w:t xml:space="preserve">큰 단어네.</w:t>
+      </w:r>
+    </w:p>
+    <w:p>
+      <w:pPr>
+        <w:pStyle w:val="BodyText"/>
+      </w:pPr>
+      <w:r>
+        <w:t xml:space="preserve">소피아: 맞아요. 그럼 대신 기대 가치로 말하죠. 거래마다 50% 확률을 줘요. 첫 미팅이면 그게 솔직한 수치예요. 그러면 기대 가치가 약 150만, 19만 6천을 써서요. 약속이 아니에요, 마커스. 합리적인 추정이에요.</w:t>
+      </w:r>
+    </w:p>
+    <w:p>
+      <w:pPr>
+        <w:pStyle w:val="BodyText"/>
+      </w:pPr>
+      <w:r>
+        <w:t xml:space="preserve">마커스: 7 대 1. 이사회에 가져갈게.</w:t>
+      </w:r>
+    </w:p>
+    <w:p>
+      <w:pPr>
+        <w:pStyle w:val="BodyText"/>
+      </w:pPr>
+      <w:r>
+        <w:t xml:space="preserve">엘레나: 그럼 셀 수 없는 것들은요? 20년 경력의 파리 피부과 의사가 1단계를 잊고, 그다음 전공의들을 위해 카드를 달라고 한 것. 간호사 230명이 종이에 ’제발’이라고 쓴 것. 어떤 스프레드시트에도 안 나오지만, 그게 우리가 간 이유예요.</w:t>
+      </w:r>
+    </w:p>
+    <w:p>
+      <w:pPr>
+        <w:pStyle w:val="BodyText"/>
+      </w:pPr>
+      <w:r>
+        <w:t xml:space="preserve">마커스: 그건 메모에 넣어.</w:t>
+      </w:r>
+      <w:r>
+        <w:t xml:space="preserve"> </w:t>
+      </w:r>
+      <w:r>
+        <w:t xml:space="preserve">“</w:t>
+      </w:r>
+      <w:r>
+        <w:t xml:space="preserve">우리가 존재하는 이유</w:t>
+      </w:r>
+      <w:r>
+        <w:t xml:space="preserve">”</w:t>
+      </w:r>
+      <w:r>
+        <w:t xml:space="preserve"> </w:t>
+      </w:r>
+      <w:r>
+        <w:t xml:space="preserve">아래에.</w:t>
+      </w:r>
+    </w:p>
+    <w:p>
+      <w:pPr>
+        <w:pStyle w:val="BodyText"/>
+      </w:pPr>
+      <w:r>
+        <w:t xml:space="preserve">노아: 전화. 클라우스예요. 밤 11시에?</w:t>
+      </w:r>
+    </w:p>
+    <w:p>
+      <w:pPr>
+        <w:pStyle w:val="BodyText"/>
+      </w:pPr>
+      <w:r>
+        <w:t xml:space="preserve">클라우스: 베넷 씨. 이메일 받았어요. 벌써. 데이터와 함께. 좋네요.</w:t>
+      </w:r>
+    </w:p>
+    <w:p>
+      <w:pPr>
+        <w:pStyle w:val="BodyText"/>
+      </w:pPr>
+      <w:r>
+        <w:t xml:space="preserve">노아: 고마워요, 클라우스. 빨리 답하고 싶었어요.</w:t>
+      </w:r>
+    </w:p>
+    <w:p>
+      <w:pPr>
+        <w:pStyle w:val="BodyText"/>
+      </w:pPr>
+      <w:r>
+        <w:t xml:space="preserve">클라우스: 내일 정오에 뮌헨으로 가요. 아침 식사? 오전 8시? 우리 호텔. 당신 호텔에서 15분.</w:t>
+      </w:r>
+    </w:p>
+    <w:p>
+      <w:pPr>
+        <w:pStyle w:val="BodyText"/>
+      </w:pPr>
+      <w:r>
+        <w:t xml:space="preserve">노아: 내일 8시요? 귀국 비행기가 10시인데요.</w:t>
+      </w:r>
+    </w:p>
+    <w:p>
+      <w:pPr>
+        <w:pStyle w:val="BodyText"/>
+      </w:pPr>
+      <w:r>
+        <w:t xml:space="preserve">클라우스: 독일에선 함께 식사한 사람과 계약해요. 이메일만 주고받은 사람이 아니라. 당신 데이터는 좋았고, 빨랐어요. 하지만 세 나라에 걸친 계약은 긴 결혼이에요, 베넷 씨. 그 전에 테이블 건너편에서 당신 얼굴을 보고 싶어요.</w:t>
+      </w:r>
+    </w:p>
+    <w:p>
+      <w:pPr>
+        <w:pStyle w:val="BodyText"/>
+      </w:pPr>
+      <w:r>
+        <w:t xml:space="preserve">노아: …갈게요. 오전 8시.</w:t>
+      </w:r>
+    </w:p>
+    <w:p>
+      <w:pPr>
+        <w:pStyle w:val="BodyText"/>
+      </w:pPr>
+      <w:r>
+        <w:t xml:space="preserve">조이: 노아. 비행기요. 그리고 클레어의 다리. 2월 3일.</w:t>
+      </w:r>
+    </w:p>
+    <w:p>
+      <w:pPr>
+        <w:pStyle w:val="BodyText"/>
+      </w:pPr>
+      <w:r>
+        <w:t xml:space="preserve">노아: 비행기를 2월 1일로 바꿀게요. 그래도 이틀이 남아요. 시간 충분해요.</w:t>
+      </w:r>
+    </w:p>
+    <w:p>
+      <w:pPr>
+        <w:pStyle w:val="BodyText"/>
+      </w:pPr>
+      <w:r>
+        <w:t xml:space="preserve">마커스: 이틀 여유. 2월에. 파리 경유로.</w:t>
+      </w:r>
+    </w:p>
+    <w:p>
+      <w:pPr>
+        <w:pStyle w:val="BodyText"/>
+      </w:pPr>
+      <w:r>
+        <w:t xml:space="preserve">노아: 괜찮아, 마커스.</w:t>
+      </w:r>
+    </w:p>
+    <w:p>
+      <w:pPr>
+        <w:pStyle w:val="BodyText"/>
+      </w:pPr>
+      <w:r>
+        <w:t xml:space="preserve">마커스: ’괜찮다’고 했지. 그건 계획이 아니야, 노아. 희망이지. 둘은 하나고, 하나는 없는 거야. 2월에, 파리 경유로, 대안 없는 비행기 한 편. 날씨든 파업이든 환승 놓치는 거든 뭐 하나라도 잘못되면, 다리를 놓치는 거야.</w:t>
+      </w:r>
+    </w:p>
+    <w:p>
+      <w:pPr>
+        <w:pStyle w:val="BodyText"/>
+      </w:pPr>
+      <w:r>
+        <w:t xml:space="preserve">클라우스: 그럼 내일 8시. 식욕을 가져와요. 그리고 최고의 영어를. 천천히 부탁해요.</w:t>
+      </w:r>
+    </w:p>
+    <w:p>
+      <w:pPr>
+        <w:pStyle w:val="BodyText"/>
+      </w:pPr>
+      <w:r>
+        <w:t xml:space="preserve">노아: 천천히. 약속해요.</w:t>
+      </w:r>
+    </w:p>
+    <w:p>
+      <w:pPr>
+        <w:pStyle w:val="BodyText"/>
+      </w:pPr>
+      <w:r>
+        <w:t xml:space="preserve">조이: 또 약속했어요.</w:t>
+      </w:r>
+    </w:p>
+    <w:bookmarkEnd w:id="35"/>
+    <w:bookmarkStart w:id="36" w:name="마무리-2월-1일-샤를-드골-공항-2월-3일-오스틴-1"/>
+    <w:p>
+      <w:pPr>
+        <w:pStyle w:val="Heading3"/>
+      </w:pPr>
+      <w:r>
+        <w:t xml:space="preserve">마무리 — 2월 1일 샤를 드골 공항 → 2월 3일 오스틴</w:t>
+      </w:r>
+    </w:p>
+    <w:p>
+      <w:pPr>
+        <w:pStyle w:val="FirstParagraph"/>
+      </w:pPr>
+      <w:r>
+        <w:t xml:space="preserve">노아: 클라우스가 동의했어요. 3년, 성과 목표 포함, 독일어 트레이너를 데려온다는 조건으로요. 처음 20분은 내 가족에 대해 묻고, 마지막 10분은 계약 조건을 한 줄 한 줄 읽더라고요. 아침 식사가 통했어요.</w:t>
+      </w:r>
+    </w:p>
+    <w:p>
+      <w:pPr>
+        <w:pStyle w:val="BodyText"/>
+      </w:pPr>
+      <w:r>
+        <w:t xml:space="preserve">마커스: 좋아. 이제 저 전광판을 봐. 모든 항공편. 빨간색.</w:t>
+      </w:r>
+    </w:p>
+    <w:p>
+      <w:pPr>
+        <w:pStyle w:val="BodyText"/>
+      </w:pPr>
+      <w:r>
+        <w:t xml:space="preserve">노아:</w:t>
+      </w:r>
+      <w:r>
+        <w:t xml:space="preserve"> </w:t>
+      </w:r>
+      <w:r>
+        <w:t xml:space="preserve">“</w:t>
+      </w:r>
+      <w:r>
+        <w:t xml:space="preserve">결항.</w:t>
+      </w:r>
+      <w:r>
+        <w:t xml:space="preserve">”</w:t>
+      </w:r>
+      <w:r>
+        <w:t xml:space="preserve"> </w:t>
+      </w:r>
+      <w:r>
+        <w:t xml:space="preserve">전부요?</w:t>
+      </w:r>
+    </w:p>
+    <w:p>
+      <w:pPr>
+        <w:pStyle w:val="BodyText"/>
+      </w:pPr>
+      <w:r>
+        <w:t xml:space="preserve">마커스: 프랑스 항공관제사. 파업. 이틀. 오늘 아침에 읽었어.</w:t>
+      </w:r>
+    </w:p>
+    <w:p>
+      <w:pPr>
+        <w:pStyle w:val="BodyText"/>
+      </w:pPr>
+      <w:r>
+        <w:t xml:space="preserve">노아: 이틀이요? 다리는 3일이에요. 오전 10시.</w:t>
+      </w:r>
+    </w:p>
+    <w:p>
+      <w:pPr>
+        <w:pStyle w:val="BodyText"/>
+      </w:pPr>
+      <w:r>
+        <w:t xml:space="preserve">마커스: 첫 가능 항공편이 3일 오스틴 도착. 오후 2시.</w:t>
+      </w:r>
+    </w:p>
+    <w:p>
+      <w:pPr>
+        <w:pStyle w:val="BodyText"/>
+      </w:pPr>
+      <w:r>
+        <w:t xml:space="preserve">노아: 네 시간 늦는 거예요. 그 사람 경력에서 가장 중요한 날에.</w:t>
+      </w:r>
+    </w:p>
+    <w:p>
+      <w:pPr>
+        <w:pStyle w:val="BodyText"/>
+      </w:pPr>
+      <w:r>
+        <w:t xml:space="preserve">마커스: 전화해. 지금. 문자 말고. 전화. 나쁜 소식은 사람이.</w:t>
+      </w:r>
+    </w:p>
+    <w:p>
+      <w:pPr>
+        <w:pStyle w:val="BodyText"/>
+      </w:pPr>
+      <w:r>
+        <w:t xml:space="preserve">노아: 음성 사서함. …클레어, 나야. 파업이야. 3일 오후 2시에 도착해. 정말 미안해.</w:t>
+      </w:r>
+    </w:p>
+    <w:p>
+      <w:pPr>
+        <w:pStyle w:val="BodyText"/>
+      </w:pPr>
+      <w:r>
+        <w:t xml:space="preserve">마커스: 다시 전화할 거야. 시간을 줘.</w:t>
+      </w:r>
+    </w:p>
+    <w:p>
+      <w:pPr>
+        <w:pStyle w:val="BodyText"/>
+      </w:pPr>
+      <w:r>
+        <w:t xml:space="preserve">노아: 문자 왔어. 두 단어.</w:t>
+      </w:r>
+      <w:r>
+        <w:t xml:space="preserve"> </w:t>
+      </w:r>
+      <w:r>
+        <w:t xml:space="preserve">“</w:t>
+      </w:r>
+      <w:r>
+        <w:t xml:space="preserve">괜찮아.</w:t>
+      </w:r>
+      <w:r>
+        <w:t xml:space="preserve">”</w:t>
+      </w:r>
+    </w:p>
+    <w:p>
+      <w:pPr>
+        <w:pStyle w:val="BodyText"/>
+      </w:pPr>
+      <w:r>
+        <w:t xml:space="preserve">마커스: 노아. 데니스가 가르쳐 준 게 있어. 엔지니어가</w:t>
+      </w:r>
+      <w:r>
+        <w:t xml:space="preserve"> </w:t>
+      </w:r>
+      <w:r>
+        <w:t xml:space="preserve">“</w:t>
+      </w:r>
+      <w:r>
+        <w:t xml:space="preserve">괜찮아</w:t>
+      </w:r>
+      <w:r>
+        <w:t xml:space="preserve">”</w:t>
+      </w:r>
+      <w:r>
+        <w:t xml:space="preserve">라고 하면, 하중을 확인해.</w:t>
+      </w:r>
+    </w:p>
+    <w:p>
+      <w:pPr>
+        <w:pStyle w:val="BodyText"/>
+      </w:pPr>
+      <w:r>
+        <w:t xml:space="preserve">노아: 하중을 확인하라고?</w:t>
+      </w:r>
+    </w:p>
+    <w:p>
+      <w:pPr>
+        <w:pStyle w:val="BodyText"/>
+      </w:pPr>
+      <w:r>
+        <w:t xml:space="preserve">마커스: 뭔가가 감당할 수 있는 것보다 많이 지고 있다는 뜻이야. 엔지니어들은 숫자가 아니라고 말할 때까지 괜찮다고 말하도록 훈련받아. 그리고 그때쯤이면 이미 심각하지. 금은 나중에야 보여. 그러니까 드러나기 전에 가서 봐야 해.</w:t>
+      </w:r>
+    </w:p>
+    <w:p>
+      <w:pPr>
+        <w:pStyle w:val="BodyText"/>
+      </w:pPr>
+      <w:r>
+        <w:t xml:space="preserve">노아: …그럼 공항에서 바로 그 사람한테 갈게. 다리가 있든 없든.</w:t>
+      </w:r>
+    </w:p>
+    <w:bookmarkEnd w:id="36"/>
+    <w:bookmarkEnd w:id="37"/>
+    <w:bookmarkEnd w:id="38"/>
     <w:sectPr/>
   </w:body>
 </w:document>
@@ -4772,583 +4719,8 @@
       </w:pPr>
     </w:lvl>
   </w:abstractNum>
-  <w:abstractNum w:abstractNumId="99411">
-    <w:nsid w:val="A99411"/>
-    <w:multiLevelType w:val="multilevel"/>
-    <w:lvl w:ilvl="0">
-      <w:start w:val="1"/>
-      <w:numFmt w:val="decimal"/>
-      <w:lvlText w:val="%1."/>
-      <w:lvlJc w:val="left"/>
-      <w:pPr>
-        <w:ind w:left="720" w:hanging="480"/>
-      </w:pPr>
-    </w:lvl>
-    <w:lvl w:ilvl="1">
-      <w:start w:val="1"/>
-      <w:numFmt w:val="decimal"/>
-      <w:lvlText w:val="%2."/>
-      <w:lvlJc w:val="left"/>
-      <w:pPr>
-        <w:ind w:left="1440" w:hanging="480"/>
-      </w:pPr>
-    </w:lvl>
-    <w:lvl w:ilvl="2">
-      <w:start w:val="1"/>
-      <w:numFmt w:val="decimal"/>
-      <w:lvlText w:val="%3."/>
-      <w:lvlJc w:val="left"/>
-      <w:pPr>
-        <w:ind w:left="2160" w:hanging="480"/>
-      </w:pPr>
-    </w:lvl>
-    <w:lvl w:ilvl="3">
-      <w:start w:val="1"/>
-      <w:numFmt w:val="decimal"/>
-      <w:lvlText w:val="%4."/>
-      <w:lvlJc w:val="left"/>
-      <w:pPr>
-        <w:ind w:left="2880" w:hanging="480"/>
-      </w:pPr>
-    </w:lvl>
-    <w:lvl w:ilvl="4">
-      <w:start w:val="1"/>
-      <w:numFmt w:val="decimal"/>
-      <w:lvlText w:val="%5."/>
-      <w:lvlJc w:val="left"/>
-      <w:pPr>
-        <w:ind w:left="3600" w:hanging="480"/>
-      </w:pPr>
-    </w:lvl>
-    <w:lvl w:ilvl="5">
-      <w:start w:val="1"/>
-      <w:numFmt w:val="decimal"/>
-      <w:lvlText w:val="%6."/>
-      <w:lvlJc w:val="left"/>
-      <w:pPr>
-        <w:ind w:left="4320" w:hanging="480"/>
-      </w:pPr>
-    </w:lvl>
-    <w:lvl w:ilvl="6">
-      <w:start w:val="1"/>
-      <w:numFmt w:val="decimal"/>
-      <w:lvlText w:val="%7."/>
-      <w:lvlJc w:val="left"/>
-      <w:pPr>
-        <w:ind w:left="5040" w:hanging="480"/>
-      </w:pPr>
-    </w:lvl>
-    <w:lvl w:ilvl="7">
-      <w:start w:val="1"/>
-      <w:numFmt w:val="decimal"/>
-      <w:lvlText w:val="%8."/>
-      <w:lvlJc w:val="left"/>
-      <w:pPr>
-        <w:ind w:left="5760" w:hanging="480"/>
-      </w:pPr>
-    </w:lvl>
-    <w:lvl w:ilvl="8">
-      <w:start w:val="1"/>
-      <w:numFmt w:val="decimal"/>
-      <w:lvlText w:val="%9."/>
-      <w:lvlJc w:val="left"/>
-      <w:pPr>
-        <w:ind w:left="6480" w:hanging="480"/>
-      </w:pPr>
-    </w:lvl>
-  </w:abstractNum>
-  <w:abstractNum w:abstractNumId="994116">
-    <w:nsid w:val="A994116"/>
-    <w:multiLevelType w:val="multilevel"/>
-    <w:lvl w:ilvl="0">
-      <w:start w:val="16"/>
-      <w:numFmt w:val="decimal"/>
-      <w:lvlText w:val="%1."/>
-      <w:lvlJc w:val="left"/>
-      <w:pPr>
-        <w:ind w:left="720" w:hanging="480"/>
-      </w:pPr>
-    </w:lvl>
-    <w:lvl w:ilvl="1">
-      <w:start w:val="16"/>
-      <w:numFmt w:val="decimal"/>
-      <w:lvlText w:val="%2."/>
-      <w:lvlJc w:val="left"/>
-      <w:pPr>
-        <w:ind w:left="1440" w:hanging="480"/>
-      </w:pPr>
-    </w:lvl>
-    <w:lvl w:ilvl="2">
-      <w:start w:val="16"/>
-      <w:numFmt w:val="decimal"/>
-      <w:lvlText w:val="%3."/>
-      <w:lvlJc w:val="left"/>
-      <w:pPr>
-        <w:ind w:left="2160" w:hanging="480"/>
-      </w:pPr>
-    </w:lvl>
-    <w:lvl w:ilvl="3">
-      <w:start w:val="16"/>
-      <w:numFmt w:val="decimal"/>
-      <w:lvlText w:val="%4."/>
-      <w:lvlJc w:val="left"/>
-      <w:pPr>
-        <w:ind w:left="2880" w:hanging="480"/>
-      </w:pPr>
-    </w:lvl>
-    <w:lvl w:ilvl="4">
-      <w:start w:val="16"/>
-      <w:numFmt w:val="decimal"/>
-      <w:lvlText w:val="%5."/>
-      <w:lvlJc w:val="left"/>
-      <w:pPr>
-        <w:ind w:left="3600" w:hanging="480"/>
-      </w:pPr>
-    </w:lvl>
-    <w:lvl w:ilvl="5">
-      <w:start w:val="16"/>
-      <w:numFmt w:val="decimal"/>
-      <w:lvlText w:val="%6."/>
-      <w:lvlJc w:val="left"/>
-      <w:pPr>
-        <w:ind w:left="4320" w:hanging="480"/>
-      </w:pPr>
-    </w:lvl>
-    <w:lvl w:ilvl="6">
-      <w:start w:val="16"/>
-      <w:numFmt w:val="decimal"/>
-      <w:lvlText w:val="%7."/>
-      <w:lvlJc w:val="left"/>
-      <w:pPr>
-        <w:ind w:left="5040" w:hanging="480"/>
-      </w:pPr>
-    </w:lvl>
-    <w:lvl w:ilvl="7">
-      <w:start w:val="16"/>
-      <w:numFmt w:val="decimal"/>
-      <w:lvlText w:val="%8."/>
-      <w:lvlJc w:val="left"/>
-      <w:pPr>
-        <w:ind w:left="5760" w:hanging="480"/>
-      </w:pPr>
-    </w:lvl>
-    <w:lvl w:ilvl="8">
-      <w:start w:val="16"/>
-      <w:numFmt w:val="decimal"/>
-      <w:lvlText w:val="%9."/>
-      <w:lvlJc w:val="left"/>
-      <w:pPr>
-        <w:ind w:left="6480" w:hanging="480"/>
-      </w:pPr>
-    </w:lvl>
-  </w:abstractNum>
-  <w:abstractNum w:abstractNumId="994151">
-    <w:nsid w:val="A994151"/>
-    <w:multiLevelType w:val="multilevel"/>
-    <w:lvl w:ilvl="0">
-      <w:start w:val="51"/>
-      <w:numFmt w:val="decimal"/>
-      <w:lvlText w:val="%1."/>
-      <w:lvlJc w:val="left"/>
-      <w:pPr>
-        <w:ind w:left="720" w:hanging="480"/>
-      </w:pPr>
-    </w:lvl>
-    <w:lvl w:ilvl="1">
-      <w:start w:val="51"/>
-      <w:numFmt w:val="decimal"/>
-      <w:lvlText w:val="%2."/>
-      <w:lvlJc w:val="left"/>
-      <w:pPr>
-        <w:ind w:left="1440" w:hanging="480"/>
-      </w:pPr>
-    </w:lvl>
-    <w:lvl w:ilvl="2">
-      <w:start w:val="51"/>
-      <w:numFmt w:val="decimal"/>
-      <w:lvlText w:val="%3."/>
-      <w:lvlJc w:val="left"/>
-      <w:pPr>
-        <w:ind w:left="2160" w:hanging="480"/>
-      </w:pPr>
-    </w:lvl>
-    <w:lvl w:ilvl="3">
-      <w:start w:val="51"/>
-      <w:numFmt w:val="decimal"/>
-      <w:lvlText w:val="%4."/>
-      <w:lvlJc w:val="left"/>
-      <w:pPr>
-        <w:ind w:left="2880" w:hanging="480"/>
-      </w:pPr>
-    </w:lvl>
-    <w:lvl w:ilvl="4">
-      <w:start w:val="51"/>
-      <w:numFmt w:val="decimal"/>
-      <w:lvlText w:val="%5."/>
-      <w:lvlJc w:val="left"/>
-      <w:pPr>
-        <w:ind w:left="3600" w:hanging="480"/>
-      </w:pPr>
-    </w:lvl>
-    <w:lvl w:ilvl="5">
-      <w:start w:val="51"/>
-      <w:numFmt w:val="decimal"/>
-      <w:lvlText w:val="%6."/>
-      <w:lvlJc w:val="left"/>
-      <w:pPr>
-        <w:ind w:left="4320" w:hanging="480"/>
-      </w:pPr>
-    </w:lvl>
-    <w:lvl w:ilvl="6">
-      <w:start w:val="51"/>
-      <w:numFmt w:val="decimal"/>
-      <w:lvlText w:val="%7."/>
-      <w:lvlJc w:val="left"/>
-      <w:pPr>
-        <w:ind w:left="5040" w:hanging="480"/>
-      </w:pPr>
-    </w:lvl>
-    <w:lvl w:ilvl="7">
-      <w:start w:val="51"/>
-      <w:numFmt w:val="decimal"/>
-      <w:lvlText w:val="%8."/>
-      <w:lvlJc w:val="left"/>
-      <w:pPr>
-        <w:ind w:left="5760" w:hanging="480"/>
-      </w:pPr>
-    </w:lvl>
-    <w:lvl w:ilvl="8">
-      <w:start w:val="51"/>
-      <w:numFmt w:val="decimal"/>
-      <w:lvlText w:val="%9."/>
-      <w:lvlJc w:val="left"/>
-      <w:pPr>
-        <w:ind w:left="6480" w:hanging="480"/>
-      </w:pPr>
-    </w:lvl>
-  </w:abstractNum>
-  <w:abstractNum w:abstractNumId="994181">
-    <w:nsid w:val="A994181"/>
-    <w:multiLevelType w:val="multilevel"/>
-    <w:lvl w:ilvl="0">
-      <w:start w:val="81"/>
-      <w:numFmt w:val="decimal"/>
-      <w:lvlText w:val="%1."/>
-      <w:lvlJc w:val="left"/>
-      <w:pPr>
-        <w:ind w:left="720" w:hanging="480"/>
-      </w:pPr>
-    </w:lvl>
-    <w:lvl w:ilvl="1">
-      <w:start w:val="81"/>
-      <w:numFmt w:val="decimal"/>
-      <w:lvlText w:val="%2."/>
-      <w:lvlJc w:val="left"/>
-      <w:pPr>
-        <w:ind w:left="1440" w:hanging="480"/>
-      </w:pPr>
-    </w:lvl>
-    <w:lvl w:ilvl="2">
-      <w:start w:val="81"/>
-      <w:numFmt w:val="decimal"/>
-      <w:lvlText w:val="%3."/>
-      <w:lvlJc w:val="left"/>
-      <w:pPr>
-        <w:ind w:left="2160" w:hanging="480"/>
-      </w:pPr>
-    </w:lvl>
-    <w:lvl w:ilvl="3">
-      <w:start w:val="81"/>
-      <w:numFmt w:val="decimal"/>
-      <w:lvlText w:val="%4."/>
-      <w:lvlJc w:val="left"/>
-      <w:pPr>
-        <w:ind w:left="2880" w:hanging="480"/>
-      </w:pPr>
-    </w:lvl>
-    <w:lvl w:ilvl="4">
-      <w:start w:val="81"/>
-      <w:numFmt w:val="decimal"/>
-      <w:lvlText w:val="%5."/>
-      <w:lvlJc w:val="left"/>
-      <w:pPr>
-        <w:ind w:left="3600" w:hanging="480"/>
-      </w:pPr>
-    </w:lvl>
-    <w:lvl w:ilvl="5">
-      <w:start w:val="81"/>
-      <w:numFmt w:val="decimal"/>
-      <w:lvlText w:val="%6."/>
-      <w:lvlJc w:val="left"/>
-      <w:pPr>
-        <w:ind w:left="4320" w:hanging="480"/>
-      </w:pPr>
-    </w:lvl>
-    <w:lvl w:ilvl="6">
-      <w:start w:val="81"/>
-      <w:numFmt w:val="decimal"/>
-      <w:lvlText w:val="%7."/>
-      <w:lvlJc w:val="left"/>
-      <w:pPr>
-        <w:ind w:left="5040" w:hanging="480"/>
-      </w:pPr>
-    </w:lvl>
-    <w:lvl w:ilvl="7">
-      <w:start w:val="81"/>
-      <w:numFmt w:val="decimal"/>
-      <w:lvlText w:val="%8."/>
-      <w:lvlJc w:val="left"/>
-      <w:pPr>
-        <w:ind w:left="5760" w:hanging="480"/>
-      </w:pPr>
-    </w:lvl>
-    <w:lvl w:ilvl="8">
-      <w:start w:val="81"/>
-      <w:numFmt w:val="decimal"/>
-      <w:lvlText w:val="%9."/>
-      <w:lvlJc w:val="left"/>
-      <w:pPr>
-        <w:ind w:left="6480" w:hanging="480"/>
-      </w:pPr>
-    </w:lvl>
-  </w:abstractNum>
-  <w:abstractNum w:abstractNumId="9941106">
-    <w:nsid w:val="A9941106"/>
-    <w:multiLevelType w:val="multilevel"/>
-    <w:lvl w:ilvl="0">
-      <w:start w:val="106"/>
-      <w:numFmt w:val="decimal"/>
-      <w:lvlText w:val="%1."/>
-      <w:lvlJc w:val="left"/>
-      <w:pPr>
-        <w:ind w:left="720" w:hanging="480"/>
-      </w:pPr>
-    </w:lvl>
-    <w:lvl w:ilvl="1">
-      <w:start w:val="106"/>
-      <w:numFmt w:val="decimal"/>
-      <w:lvlText w:val="%2."/>
-      <w:lvlJc w:val="left"/>
-      <w:pPr>
-        <w:ind w:left="1440" w:hanging="480"/>
-      </w:pPr>
-    </w:lvl>
-    <w:lvl w:ilvl="2">
-      <w:start w:val="106"/>
-      <w:numFmt w:val="decimal"/>
-      <w:lvlText w:val="%3."/>
-      <w:lvlJc w:val="left"/>
-      <w:pPr>
-        <w:ind w:left="2160" w:hanging="480"/>
-      </w:pPr>
-    </w:lvl>
-    <w:lvl w:ilvl="3">
-      <w:start w:val="106"/>
-      <w:numFmt w:val="decimal"/>
-      <w:lvlText w:val="%4."/>
-      <w:lvlJc w:val="left"/>
-      <w:pPr>
-        <w:ind w:left="2880" w:hanging="480"/>
-      </w:pPr>
-    </w:lvl>
-    <w:lvl w:ilvl="4">
-      <w:start w:val="106"/>
-      <w:numFmt w:val="decimal"/>
-      <w:lvlText w:val="%5."/>
-      <w:lvlJc w:val="left"/>
-      <w:pPr>
-        <w:ind w:left="3600" w:hanging="480"/>
-      </w:pPr>
-    </w:lvl>
-    <w:lvl w:ilvl="5">
-      <w:start w:val="106"/>
-      <w:numFmt w:val="decimal"/>
-      <w:lvlText w:val="%6."/>
-      <w:lvlJc w:val="left"/>
-      <w:pPr>
-        <w:ind w:left="4320" w:hanging="480"/>
-      </w:pPr>
-    </w:lvl>
-    <w:lvl w:ilvl="6">
-      <w:start w:val="106"/>
-      <w:numFmt w:val="decimal"/>
-      <w:lvlText w:val="%7."/>
-      <w:lvlJc w:val="left"/>
-      <w:pPr>
-        <w:ind w:left="5040" w:hanging="480"/>
-      </w:pPr>
-    </w:lvl>
-    <w:lvl w:ilvl="7">
-      <w:start w:val="106"/>
-      <w:numFmt w:val="decimal"/>
-      <w:lvlText w:val="%8."/>
-      <w:lvlJc w:val="left"/>
-      <w:pPr>
-        <w:ind w:left="5760" w:hanging="480"/>
-      </w:pPr>
-    </w:lvl>
-    <w:lvl w:ilvl="8">
-      <w:start w:val="106"/>
-      <w:numFmt w:val="decimal"/>
-      <w:lvlText w:val="%9."/>
-      <w:lvlJc w:val="left"/>
-      <w:pPr>
-        <w:ind w:left="6480" w:hanging="480"/>
-      </w:pPr>
-    </w:lvl>
-  </w:abstractNum>
   <w:num w:numId="1000">
     <w:abstractNumId w:val="990"/>
-  </w:num>
-  <w:num w:numId="1001">
-    <w:abstractNumId w:val="99411"/>
-    <w:lvlOverride w:ilvl="0">
-      <w:startOverride w:val="1"/>
-    </w:lvlOverride>
-    <w:lvlOverride w:ilvl="1">
-      <w:startOverride w:val="1"/>
-    </w:lvlOverride>
-    <w:lvlOverride w:ilvl="2">
-      <w:startOverride w:val="1"/>
-    </w:lvlOverride>
-    <w:lvlOverride w:ilvl="3">
-      <w:startOverride w:val="1"/>
-    </w:lvlOverride>
-    <w:lvlOverride w:ilvl="4">
-      <w:startOverride w:val="1"/>
-    </w:lvlOverride>
-    <w:lvlOverride w:ilvl="5">
-      <w:startOverride w:val="1"/>
-    </w:lvlOverride>
-    <w:lvlOverride w:ilvl="6">
-      <w:startOverride w:val="1"/>
-    </w:lvlOverride>
-    <w:lvlOverride w:ilvl="7">
-      <w:startOverride w:val="1"/>
-    </w:lvlOverride>
-    <w:lvlOverride w:ilvl="8">
-      <w:startOverride w:val="1"/>
-    </w:lvlOverride>
-  </w:num>
-  <w:num w:numId="1002">
-    <w:abstractNumId w:val="994116"/>
-    <w:lvlOverride w:ilvl="0">
-      <w:startOverride w:val="16"/>
-    </w:lvlOverride>
-    <w:lvlOverride w:ilvl="1">
-      <w:startOverride w:val="16"/>
-    </w:lvlOverride>
-    <w:lvlOverride w:ilvl="2">
-      <w:startOverride w:val="16"/>
-    </w:lvlOverride>
-    <w:lvlOverride w:ilvl="3">
-      <w:startOverride w:val="16"/>
-    </w:lvlOverride>
-    <w:lvlOverride w:ilvl="4">
-      <w:startOverride w:val="16"/>
-    </w:lvlOverride>
-    <w:lvlOverride w:ilvl="5">
-      <w:startOverride w:val="16"/>
-    </w:lvlOverride>
-    <w:lvlOverride w:ilvl="6">
-      <w:startOverride w:val="16"/>
-    </w:lvlOverride>
-    <w:lvlOverride w:ilvl="7">
-      <w:startOverride w:val="16"/>
-    </w:lvlOverride>
-    <w:lvlOverride w:ilvl="8">
-      <w:startOverride w:val="16"/>
-    </w:lvlOverride>
-  </w:num>
-  <w:num w:numId="1003">
-    <w:abstractNumId w:val="994151"/>
-    <w:lvlOverride w:ilvl="0">
-      <w:startOverride w:val="51"/>
-    </w:lvlOverride>
-    <w:lvlOverride w:ilvl="1">
-      <w:startOverride w:val="51"/>
-    </w:lvlOverride>
-    <w:lvlOverride w:ilvl="2">
-      <w:startOverride w:val="51"/>
-    </w:lvlOverride>
-    <w:lvlOverride w:ilvl="3">
-      <w:startOverride w:val="51"/>
-    </w:lvlOverride>
-    <w:lvlOverride w:ilvl="4">
-      <w:startOverride w:val="51"/>
-    </w:lvlOverride>
-    <w:lvlOverride w:ilvl="5">
-      <w:startOverride w:val="51"/>
-    </w:lvlOverride>
-    <w:lvlOverride w:ilvl="6">
-      <w:startOverride w:val="51"/>
-    </w:lvlOverride>
-    <w:lvlOverride w:ilvl="7">
-      <w:startOverride w:val="51"/>
-    </w:lvlOverride>
-    <w:lvlOverride w:ilvl="8">
-      <w:startOverride w:val="51"/>
-    </w:lvlOverride>
-  </w:num>
-  <w:num w:numId="1004">
-    <w:abstractNumId w:val="994181"/>
-    <w:lvlOverride w:ilvl="0">
-      <w:startOverride w:val="81"/>
-    </w:lvlOverride>
-    <w:lvlOverride w:ilvl="1">
-      <w:startOverride w:val="81"/>
-    </w:lvlOverride>
-    <w:lvlOverride w:ilvl="2">
-      <w:startOverride w:val="81"/>
-    </w:lvlOverride>
-    <w:lvlOverride w:ilvl="3">
-      <w:startOverride w:val="81"/>
-    </w:lvlOverride>
-    <w:lvlOverride w:ilvl="4">
-      <w:startOverride w:val="81"/>
-    </w:lvlOverride>
-    <w:lvlOverride w:ilvl="5">
-      <w:startOverride w:val="81"/>
-    </w:lvlOverride>
-    <w:lvlOverride w:ilvl="6">
-      <w:startOverride w:val="81"/>
-    </w:lvlOverride>
-    <w:lvlOverride w:ilvl="7">
-      <w:startOverride w:val="81"/>
-    </w:lvlOverride>
-    <w:lvlOverride w:ilvl="8">
-      <w:startOverride w:val="81"/>
-    </w:lvlOverride>
-  </w:num>
-  <w:num w:numId="1005">
-    <w:abstractNumId w:val="9941106"/>
-    <w:lvlOverride w:ilvl="0">
-      <w:startOverride w:val="106"/>
-    </w:lvlOverride>
-    <w:lvlOverride w:ilvl="1">
-      <w:startOverride w:val="106"/>
-    </w:lvlOverride>
-    <w:lvlOverride w:ilvl="2">
-      <w:startOverride w:val="106"/>
-    </w:lvlOverride>
-    <w:lvlOverride w:ilvl="3">
-      <w:startOverride w:val="106"/>
-    </w:lvlOverride>
-    <w:lvlOverride w:ilvl="4">
-      <w:startOverride w:val="106"/>
-    </w:lvlOverride>
-    <w:lvlOverride w:ilvl="5">
-      <w:startOverride w:val="106"/>
-    </w:lvlOverride>
-    <w:lvlOverride w:ilvl="6">
-      <w:startOverride w:val="106"/>
-    </w:lvlOverride>
-    <w:lvlOverride w:ilvl="7">
-      <w:startOverride w:val="106"/>
-    </w:lvlOverride>
-    <w:lvlOverride w:ilvl="8">
-      <w:startOverride w:val="106"/>
-    </w:lvlOverride>
   </w:num>
 </w:numbering>
 </file>
